--- a/protocols/4_CNPG3_assay.docx
+++ b/protocols/4_CNPG3_assay.docx
@@ -73,6 +73,7 @@
       <w:pPr>
         <w:rPr>
           <w:rFonts w:ascii="Arial" w:hAnsi="Arial" w:cs="Arial"/>
+          <w:color w:val="000000" w:themeColor="text1"/>
           <w:sz w:val="22"/>
           <w:szCs w:val="22"/>
           <w:lang w:val="nl-NL"/>
@@ -83,791 +84,204 @@
           <w:rFonts w:ascii="Arial" w:hAnsi="Arial" w:cs="Arial"/>
           <w:b/>
           <w:bCs/>
-          <w:sz w:val="22"/>
-          <w:szCs w:val="22"/>
-          <w:lang w:val="nl-NL"/>
-        </w:rPr>
-        <w:t xml:space="preserve">Doel: </w:t>
-      </w:r>
-      <w:r>
-        <w:rPr>
-          <w:rFonts w:ascii="Arial" w:hAnsi="Arial" w:cs="Arial"/>
-          <w:sz w:val="22"/>
-          <w:szCs w:val="22"/>
-          <w:lang w:val="nl-NL"/>
-        </w:rPr>
-        <w:t xml:space="preserve">Het doel van dit protocol is om de alfa-amylase activiteit in de speeksel monsters te bepalen mbv spectrofotometische bepaling.  </w:t>
-      </w:r>
-    </w:p>
-    <w:p>
-      <w:pPr>
+          <w:color w:val="000000" w:themeColor="text1"/>
+          <w:sz w:val="22"/>
+          <w:szCs w:val="22"/>
+          <w:lang w:val="nl-NL"/>
+        </w:rPr>
+        <w:t>Doel:</w:t>
+      </w:r>
+      <w:r>
+        <w:rPr>
+          <w:rFonts w:ascii="Arial" w:hAnsi="Arial" w:cs="Arial"/>
+          <w:color w:val="000000" w:themeColor="text1"/>
+          <w:sz w:val="22"/>
+          <w:szCs w:val="22"/>
+          <w:lang w:val="nl-NL"/>
+        </w:rPr>
+        <w:t xml:space="preserve"> Het doel van dit protocol is om de alfa-amylase activiteit in de speeksel monsters te bepalen met behulp van spectrofotometische bepaling op basis van het CNPG3 substraat. </w:t>
+      </w:r>
+    </w:p>
+    <w:p>
+      <w:pPr>
+        <w:rPr>
+          <w:rFonts w:ascii="Arial" w:hAnsi="Arial" w:cs="Arial"/>
+          <w:color w:val="000000" w:themeColor="text1"/>
+          <w:sz w:val="22"/>
+          <w:szCs w:val="22"/>
+          <w:lang w:val="nl-NL"/>
+        </w:rPr>
+      </w:pPr>
+      <w:r>
+        <w:rPr>
+          <w:rFonts w:ascii="Arial" w:hAnsi="Arial" w:cs="Arial"/>
+          <w:color w:val="000000" w:themeColor="text1"/>
+          <w:sz w:val="22"/>
+          <w:szCs w:val="22"/>
+          <w:lang w:val="nl-NL"/>
+        </w:rPr>
+        <w:t>De absorptie wordt gemeten bij 405 nm in (</w:t>
+      </w:r>
+      <m:oMath>
+        <m:r>
+          <m:rPr>
+            <m:sty m:val="p"/>
+          </m:rPr>
+          <w:rPr>
+            <w:rFonts w:ascii="Cambria Math" w:hAnsi="Cambria Math" w:cs="Arial"/>
+            <w:color w:val="000000" w:themeColor="text1"/>
+            <w:sz w:val="22"/>
+            <w:szCs w:val="22"/>
+            <w:lang w:val="nl-NL"/>
+          </w:rPr>
+          <m:t>∆Abs./min</m:t>
+        </m:r>
+      </m:oMath>
+      <w:r>
+        <w:rPr>
+          <w:rFonts w:ascii="Arial" w:eastAsiaTheme="minorEastAsia" w:hAnsi="Arial" w:cs="Arial"/>
+          <w:color w:val="000000" w:themeColor="text1"/>
+          <w:sz w:val="22"/>
+          <w:szCs w:val="22"/>
+          <w:lang w:val="nl-NL"/>
+        </w:rPr>
+        <w:t>) en omgerekend naar Units/liter voor de enzymactiviteit.</w:t>
+      </w:r>
+    </w:p>
+    <w:p>
+      <w:pPr>
+        <w:rPr>
+          <w:rFonts w:ascii="Arial" w:hAnsi="Arial" w:cs="Arial"/>
+          <w:color w:val="000000" w:themeColor="text1"/>
+          <w:sz w:val="22"/>
+          <w:szCs w:val="22"/>
+          <w:lang w:val="nl-NL"/>
+        </w:rPr>
+      </w:pPr>
+    </w:p>
+    <w:p>
+      <w:pPr>
+        <w:rPr>
+          <w:rFonts w:ascii="Arial" w:hAnsi="Arial" w:cs="Arial"/>
+          <w:sz w:val="22"/>
+          <w:szCs w:val="22"/>
+          <w:lang w:val="nl-NL"/>
+        </w:rPr>
+      </w:pPr>
+      <w:r>
         <w:rPr>
           <w:rFonts w:ascii="Arial" w:hAnsi="Arial" w:cs="Arial"/>
           <w:b/>
           <w:bCs/>
-          <w:sz w:val="22"/>
-          <w:szCs w:val="22"/>
-          <w:lang w:val="nl-NL"/>
-        </w:rPr>
-      </w:pPr>
-      <w:r>
+          <w:color w:val="000000" w:themeColor="text1"/>
+          <w:sz w:val="22"/>
+          <w:szCs w:val="22"/>
+          <w:lang w:val="nl-NL"/>
+        </w:rPr>
+        <w:t xml:space="preserve">Hypothese: </w:t>
+      </w:r>
+      <w:r>
+        <w:rPr>
+          <w:rFonts w:ascii="Arial" w:hAnsi="Arial" w:cs="Arial"/>
+          <w:sz w:val="22"/>
+          <w:szCs w:val="22"/>
+          <w:lang w:val="nl-NL"/>
+        </w:rPr>
+        <w:t>De verwachting is dat in humaan speeksel wordt alfa-amylase afgebroken door proteasen die aanwezig zijn in het speeksel, waardoor de enzymactiviteit verlaagd wordt.</w:t>
+      </w:r>
+    </w:p>
+    <w:p>
+      <w:pPr>
         <w:rPr>
           <w:rFonts w:ascii="Arial" w:hAnsi="Arial" w:cs="Arial"/>
           <w:b/>
           <w:bCs/>
-          <w:sz w:val="22"/>
-          <w:szCs w:val="22"/>
-          <w:lang w:val="nl-NL"/>
-        </w:rPr>
-        <w:t xml:space="preserve">Principe: </w:t>
-      </w:r>
-      <w:r>
-        <w:rPr>
-          <w:rFonts w:ascii="Arial" w:hAnsi="Arial" w:cs="Arial"/>
-          <w:sz w:val="22"/>
-          <w:szCs w:val="22"/>
-          <w:lang w:val="nl-NL"/>
-        </w:rPr>
-        <w:t>Alfa-amylase hydrolyseert 2-chloor-p-nitrofenyl-a-D-maltotrioside (CNPG3) om 2-chloor-nitrofenol vrij te maken en vormt 2-chloor-pnitrofenyl-a-D-maltoside (CNPG2), maltotriose (G3) en glucose (G). De absorptie van de toenemende snelheid wordt gemeten bij 405 nm en is evenredig met de alfa-amylase activiteit in het monster.</w:t>
-      </w:r>
+          <w:color w:val="000000" w:themeColor="text1"/>
+          <w:sz w:val="22"/>
+          <w:szCs w:val="22"/>
+          <w:lang w:val="nl-NL"/>
+        </w:rPr>
+      </w:pPr>
+    </w:p>
+    <w:p>
+      <w:pPr>
+        <w:rPr>
+          <w:rFonts w:ascii="Arial" w:hAnsi="Arial" w:cs="Arial"/>
+          <w:color w:val="000000" w:themeColor="text1"/>
+          <w:sz w:val="22"/>
+          <w:szCs w:val="22"/>
+          <w:lang w:val="nl-NL"/>
+        </w:rPr>
+      </w:pPr>
       <w:r>
         <w:rPr>
           <w:rFonts w:ascii="Arial" w:hAnsi="Arial" w:cs="Arial"/>
           <w:b/>
           <w:bCs/>
-          <w:sz w:val="22"/>
-          <w:szCs w:val="22"/>
-          <w:lang w:val="nl-NL"/>
-        </w:rPr>
-        <w:t xml:space="preserve"> </w:t>
-      </w:r>
-    </w:p>
-    <w:p>
-      <w:pPr>
-        <w:rPr>
-          <w:rFonts w:ascii="Arial" w:hAnsi="Arial" w:cs="Arial"/>
-          <w:b/>
-          <w:bCs/>
-          <w:sz w:val="22"/>
-          <w:szCs w:val="22"/>
-          <w:lang w:val="nl-NL"/>
-        </w:rPr>
-      </w:pPr>
-    </w:p>
-    <w:p>
-      <w:pPr>
-        <w:rPr>
-          <w:rFonts w:ascii="Arial" w:hAnsi="Arial" w:cs="Arial"/>
-          <w:b/>
-          <w:bCs/>
-          <w:sz w:val="22"/>
-          <w:szCs w:val="22"/>
-          <w:lang w:val="nl-NL"/>
-        </w:rPr>
-      </w:pPr>
-      <w:r>
-        <w:rPr>
-          <w:rFonts w:ascii="Arial" w:hAnsi="Arial" w:cs="Arial"/>
-          <w:b/>
-          <w:bCs/>
-          <w:sz w:val="22"/>
-          <w:szCs w:val="22"/>
-          <w:lang w:val="nl-NL"/>
-        </w:rPr>
-        <w:t>Materialen</w:t>
-      </w:r>
-    </w:p>
-    <w:p>
-      <w:pPr>
-        <w:numPr>
-          <w:ilvl w:val="0"/>
-          <w:numId w:val="1"/>
-        </w:numPr>
-        <w:rPr>
-          <w:rFonts w:ascii="Arial" w:hAnsi="Arial" w:cs="Arial"/>
-          <w:sz w:val="22"/>
-          <w:szCs w:val="22"/>
-        </w:rPr>
-      </w:pPr>
-      <w:r>
-        <w:rPr>
-          <w:rFonts w:ascii="Arial" w:hAnsi="Arial" w:cs="Arial"/>
-          <w:sz w:val="22"/>
-          <w:szCs w:val="22"/>
-        </w:rPr>
-        <w:t>BCA-</w:t>
-      </w:r>
-      <w:proofErr w:type="spellStart"/>
-      <w:r>
-        <w:rPr>
-          <w:rFonts w:ascii="Arial" w:hAnsi="Arial" w:cs="Arial"/>
-          <w:sz w:val="22"/>
-          <w:szCs w:val="22"/>
-        </w:rPr>
-        <w:t>oplossing</w:t>
-      </w:r>
-      <w:proofErr w:type="spellEnd"/>
-      <w:r>
-        <w:rPr>
-          <w:rFonts w:ascii="Arial" w:hAnsi="Arial" w:cs="Arial"/>
-          <w:sz w:val="22"/>
-          <w:szCs w:val="22"/>
-        </w:rPr>
-        <w:t xml:space="preserve"> </w:t>
-      </w:r>
-    </w:p>
-    <w:p>
-      <w:pPr>
-        <w:numPr>
-          <w:ilvl w:val="0"/>
-          <w:numId w:val="1"/>
-        </w:numPr>
-        <w:rPr>
-          <w:rFonts w:ascii="Arial" w:hAnsi="Arial" w:cs="Arial"/>
-          <w:sz w:val="22"/>
-          <w:szCs w:val="22"/>
-        </w:rPr>
-      </w:pPr>
-      <w:r>
-        <w:rPr>
-          <w:rFonts w:ascii="Arial" w:hAnsi="Arial" w:cs="Arial"/>
-          <w:sz w:val="22"/>
-          <w:szCs w:val="22"/>
-          <w:lang w:val="nl-NL"/>
-        </w:rPr>
-        <w:t>CNPG3 kit </w:t>
-      </w:r>
-      <w:r>
-        <w:rPr>
-          <w:rFonts w:ascii="Arial" w:hAnsi="Arial" w:cs="Arial"/>
-          <w:sz w:val="22"/>
-          <w:szCs w:val="22"/>
-        </w:rPr>
-        <w:t> </w:t>
-      </w:r>
-    </w:p>
-    <w:p>
-      <w:pPr>
-        <w:numPr>
-          <w:ilvl w:val="0"/>
-          <w:numId w:val="1"/>
-        </w:numPr>
-        <w:rPr>
-          <w:rFonts w:ascii="Arial" w:hAnsi="Arial" w:cs="Arial"/>
-          <w:sz w:val="22"/>
-          <w:szCs w:val="22"/>
-        </w:rPr>
-      </w:pPr>
-      <w:r>
-        <w:rPr>
-          <w:rFonts w:ascii="Arial" w:hAnsi="Arial" w:cs="Arial"/>
-          <w:sz w:val="22"/>
-          <w:szCs w:val="22"/>
-        </w:rPr>
-        <w:t>R1 buffer pH 6: </w:t>
-      </w:r>
-      <w:r>
-        <w:rPr>
-          <w:rFonts w:ascii="Arial" w:hAnsi="Arial" w:cs="Arial"/>
-          <w:sz w:val="22"/>
-          <w:szCs w:val="22"/>
-        </w:rPr>
-        <w:br/>
-        <w:t xml:space="preserve">-- </w:t>
-      </w:r>
-      <w:proofErr w:type="spellStart"/>
-      <w:r>
-        <w:rPr>
-          <w:rFonts w:ascii="Arial" w:hAnsi="Arial" w:cs="Arial"/>
-          <w:sz w:val="22"/>
-          <w:szCs w:val="22"/>
-        </w:rPr>
-        <w:t>Calciumacetaat</w:t>
-      </w:r>
-      <w:proofErr w:type="spellEnd"/>
-      <w:r>
-        <w:rPr>
-          <w:rFonts w:ascii="Arial" w:hAnsi="Arial" w:cs="Arial"/>
-          <w:sz w:val="22"/>
-          <w:szCs w:val="22"/>
-        </w:rPr>
-        <w:t xml:space="preserve"> 6 mmol/L </w:t>
-      </w:r>
-      <w:r>
-        <w:rPr>
-          <w:rFonts w:ascii="Arial" w:hAnsi="Arial" w:cs="Arial"/>
-          <w:sz w:val="22"/>
-          <w:szCs w:val="22"/>
-        </w:rPr>
-        <w:br/>
-        <w:t xml:space="preserve">-- </w:t>
-      </w:r>
-      <w:r>
-        <w:rPr>
-          <w:rFonts w:ascii="Arial" w:hAnsi="Arial" w:cs="Arial"/>
-          <w:sz w:val="22"/>
-          <w:szCs w:val="22"/>
-        </w:rPr>
-        <w:t>MES buffer 100 mol/L </w:t>
-      </w:r>
-    </w:p>
-    <w:p>
-      <w:pPr>
-        <w:numPr>
-          <w:ilvl w:val="0"/>
-          <w:numId w:val="1"/>
-        </w:numPr>
-        <w:rPr>
-          <w:rFonts w:ascii="Arial" w:hAnsi="Arial" w:cs="Arial"/>
-          <w:sz w:val="22"/>
-          <w:szCs w:val="22"/>
-        </w:rPr>
-      </w:pPr>
-      <w:r>
-        <w:rPr>
-          <w:rFonts w:ascii="Arial" w:hAnsi="Arial" w:cs="Arial"/>
-          <w:sz w:val="22"/>
-          <w:szCs w:val="22"/>
-        </w:rPr>
-        <w:t xml:space="preserve">R2 </w:t>
-      </w:r>
-      <w:proofErr w:type="spellStart"/>
-      <w:r>
-        <w:rPr>
-          <w:rFonts w:ascii="Arial" w:hAnsi="Arial" w:cs="Arial"/>
-          <w:sz w:val="22"/>
-          <w:szCs w:val="22"/>
-        </w:rPr>
-        <w:t>subraat</w:t>
-      </w:r>
-      <w:proofErr w:type="spellEnd"/>
-      <w:r>
-        <w:rPr>
-          <w:rFonts w:ascii="Arial" w:hAnsi="Arial" w:cs="Arial"/>
-          <w:sz w:val="22"/>
-          <w:szCs w:val="22"/>
-        </w:rPr>
-        <w:t>: </w:t>
-      </w:r>
-      <w:r>
-        <w:rPr>
-          <w:rFonts w:ascii="Arial" w:hAnsi="Arial" w:cs="Arial"/>
-          <w:sz w:val="22"/>
-          <w:szCs w:val="22"/>
-        </w:rPr>
-        <w:br/>
-        <w:t>-- CNPG3 2.25 mmol/L </w:t>
-      </w:r>
-      <w:r>
-        <w:rPr>
-          <w:rFonts w:ascii="Arial" w:hAnsi="Arial" w:cs="Arial"/>
-          <w:sz w:val="22"/>
-          <w:szCs w:val="22"/>
-        </w:rPr>
-        <w:br/>
-      </w:r>
-      <w:r>
-        <w:rPr>
-          <w:rFonts w:ascii="Arial" w:hAnsi="Arial" w:cs="Arial"/>
-          <w:sz w:val="22"/>
-          <w:szCs w:val="22"/>
-        </w:rPr>
-        <w:t xml:space="preserve">-- </w:t>
-      </w:r>
-      <w:proofErr w:type="spellStart"/>
-      <w:r>
-        <w:rPr>
-          <w:rFonts w:ascii="Arial" w:hAnsi="Arial" w:cs="Arial"/>
-          <w:sz w:val="22"/>
-          <w:szCs w:val="22"/>
-        </w:rPr>
-        <w:t>Caliumthiocyanaat</w:t>
-      </w:r>
-      <w:proofErr w:type="spellEnd"/>
-      <w:r>
-        <w:rPr>
-          <w:rFonts w:ascii="Arial" w:hAnsi="Arial" w:cs="Arial"/>
-          <w:sz w:val="22"/>
-          <w:szCs w:val="22"/>
-        </w:rPr>
-        <w:t xml:space="preserve"> 900 mmol/L </w:t>
-      </w:r>
-      <w:r>
-        <w:rPr>
-          <w:rFonts w:ascii="Arial" w:hAnsi="Arial" w:cs="Arial"/>
-          <w:sz w:val="22"/>
-          <w:szCs w:val="22"/>
-        </w:rPr>
-        <w:br/>
-        <w:t xml:space="preserve">-- </w:t>
-      </w:r>
-      <w:r>
-        <w:rPr>
-          <w:rFonts w:ascii="Arial" w:hAnsi="Arial" w:cs="Arial"/>
-          <w:sz w:val="22"/>
-          <w:szCs w:val="22"/>
-        </w:rPr>
-        <w:t>NaCl 350 mmol/L </w:t>
-      </w:r>
-    </w:p>
-    <w:p>
-      <w:pPr>
-        <w:numPr>
-          <w:ilvl w:val="0"/>
-          <w:numId w:val="1"/>
-        </w:numPr>
-        <w:rPr>
-          <w:rFonts w:ascii="Arial" w:hAnsi="Arial" w:cs="Arial"/>
-          <w:sz w:val="22"/>
-          <w:szCs w:val="22"/>
-        </w:rPr>
-      </w:pPr>
-      <w:r>
-        <w:rPr>
-          <w:rFonts w:ascii="Arial" w:hAnsi="Arial" w:cs="Arial"/>
-          <w:sz w:val="22"/>
-          <w:szCs w:val="22"/>
-          <w:lang w:val="nl-NL"/>
-        </w:rPr>
-        <w:t>Pipetten</w:t>
-      </w:r>
-      <w:r>
-        <w:rPr>
-          <w:rFonts w:ascii="Arial" w:hAnsi="Arial" w:cs="Arial"/>
-          <w:sz w:val="22"/>
-          <w:szCs w:val="22"/>
-        </w:rPr>
-        <w:t> </w:t>
-      </w:r>
-      <w:proofErr w:type="spellStart"/>
-      <w:r>
-        <w:rPr>
-          <w:rFonts w:ascii="Arial" w:hAnsi="Arial" w:cs="Arial"/>
-          <w:sz w:val="22"/>
-          <w:szCs w:val="22"/>
-        </w:rPr>
-        <w:t>en</w:t>
-      </w:r>
-      <w:proofErr w:type="spellEnd"/>
-      <w:r>
-        <w:rPr>
-          <w:rFonts w:ascii="Arial" w:hAnsi="Arial" w:cs="Arial"/>
-          <w:sz w:val="22"/>
-          <w:szCs w:val="22"/>
-        </w:rPr>
-        <w:t xml:space="preserve"> </w:t>
-      </w:r>
-      <w:proofErr w:type="spellStart"/>
-      <w:r>
-        <w:rPr>
-          <w:rFonts w:ascii="Arial" w:hAnsi="Arial" w:cs="Arial"/>
-          <w:sz w:val="22"/>
-          <w:szCs w:val="22"/>
-        </w:rPr>
-        <w:t>steriele</w:t>
-      </w:r>
-      <w:proofErr w:type="spellEnd"/>
-      <w:r>
-        <w:rPr>
-          <w:rFonts w:ascii="Arial" w:hAnsi="Arial" w:cs="Arial"/>
-          <w:sz w:val="22"/>
-          <w:szCs w:val="22"/>
-        </w:rPr>
-        <w:t xml:space="preserve"> </w:t>
-      </w:r>
-      <w:proofErr w:type="spellStart"/>
-      <w:r>
-        <w:rPr>
-          <w:rFonts w:ascii="Arial" w:hAnsi="Arial" w:cs="Arial"/>
-          <w:sz w:val="22"/>
-          <w:szCs w:val="22"/>
-        </w:rPr>
-        <w:t>filtertips</w:t>
-      </w:r>
-      <w:proofErr w:type="spellEnd"/>
-    </w:p>
-    <w:p>
-      <w:pPr>
-        <w:numPr>
-          <w:ilvl w:val="0"/>
-          <w:numId w:val="1"/>
-        </w:numPr>
-        <w:rPr>
-          <w:rFonts w:ascii="Arial" w:hAnsi="Arial" w:cs="Arial"/>
-          <w:sz w:val="22"/>
-          <w:szCs w:val="22"/>
-        </w:rPr>
-      </w:pPr>
-      <w:r>
-        <w:rPr>
-          <w:rFonts w:ascii="Arial" w:hAnsi="Arial" w:cs="Arial"/>
-          <w:sz w:val="22"/>
-          <w:szCs w:val="22"/>
-          <w:lang w:val="nl-NL"/>
-        </w:rPr>
-        <w:t>Reageerbuis + reageerbuis rek </w:t>
-      </w:r>
-      <w:r>
-        <w:rPr>
-          <w:rFonts w:ascii="Arial" w:hAnsi="Arial" w:cs="Arial"/>
-          <w:sz w:val="22"/>
-          <w:szCs w:val="22"/>
-        </w:rPr>
-        <w:t> </w:t>
-      </w:r>
-    </w:p>
-    <w:p>
-      <w:pPr>
-        <w:numPr>
-          <w:ilvl w:val="0"/>
-          <w:numId w:val="1"/>
-        </w:numPr>
-        <w:rPr>
-          <w:rFonts w:ascii="Arial" w:hAnsi="Arial" w:cs="Arial"/>
-          <w:sz w:val="22"/>
-          <w:szCs w:val="22"/>
-        </w:rPr>
-      </w:pPr>
-      <w:r>
-        <w:rPr>
-          <w:rFonts w:ascii="Arial" w:hAnsi="Arial" w:cs="Arial"/>
-          <w:sz w:val="22"/>
-          <w:szCs w:val="22"/>
-          <w:lang w:val="nl-NL"/>
-        </w:rPr>
-        <w:t>Timer</w:t>
-      </w:r>
-      <w:r>
-        <w:rPr>
-          <w:rFonts w:ascii="Arial" w:hAnsi="Arial" w:cs="Arial"/>
-          <w:sz w:val="22"/>
-          <w:szCs w:val="22"/>
-        </w:rPr>
-        <w:t> </w:t>
-      </w:r>
-    </w:p>
-    <w:p>
-      <w:pPr>
-        <w:numPr>
-          <w:ilvl w:val="0"/>
-          <w:numId w:val="1"/>
-        </w:numPr>
-        <w:rPr>
-          <w:rFonts w:ascii="Arial" w:hAnsi="Arial" w:cs="Arial"/>
-          <w:sz w:val="22"/>
-          <w:szCs w:val="22"/>
-          <w:lang w:val="nl-NL"/>
-        </w:rPr>
-      </w:pPr>
-      <w:r>
-        <w:rPr>
-          <w:rFonts w:ascii="Arial" w:hAnsi="Arial" w:cs="Arial"/>
-          <w:sz w:val="22"/>
-          <w:szCs w:val="22"/>
-          <w:lang w:val="nl-NL"/>
-        </w:rPr>
-        <w:t>Verwarmingsblok bij 37</w:t>
-      </w:r>
-      <w:r>
-        <w:rPr>
-          <w:rFonts w:ascii="Arial" w:hAnsi="Arial" w:cs="Arial"/>
-          <w:sz w:val="22"/>
-          <w:szCs w:val="22"/>
-          <w:lang w:val="nl-NL"/>
-        </w:rPr>
-        <w:t xml:space="preserve"> °C</w:t>
-      </w:r>
-    </w:p>
-    <w:p>
-      <w:pPr>
-        <w:numPr>
-          <w:ilvl w:val="0"/>
-          <w:numId w:val="1"/>
-        </w:numPr>
-        <w:rPr>
-          <w:rFonts w:ascii="Arial" w:hAnsi="Arial" w:cs="Arial"/>
-          <w:sz w:val="22"/>
-          <w:szCs w:val="22"/>
-        </w:rPr>
-      </w:pPr>
-      <w:r>
-        <w:rPr>
-          <w:rFonts w:ascii="Arial" w:hAnsi="Arial" w:cs="Arial"/>
-          <w:sz w:val="22"/>
-          <w:szCs w:val="22"/>
-          <w:lang w:val="nl-NL"/>
-        </w:rPr>
-        <w:t>Spectrofotometer</w:t>
-      </w:r>
-      <w:r>
-        <w:rPr>
-          <w:rFonts w:ascii="Arial" w:hAnsi="Arial" w:cs="Arial"/>
-          <w:sz w:val="22"/>
-          <w:szCs w:val="22"/>
-        </w:rPr>
-        <w:t> </w:t>
-      </w:r>
-    </w:p>
-    <w:p>
-      <w:pPr>
-        <w:numPr>
-          <w:ilvl w:val="0"/>
-          <w:numId w:val="1"/>
-        </w:numPr>
-        <w:rPr>
-          <w:rFonts w:ascii="Arial" w:hAnsi="Arial" w:cs="Arial"/>
-          <w:sz w:val="22"/>
-          <w:szCs w:val="22"/>
-        </w:rPr>
-      </w:pPr>
-      <w:commentRangeStart w:id="0"/>
-      <w:proofErr w:type="spellStart"/>
-      <w:r>
-        <w:rPr>
-          <w:rFonts w:ascii="Arial" w:hAnsi="Arial" w:cs="Arial"/>
-          <w:sz w:val="22"/>
-          <w:szCs w:val="22"/>
-        </w:rPr>
-        <w:t>Controles</w:t>
-      </w:r>
-      <w:commentRangeEnd w:id="0"/>
-      <w:proofErr w:type="spellEnd"/>
-      <w:r>
-        <w:rPr>
-          <w:rStyle w:val="CommentReference"/>
-        </w:rPr>
-        <w:commentReference w:id="0"/>
-      </w:r>
-    </w:p>
-    <w:p>
-      <w:pPr>
-        <w:rPr>
-          <w:rFonts w:ascii="Arial" w:hAnsi="Arial" w:cs="Arial"/>
-          <w:sz w:val="22"/>
-          <w:szCs w:val="22"/>
-        </w:rPr>
-      </w:pPr>
-    </w:p>
-    <w:p>
-      <w:pPr>
-        <w:rPr>
-          <w:rFonts w:ascii="Arial" w:hAnsi="Arial" w:cs="Arial"/>
-          <w:b/>
-          <w:bCs/>
+          <w:color w:val="000000" w:themeColor="text1"/>
+          <w:sz w:val="22"/>
+          <w:szCs w:val="22"/>
+          <w:lang w:val="nl-NL"/>
+        </w:rPr>
+        <w:t>Principe:</w:t>
+      </w:r>
+      <w:r>
+        <w:rPr>
+          <w:rFonts w:ascii="Arial" w:hAnsi="Arial" w:cs="Arial"/>
+          <w:color w:val="000000" w:themeColor="text1"/>
+          <w:sz w:val="22"/>
+          <w:szCs w:val="22"/>
+          <w:lang w:val="nl-NL"/>
+        </w:rPr>
+        <w:t xml:space="preserve"> Alfa-amylase hydrolyseert 2-chloor-p-nitrofenyl-a-D-maltotrioside (CNPG3) om 2-chloor-nitrofenol vrij te maken en vormt 2-chloor-pnitrofenyl-a-D-maltoside (CNPG2), maltotriose (G3) en glucose (G) (</w:t>
+      </w:r>
+      <w:r>
+        <w:rPr>
+          <w:rFonts w:ascii="Arial" w:hAnsi="Arial" w:cs="Arial"/>
           <w:i/>
           <w:iCs/>
-          <w:sz w:val="22"/>
-          <w:szCs w:val="22"/>
-          <w:lang w:val="nl-NL"/>
-        </w:rPr>
-      </w:pPr>
-      <w:r>
-        <w:rPr>
-          <w:rFonts w:ascii="Arial" w:hAnsi="Arial" w:cs="Arial"/>
-          <w:b/>
-          <w:bCs/>
-          <w:sz w:val="22"/>
-          <w:szCs w:val="22"/>
-          <w:lang w:val="nl-NL"/>
-        </w:rPr>
-        <w:t>Methode</w:t>
-      </w:r>
-      <w:r>
-        <w:rPr>
-          <w:rFonts w:ascii="Arial" w:hAnsi="Arial" w:cs="Arial"/>
-          <w:b/>
-          <w:bCs/>
-          <w:sz w:val="22"/>
-          <w:szCs w:val="22"/>
-          <w:lang w:val="nl-NL"/>
-        </w:rPr>
-        <w:br/>
-      </w:r>
-    </w:p>
-    <w:p>
-      <w:pPr>
-        <w:pStyle w:val="ListParagraph"/>
-        <w:numPr>
-          <w:ilvl w:val="0"/>
-          <w:numId w:val="2"/>
-        </w:numPr>
-        <w:rPr>
-          <w:rFonts w:ascii="Arial" w:hAnsi="Arial" w:cs="Arial"/>
-          <w:sz w:val="22"/>
-          <w:szCs w:val="22"/>
-          <w:lang w:val="nl-NL"/>
-        </w:rPr>
-      </w:pPr>
-      <w:r>
-        <w:rPr>
-          <w:rFonts w:ascii="Arial" w:hAnsi="Arial" w:cs="Arial"/>
-          <w:sz w:val="22"/>
-          <w:szCs w:val="22"/>
-          <w:lang w:val="nl-NL"/>
-        </w:rPr>
-        <w:t>Breng het reagens op kamertemperatuur.  </w:t>
-      </w:r>
-    </w:p>
-    <w:p>
-      <w:pPr>
-        <w:pStyle w:val="ListParagraph"/>
-        <w:numPr>
-          <w:ilvl w:val="0"/>
-          <w:numId w:val="2"/>
-        </w:numPr>
-        <w:rPr>
-          <w:rFonts w:ascii="Arial" w:hAnsi="Arial" w:cs="Arial"/>
-          <w:sz w:val="22"/>
-          <w:szCs w:val="22"/>
-          <w:lang w:val="nl-NL"/>
-        </w:rPr>
-      </w:pPr>
-      <w:r>
-        <w:rPr>
-          <w:rFonts w:ascii="Arial" w:hAnsi="Arial" w:cs="Arial"/>
-          <w:sz w:val="22"/>
-          <w:szCs w:val="22"/>
-          <w:lang w:val="nl-NL"/>
-        </w:rPr>
-        <w:t>Pipetteer 1 ml reagens in een reageerbuis (blanco controle).  </w:t>
-      </w:r>
-    </w:p>
-    <w:p>
-      <w:pPr>
-        <w:pStyle w:val="ListParagraph"/>
-        <w:numPr>
-          <w:ilvl w:val="0"/>
-          <w:numId w:val="2"/>
-        </w:numPr>
-        <w:rPr>
-          <w:rFonts w:ascii="Arial" w:hAnsi="Arial" w:cs="Arial"/>
-          <w:sz w:val="22"/>
-          <w:szCs w:val="22"/>
-          <w:lang w:val="nl-NL"/>
-        </w:rPr>
-      </w:pPr>
-      <w:r>
-        <w:rPr>
-          <w:rFonts w:ascii="Arial" w:hAnsi="Arial" w:cs="Arial"/>
-          <w:sz w:val="22"/>
-          <w:szCs w:val="22"/>
-          <w:lang w:val="nl-NL"/>
-        </w:rPr>
-        <w:t>Incubeer alle buisjes voor 5 minuten bij 37C. </w:t>
-      </w:r>
-    </w:p>
-    <w:p>
-      <w:pPr>
-        <w:pStyle w:val="ListParagraph"/>
-        <w:numPr>
-          <w:ilvl w:val="0"/>
-          <w:numId w:val="2"/>
-        </w:numPr>
-        <w:rPr>
-          <w:rFonts w:ascii="Arial" w:hAnsi="Arial" w:cs="Arial"/>
-          <w:sz w:val="22"/>
-          <w:szCs w:val="22"/>
-          <w:lang w:val="nl-NL"/>
-        </w:rPr>
-      </w:pPr>
-      <w:r>
-        <w:rPr>
-          <w:rFonts w:ascii="Arial" w:hAnsi="Arial" w:cs="Arial"/>
-          <w:sz w:val="22"/>
-          <w:szCs w:val="22"/>
-          <w:lang w:val="nl-NL"/>
-        </w:rPr>
-        <w:t>Zet de spectrofotometer op 0 met demiwater bij 405 nm.  </w:t>
-      </w:r>
-    </w:p>
-    <w:p>
-      <w:pPr>
-        <w:pStyle w:val="ListParagraph"/>
-        <w:numPr>
-          <w:ilvl w:val="0"/>
-          <w:numId w:val="2"/>
-        </w:numPr>
-        <w:rPr>
-          <w:rFonts w:ascii="Arial" w:hAnsi="Arial" w:cs="Arial"/>
-          <w:sz w:val="22"/>
-          <w:szCs w:val="22"/>
-          <w:lang w:val="nl-NL"/>
-        </w:rPr>
-      </w:pPr>
-      <w:r>
-        <w:rPr>
-          <w:rFonts w:ascii="Arial" w:hAnsi="Arial" w:cs="Arial"/>
-          <w:sz w:val="22"/>
-          <w:szCs w:val="22"/>
-          <w:lang w:val="nl-NL"/>
-        </w:rPr>
-        <w:t>Pipetteer 25 ul monster toe en lees na 1 minuut af.  </w:t>
-      </w:r>
-    </w:p>
-    <w:p>
-      <w:pPr>
-        <w:pStyle w:val="ListParagraph"/>
-        <w:numPr>
-          <w:ilvl w:val="0"/>
-          <w:numId w:val="2"/>
-        </w:numPr>
-        <w:rPr>
-          <w:rFonts w:ascii="Arial" w:hAnsi="Arial" w:cs="Arial"/>
-          <w:sz w:val="22"/>
-          <w:szCs w:val="22"/>
-          <w:lang w:val="nl-NL"/>
-        </w:rPr>
-      </w:pPr>
-      <w:r>
-        <w:rPr>
-          <w:rFonts w:ascii="Arial" w:hAnsi="Arial" w:cs="Arial"/>
-          <w:sz w:val="22"/>
-          <w:szCs w:val="22"/>
-          <w:lang w:val="nl-NL"/>
-        </w:rPr>
-        <w:t>Herhaal de meting om de 1 minuut weer gedurende 2 minuten in (DAbs./min) </w:t>
-      </w:r>
-    </w:p>
-    <w:p>
-      <w:pPr>
-        <w:pStyle w:val="ListParagraph"/>
-        <w:numPr>
-          <w:ilvl w:val="0"/>
-          <w:numId w:val="2"/>
-        </w:numPr>
-        <w:rPr>
-          <w:rFonts w:ascii="Arial" w:hAnsi="Arial" w:cs="Arial"/>
-          <w:sz w:val="22"/>
-          <w:szCs w:val="22"/>
-          <w:lang w:val="nl-NL"/>
-        </w:rPr>
-      </w:pPr>
-      <w:r>
-        <w:rPr>
-          <w:rFonts w:ascii="Arial" w:hAnsi="Arial" w:cs="Arial"/>
-          <w:sz w:val="22"/>
-          <w:szCs w:val="22"/>
-          <w:lang w:val="nl-NL"/>
-        </w:rPr>
-        <w:t>Vermenigvuldig het antwoord met 3178 om in Units/Liter (U/L) om te zetten.  </w:t>
-      </w:r>
-    </w:p>
-    <w:p>
-      <w:pPr>
-        <w:rPr>
-          <w:lang w:val="nl-NL"/>
-        </w:rPr>
-      </w:pPr>
-      <w:r>
-        <w:rPr>
+          <w:color w:val="000000" w:themeColor="text1"/>
+          <w:sz w:val="22"/>
+          <w:szCs w:val="22"/>
+          <w:lang w:val="nl-NL"/>
+        </w:rPr>
+        <w:t>zie figuur 1</w:t>
+      </w:r>
+      <w:r>
+        <w:rPr>
+          <w:rFonts w:ascii="Arial" w:hAnsi="Arial" w:cs="Arial"/>
+          <w:color w:val="000000" w:themeColor="text1"/>
+          <w:sz w:val="22"/>
+          <w:szCs w:val="22"/>
+          <w:lang w:val="nl-NL"/>
+        </w:rPr>
+        <w:t>). De absorptie van de toenemende snelheid wordt gemeten bij 405 nm en is evenredig met de hoeveelheid alfa-amylase activiteit in het monster.</w:t>
+      </w:r>
+    </w:p>
+    <w:p>
+      <w:pPr>
+        <w:rPr>
+          <w:rFonts w:ascii="Arial" w:hAnsi="Arial" w:cs="Arial"/>
+          <w:color w:val="000000" w:themeColor="text1"/>
+          <w:sz w:val="22"/>
+          <w:szCs w:val="22"/>
+          <w:lang w:val="nl-NL"/>
+        </w:rPr>
+      </w:pPr>
+      <w:r>
+        <w:rPr>
+          <w:rFonts w:ascii="Arial" w:hAnsi="Arial" w:cs="Arial"/>
           <w:noProof/>
-        </w:rPr>
-        <w:lastRenderedPageBreak/>
+          <w:color w:val="000000" w:themeColor="text1"/>
+          <w:sz w:val="22"/>
+          <w:szCs w:val="22"/>
+          <w:lang w:val="nl-NL"/>
+        </w:rPr>
         <w:drawing>
-          <wp:inline distT="0" distB="0" distL="0" distR="0" wp14:anchorId="448CC46E" wp14:editId="56E0AC90">
-            <wp:extent cx="2257425" cy="1638300"/>
-            <wp:effectExtent l="0" t="0" r="9525" b="0"/>
-            <wp:docPr id="1661708699" name="Picture 1" descr="A black and white text with black text&#10;&#10;AI-generated content may be incorrect."/>
+          <wp:inline distT="0" distB="0" distL="0" distR="0" wp14:anchorId="6FCD2CB0" wp14:editId="2D384D01">
+            <wp:extent cx="3777343" cy="538604"/>
+            <wp:effectExtent l="0" t="0" r="0" b="0"/>
+            <wp:docPr id="882330615" name="Picture 1" descr="A black text with a black arrow pointing to the center&#10;&#10;Description automatically generated"/>
             <wp:cNvGraphicFramePr>
               <a:graphicFrameLocks xmlns:a="http://schemas.openxmlformats.org/drawingml/2006/main" noChangeAspect="1"/>
             </wp:cNvGraphicFramePr>
@@ -875,42 +289,4327 @@
               <a:graphicData uri="http://schemas.openxmlformats.org/drawingml/2006/picture">
                 <pic:pic xmlns:pic="http://schemas.openxmlformats.org/drawingml/2006/picture">
                   <pic:nvPicPr>
-                    <pic:cNvPr id="1661708699" name="Picture 1" descr="A black and white text with black text&#10;&#10;AI-generated content may be incorrect."/>
-                    <pic:cNvPicPr>
-                      <a:picLocks noChangeAspect="1" noChangeArrowheads="1"/>
-                    </pic:cNvPicPr>
+                    <pic:cNvPr id="882330615" name="Picture 1" descr="A black text with a black arrow pointing to the center&#10;&#10;Description automatically generated"/>
+                    <pic:cNvPicPr/>
                   </pic:nvPicPr>
                   <pic:blipFill>
-                    <a:blip r:embed="rId10">
+                    <a:blip r:embed="rId6"/>
+                    <a:stretch>
+                      <a:fillRect/>
+                    </a:stretch>
+                  </pic:blipFill>
+                  <pic:spPr>
+                    <a:xfrm>
+                      <a:off x="0" y="0"/>
+                      <a:ext cx="3934187" cy="560968"/>
+                    </a:xfrm>
+                    <a:prstGeom prst="rect">
+                      <a:avLst/>
+                    </a:prstGeom>
+                  </pic:spPr>
+                </pic:pic>
+              </a:graphicData>
+            </a:graphic>
+          </wp:inline>
+        </w:drawing>
+      </w:r>
+    </w:p>
+    <w:p>
+      <w:pPr>
+        <w:rPr>
+          <w:rFonts w:ascii="Arial" w:hAnsi="Arial" w:cs="Arial"/>
+          <w:color w:val="000000" w:themeColor="text1"/>
+          <w:sz w:val="22"/>
+          <w:szCs w:val="22"/>
+          <w:lang w:val="nl-NL"/>
+        </w:rPr>
+      </w:pPr>
+      <w:r>
+        <w:rPr>
+          <w:rFonts w:ascii="Arial" w:hAnsi="Arial" w:cs="Arial"/>
+          <w:b/>
+          <w:bCs/>
+          <w:i/>
+          <w:iCs/>
+          <w:color w:val="000000" w:themeColor="text1"/>
+          <w:sz w:val="22"/>
+          <w:szCs w:val="22"/>
+          <w:lang w:val="nl-NL"/>
+        </w:rPr>
+        <w:t>Figuur 1:</w:t>
+      </w:r>
+      <w:r>
+        <w:rPr>
+          <w:rFonts w:ascii="Arial" w:hAnsi="Arial" w:cs="Arial"/>
+          <w:color w:val="000000" w:themeColor="text1"/>
+          <w:sz w:val="22"/>
+          <w:szCs w:val="22"/>
+          <w:lang w:val="nl-NL"/>
+        </w:rPr>
+        <w:t xml:space="preserve"> Reactievergelijking van de hydrolyse van CNPG3 substraat door alfa-amylase.</w:t>
+      </w:r>
+    </w:p>
+    <w:p>
+      <w:pPr>
+        <w:rPr>
+          <w:rFonts w:ascii="Arial" w:hAnsi="Arial" w:cs="Arial"/>
+          <w:color w:val="000000" w:themeColor="text1"/>
+          <w:sz w:val="22"/>
+          <w:szCs w:val="22"/>
+          <w:lang w:val="nl-NL"/>
+        </w:rPr>
+      </w:pPr>
+    </w:p>
+    <w:p>
+      <w:pPr>
+        <w:rPr>
+          <w:rFonts w:ascii="Arial" w:hAnsi="Arial" w:cs="Arial"/>
+          <w:b/>
+          <w:bCs/>
+          <w:color w:val="000000" w:themeColor="text1"/>
+          <w:sz w:val="22"/>
+          <w:szCs w:val="22"/>
+          <w:lang w:val="nl-NL"/>
+        </w:rPr>
+      </w:pPr>
+      <w:r>
+        <w:rPr>
+          <w:rFonts w:ascii="Arial" w:hAnsi="Arial" w:cs="Arial"/>
+          <w:b/>
+          <w:bCs/>
+          <w:color w:val="000000" w:themeColor="text1"/>
+          <w:sz w:val="22"/>
+          <w:szCs w:val="22"/>
+          <w:lang w:val="nl-NL"/>
+        </w:rPr>
+        <w:t>Materiaal &amp; Methode</w:t>
+      </w:r>
+    </w:p>
+    <w:p>
+      <w:pPr>
+        <w:rPr>
+          <w:rFonts w:ascii="Arial" w:hAnsi="Arial" w:cs="Arial"/>
+          <w:sz w:val="22"/>
+          <w:szCs w:val="22"/>
+          <w:lang w:val="nl-NL"/>
+        </w:rPr>
+      </w:pPr>
+      <w:r>
+        <w:rPr>
+          <w:rFonts w:ascii="Arial" w:hAnsi="Arial" w:cs="Arial"/>
+          <w:sz w:val="22"/>
+          <w:szCs w:val="22"/>
+          <w:lang w:val="nl-NL"/>
+        </w:rPr>
+        <w:t xml:space="preserve">De CNPG3-assay wordt uitgevoerd met behulp van onderstaande bronnen. </w:t>
+      </w:r>
+    </w:p>
+    <w:p>
+      <w:pPr>
+        <w:rPr>
+          <w:rFonts w:ascii="Arial" w:hAnsi="Arial" w:cs="Arial"/>
+          <w:i/>
+          <w:iCs/>
+          <w:color w:val="000000" w:themeColor="text1"/>
+          <w:sz w:val="22"/>
+          <w:szCs w:val="22"/>
+        </w:rPr>
+      </w:pPr>
+      <w:proofErr w:type="spellStart"/>
+      <w:r>
+        <w:rPr>
+          <w:rFonts w:ascii="Arial" w:hAnsi="Arial" w:cs="Arial"/>
+          <w:i/>
+          <w:iCs/>
+          <w:color w:val="000000" w:themeColor="text1"/>
+          <w:sz w:val="22"/>
+          <w:szCs w:val="22"/>
+        </w:rPr>
+        <w:t>Biolabo</w:t>
+      </w:r>
+      <w:proofErr w:type="spellEnd"/>
+      <w:r>
+        <w:rPr>
+          <w:rFonts w:ascii="Arial" w:hAnsi="Arial" w:cs="Arial"/>
+          <w:i/>
+          <w:iCs/>
+          <w:color w:val="000000" w:themeColor="text1"/>
+          <w:sz w:val="22"/>
+          <w:szCs w:val="22"/>
+        </w:rPr>
+        <w:t xml:space="preserve">: </w:t>
+      </w:r>
+      <w:hyperlink r:id="rId7" w:history="1">
+        <w:r>
+          <w:rPr>
+            <w:rStyle w:val="Hyperlink"/>
+            <w:rFonts w:ascii="Arial" w:hAnsi="Arial" w:cs="Arial"/>
+            <w:i/>
+            <w:iCs/>
+            <w:sz w:val="22"/>
+            <w:szCs w:val="22"/>
+          </w:rPr>
+          <w:t>https://www.biolabo.fr/pdfs/noticesE/biochimieE/AT-99523.pdf</w:t>
+        </w:r>
+      </w:hyperlink>
+    </w:p>
+    <w:p>
+      <w:pPr>
+        <w:rPr>
+          <w:rFonts w:ascii="Arial" w:hAnsi="Arial" w:cs="Arial"/>
+          <w:i/>
+          <w:iCs/>
+          <w:sz w:val="22"/>
+          <w:szCs w:val="22"/>
+        </w:rPr>
+      </w:pPr>
+      <w:r>
+        <w:rPr>
+          <w:rFonts w:ascii="Arial" w:hAnsi="Arial" w:cs="Arial"/>
+          <w:i/>
+          <w:iCs/>
+          <w:sz w:val="22"/>
+          <w:szCs w:val="22"/>
+        </w:rPr>
+        <w:t>PointeScientific:</w:t>
+      </w:r>
+      <w:hyperlink r:id="rId8" w:history="1">
+        <w:r>
+          <w:rPr>
+            <w:rStyle w:val="Hyperlink"/>
+            <w:rFonts w:ascii="Arial" w:hAnsi="Arial" w:cs="Arial"/>
+            <w:i/>
+            <w:iCs/>
+            <w:sz w:val="22"/>
+            <w:szCs w:val="22"/>
+          </w:rPr>
+          <w:t>https://www.corelabsupplies.com/assets/pdf/package%20inserts/Open%20Channel/A7564%20Amylase.pdf</w:t>
+        </w:r>
+      </w:hyperlink>
+    </w:p>
+    <w:p>
+      <w:pPr>
+        <w:rPr>
+          <w:rFonts w:ascii="Arial" w:hAnsi="Arial" w:cs="Arial"/>
+          <w:color w:val="000000" w:themeColor="text1"/>
+          <w:sz w:val="22"/>
+          <w:szCs w:val="22"/>
+        </w:rPr>
+      </w:pPr>
+    </w:p>
+    <w:p>
+      <w:pPr>
+        <w:rPr>
+          <w:rFonts w:ascii="Arial" w:hAnsi="Arial" w:cs="Arial"/>
+          <w:b/>
+          <w:bCs/>
+          <w:color w:val="000000" w:themeColor="text1"/>
+          <w:sz w:val="22"/>
+          <w:szCs w:val="22"/>
+          <w:lang w:val="nl-NL"/>
+        </w:rPr>
+      </w:pPr>
+      <w:r>
+        <w:rPr>
+          <w:rFonts w:ascii="Arial" w:hAnsi="Arial" w:cs="Arial"/>
+          <w:b/>
+          <w:bCs/>
+          <w:color w:val="000000" w:themeColor="text1"/>
+          <w:sz w:val="22"/>
+          <w:szCs w:val="22"/>
+          <w:lang w:val="nl-NL"/>
+        </w:rPr>
+        <w:t>Materialen</w:t>
+      </w:r>
+    </w:p>
+    <w:p>
+      <w:pPr>
+        <w:pStyle w:val="ListParagraph"/>
+        <w:numPr>
+          <w:ilvl w:val="0"/>
+          <w:numId w:val="36"/>
+        </w:numPr>
+        <w:spacing w:after="0" w:line="240" w:lineRule="auto"/>
+        <w:rPr>
+          <w:rFonts w:ascii="Arial" w:hAnsi="Arial" w:cs="Arial"/>
+          <w:color w:val="000000" w:themeColor="text1"/>
+          <w:sz w:val="22"/>
+          <w:szCs w:val="22"/>
+          <w:lang w:val="nl-NL"/>
+        </w:rPr>
+      </w:pPr>
+      <w:r>
+        <w:rPr>
+          <w:rFonts w:ascii="Arial" w:hAnsi="Arial" w:cs="Arial"/>
+          <w:color w:val="000000" w:themeColor="text1"/>
+          <w:sz w:val="22"/>
+          <w:szCs w:val="22"/>
+          <w:lang w:val="nl-NL"/>
+        </w:rPr>
+        <w:t xml:space="preserve">CNPG3-kit </w:t>
+      </w:r>
+    </w:p>
+    <w:p>
+      <w:pPr>
+        <w:pStyle w:val="ListParagraph"/>
+        <w:numPr>
+          <w:ilvl w:val="0"/>
+          <w:numId w:val="36"/>
+        </w:numPr>
+        <w:spacing w:after="0" w:line="240" w:lineRule="auto"/>
+        <w:rPr>
+          <w:rFonts w:ascii="Arial" w:hAnsi="Arial" w:cs="Arial"/>
+          <w:color w:val="000000" w:themeColor="text1"/>
+          <w:sz w:val="22"/>
+          <w:szCs w:val="22"/>
+          <w:lang w:val="nl-NL"/>
+        </w:rPr>
+      </w:pPr>
+      <w:r>
+        <w:rPr>
+          <w:rFonts w:ascii="Arial" w:hAnsi="Arial" w:cs="Arial"/>
+          <w:color w:val="000000" w:themeColor="text1"/>
+          <w:sz w:val="22"/>
+          <w:szCs w:val="22"/>
+          <w:lang w:val="nl-NL"/>
+        </w:rPr>
+        <w:t>R1 buffer oplossing:</w:t>
+      </w:r>
+    </w:p>
+    <w:p>
+      <w:pPr>
+        <w:pStyle w:val="ListParagraph"/>
+        <w:numPr>
+          <w:ilvl w:val="0"/>
+          <w:numId w:val="38"/>
+        </w:numPr>
+        <w:spacing w:after="0" w:line="240" w:lineRule="auto"/>
+        <w:rPr>
+          <w:rFonts w:ascii="Arial" w:hAnsi="Arial" w:cs="Arial"/>
+          <w:color w:val="000000" w:themeColor="text1"/>
+          <w:sz w:val="22"/>
+          <w:szCs w:val="22"/>
+          <w:lang w:val="nl-NL"/>
+        </w:rPr>
+      </w:pPr>
+      <w:r>
+        <w:rPr>
+          <w:rFonts w:ascii="Arial" w:hAnsi="Arial" w:cs="Arial"/>
+          <w:color w:val="000000" w:themeColor="text1"/>
+          <w:sz w:val="22"/>
+          <w:szCs w:val="22"/>
+          <w:lang w:val="nl-NL"/>
+        </w:rPr>
+        <w:t>Calciumacetaat 6 mmol/L</w:t>
+      </w:r>
+    </w:p>
+    <w:p>
+      <w:pPr>
+        <w:pStyle w:val="ListParagraph"/>
+        <w:numPr>
+          <w:ilvl w:val="0"/>
+          <w:numId w:val="38"/>
+        </w:numPr>
+        <w:spacing w:after="0" w:line="240" w:lineRule="auto"/>
+        <w:rPr>
+          <w:rFonts w:ascii="Arial" w:hAnsi="Arial" w:cs="Arial"/>
+          <w:color w:val="000000" w:themeColor="text1"/>
+          <w:sz w:val="22"/>
+          <w:szCs w:val="22"/>
+        </w:rPr>
+      </w:pPr>
+      <w:r>
+        <w:rPr>
+          <w:rFonts w:ascii="Arial" w:hAnsi="Arial" w:cs="Arial"/>
+          <w:color w:val="000000" w:themeColor="text1"/>
+          <w:sz w:val="22"/>
+          <w:szCs w:val="22"/>
+        </w:rPr>
+        <w:t>MES buffer 100 mol/L (pH 6.0)</w:t>
+      </w:r>
+    </w:p>
+    <w:p>
+      <w:pPr>
+        <w:pStyle w:val="ListParagraph"/>
+        <w:numPr>
+          <w:ilvl w:val="0"/>
+          <w:numId w:val="36"/>
+        </w:numPr>
+        <w:spacing w:after="0" w:line="240" w:lineRule="auto"/>
+        <w:rPr>
+          <w:rFonts w:ascii="Arial" w:hAnsi="Arial" w:cs="Arial"/>
+          <w:color w:val="000000" w:themeColor="text1"/>
+          <w:sz w:val="22"/>
+          <w:szCs w:val="22"/>
+          <w:lang w:val="nl-NL"/>
+        </w:rPr>
+      </w:pPr>
+      <w:r>
+        <w:rPr>
+          <w:rFonts w:ascii="Arial" w:hAnsi="Arial" w:cs="Arial"/>
+          <w:color w:val="000000" w:themeColor="text1"/>
+          <w:sz w:val="22"/>
+          <w:szCs w:val="22"/>
+          <w:lang w:val="nl-NL"/>
+        </w:rPr>
+        <w:t>R2 substraat oplossing:</w:t>
+      </w:r>
+    </w:p>
+    <w:p>
+      <w:pPr>
+        <w:pStyle w:val="ListParagraph"/>
+        <w:numPr>
+          <w:ilvl w:val="0"/>
+          <w:numId w:val="38"/>
+        </w:numPr>
+        <w:spacing w:after="0" w:line="240" w:lineRule="auto"/>
+        <w:rPr>
+          <w:rFonts w:ascii="Arial" w:hAnsi="Arial" w:cs="Arial"/>
+          <w:color w:val="000000" w:themeColor="text1"/>
+          <w:sz w:val="22"/>
+          <w:szCs w:val="22"/>
+          <w:lang w:val="nl-NL"/>
+        </w:rPr>
+      </w:pPr>
+      <w:r>
+        <w:rPr>
+          <w:rFonts w:ascii="Arial" w:hAnsi="Arial" w:cs="Arial"/>
+          <w:color w:val="000000" w:themeColor="text1"/>
+          <w:sz w:val="22"/>
+          <w:szCs w:val="22"/>
+          <w:lang w:val="nl-NL"/>
+        </w:rPr>
+        <w:t>CNPG3 2.25 mmol/L</w:t>
+      </w:r>
+    </w:p>
+    <w:p>
+      <w:pPr>
+        <w:pStyle w:val="ListParagraph"/>
+        <w:numPr>
+          <w:ilvl w:val="0"/>
+          <w:numId w:val="38"/>
+        </w:numPr>
+        <w:spacing w:after="0" w:line="240" w:lineRule="auto"/>
+        <w:rPr>
+          <w:rFonts w:ascii="Arial" w:hAnsi="Arial" w:cs="Arial"/>
+          <w:color w:val="000000" w:themeColor="text1"/>
+          <w:sz w:val="22"/>
+          <w:szCs w:val="22"/>
+          <w:lang w:val="nl-NL"/>
+        </w:rPr>
+      </w:pPr>
+      <w:r>
+        <w:rPr>
+          <w:rFonts w:ascii="Arial" w:hAnsi="Arial" w:cs="Arial"/>
+          <w:color w:val="000000" w:themeColor="text1"/>
+          <w:sz w:val="22"/>
+          <w:szCs w:val="22"/>
+          <w:lang w:val="nl-NL"/>
+        </w:rPr>
+        <w:t>Caliumthiocyanaat 900 mmol/L</w:t>
+      </w:r>
+    </w:p>
+    <w:p>
+      <w:pPr>
+        <w:pStyle w:val="ListParagraph"/>
+        <w:numPr>
+          <w:ilvl w:val="0"/>
+          <w:numId w:val="38"/>
+        </w:numPr>
+        <w:spacing w:after="0" w:line="240" w:lineRule="auto"/>
+        <w:rPr>
+          <w:rFonts w:ascii="Arial" w:hAnsi="Arial" w:cs="Arial"/>
+          <w:color w:val="000000" w:themeColor="text1"/>
+          <w:sz w:val="22"/>
+          <w:szCs w:val="22"/>
+          <w:lang w:val="nl-NL"/>
+        </w:rPr>
+      </w:pPr>
+      <w:r>
+        <w:rPr>
+          <w:rFonts w:ascii="Arial" w:hAnsi="Arial" w:cs="Arial"/>
+          <w:color w:val="000000" w:themeColor="text1"/>
+          <w:sz w:val="22"/>
+          <w:szCs w:val="22"/>
+          <w:lang w:val="nl-NL"/>
+        </w:rPr>
+        <w:t>NaCl 350 mmol/L</w:t>
+      </w:r>
+    </w:p>
+    <w:p>
+      <w:pPr>
+        <w:pStyle w:val="ListParagraph"/>
+        <w:numPr>
+          <w:ilvl w:val="0"/>
+          <w:numId w:val="36"/>
+        </w:numPr>
+        <w:spacing w:after="0" w:line="240" w:lineRule="auto"/>
+        <w:rPr>
+          <w:rFonts w:ascii="Arial" w:hAnsi="Arial" w:cs="Arial"/>
+          <w:color w:val="000000" w:themeColor="text1"/>
+          <w:sz w:val="22"/>
+          <w:szCs w:val="22"/>
+          <w:lang w:val="nl-NL"/>
+        </w:rPr>
+      </w:pPr>
+      <w:r>
+        <w:rPr>
+          <w:rFonts w:ascii="Arial" w:hAnsi="Arial" w:cs="Arial"/>
+          <w:color w:val="000000" w:themeColor="text1"/>
+          <w:sz w:val="22"/>
+          <w:szCs w:val="22"/>
+          <w:lang w:val="nl-NL"/>
+        </w:rPr>
+        <w:t>PBS buffer</w:t>
+      </w:r>
+    </w:p>
+    <w:p>
+      <w:pPr>
+        <w:pStyle w:val="ListParagraph"/>
+        <w:numPr>
+          <w:ilvl w:val="0"/>
+          <w:numId w:val="36"/>
+        </w:numPr>
+        <w:spacing w:after="0" w:line="240" w:lineRule="auto"/>
+        <w:rPr>
+          <w:rFonts w:ascii="Arial" w:hAnsi="Arial" w:cs="Arial"/>
+          <w:color w:val="000000" w:themeColor="text1"/>
+          <w:sz w:val="22"/>
+          <w:szCs w:val="22"/>
+          <w:lang w:val="nl-NL"/>
+        </w:rPr>
+      </w:pPr>
+      <w:r>
+        <w:rPr>
+          <w:rFonts w:ascii="Arial" w:hAnsi="Arial" w:cs="Arial"/>
+          <w:color w:val="000000" w:themeColor="text1"/>
+          <w:sz w:val="22"/>
+          <w:szCs w:val="22"/>
+          <w:lang w:val="nl-NL"/>
+        </w:rPr>
+        <w:t xml:space="preserve">Gezuiverd alfa-amylase </w:t>
+      </w:r>
+    </w:p>
+    <w:p>
+      <w:pPr>
+        <w:pStyle w:val="ListParagraph"/>
+        <w:numPr>
+          <w:ilvl w:val="0"/>
+          <w:numId w:val="36"/>
+        </w:numPr>
+        <w:spacing w:after="0" w:line="240" w:lineRule="auto"/>
+        <w:rPr>
+          <w:rFonts w:ascii="Arial" w:hAnsi="Arial" w:cs="Arial"/>
+          <w:color w:val="000000" w:themeColor="text1"/>
+          <w:sz w:val="22"/>
+          <w:szCs w:val="22"/>
+          <w:lang w:val="nl-NL"/>
+        </w:rPr>
+      </w:pPr>
+      <w:r>
+        <w:rPr>
+          <w:rFonts w:ascii="Arial" w:hAnsi="Arial" w:cs="Arial"/>
+          <w:color w:val="000000" w:themeColor="text1"/>
+          <w:sz w:val="22"/>
+          <w:szCs w:val="22"/>
+          <w:lang w:val="nl-NL"/>
+        </w:rPr>
+        <w:t xml:space="preserve">Trypsine protease </w:t>
+      </w:r>
+    </w:p>
+    <w:p>
+      <w:pPr>
+        <w:pStyle w:val="ListParagraph"/>
+        <w:numPr>
+          <w:ilvl w:val="0"/>
+          <w:numId w:val="36"/>
+        </w:numPr>
+        <w:spacing w:after="0" w:line="240" w:lineRule="auto"/>
+        <w:rPr>
+          <w:rFonts w:ascii="Arial" w:hAnsi="Arial" w:cs="Arial"/>
+          <w:color w:val="000000" w:themeColor="text1"/>
+          <w:sz w:val="22"/>
+          <w:szCs w:val="22"/>
+          <w:lang w:val="nl-NL"/>
+        </w:rPr>
+      </w:pPr>
+      <w:r>
+        <w:rPr>
+          <w:rFonts w:ascii="Arial" w:hAnsi="Arial" w:cs="Arial"/>
+          <w:color w:val="000000" w:themeColor="text1"/>
+          <w:sz w:val="22"/>
+          <w:szCs w:val="22"/>
+          <w:lang w:val="nl-NL"/>
+        </w:rPr>
+        <w:t>Speeksel monsters</w:t>
+      </w:r>
+    </w:p>
+    <w:p>
+      <w:pPr>
+        <w:pStyle w:val="ListParagraph"/>
+        <w:numPr>
+          <w:ilvl w:val="0"/>
+          <w:numId w:val="36"/>
+        </w:numPr>
+        <w:spacing w:after="0" w:line="240" w:lineRule="auto"/>
+        <w:rPr>
+          <w:rFonts w:ascii="Arial" w:hAnsi="Arial" w:cs="Arial"/>
+          <w:color w:val="000000" w:themeColor="text1"/>
+          <w:sz w:val="22"/>
+          <w:szCs w:val="22"/>
+          <w:lang w:val="nl-NL"/>
+        </w:rPr>
+      </w:pPr>
+      <w:r>
+        <w:rPr>
+          <w:rFonts w:ascii="Arial" w:hAnsi="Arial" w:cs="Arial"/>
+          <w:color w:val="000000" w:themeColor="text1"/>
+          <w:sz w:val="22"/>
+          <w:szCs w:val="22"/>
+          <w:lang w:val="nl-NL"/>
+        </w:rPr>
+        <w:lastRenderedPageBreak/>
+        <w:t xml:space="preserve">Pipetten </w:t>
+      </w:r>
+    </w:p>
+    <w:p>
+      <w:pPr>
+        <w:pStyle w:val="ListParagraph"/>
+        <w:numPr>
+          <w:ilvl w:val="0"/>
+          <w:numId w:val="36"/>
+        </w:numPr>
+        <w:spacing w:after="0" w:line="240" w:lineRule="auto"/>
+        <w:rPr>
+          <w:rFonts w:ascii="Arial" w:hAnsi="Arial" w:cs="Arial"/>
+          <w:color w:val="000000" w:themeColor="text1"/>
+          <w:sz w:val="22"/>
+          <w:szCs w:val="22"/>
+          <w:lang w:val="nl-NL"/>
+        </w:rPr>
+      </w:pPr>
+      <w:r>
+        <w:rPr>
+          <w:rFonts w:ascii="Arial" w:hAnsi="Arial" w:cs="Arial"/>
+          <w:color w:val="000000" w:themeColor="text1"/>
+          <w:sz w:val="22"/>
+          <w:szCs w:val="22"/>
+          <w:lang w:val="nl-NL"/>
+        </w:rPr>
+        <w:t xml:space="preserve">Reageerbuis + reageerbuis rek </w:t>
+      </w:r>
+    </w:p>
+    <w:p>
+      <w:pPr>
+        <w:pStyle w:val="ListParagraph"/>
+        <w:numPr>
+          <w:ilvl w:val="0"/>
+          <w:numId w:val="36"/>
+        </w:numPr>
+        <w:spacing w:after="0" w:line="240" w:lineRule="auto"/>
+        <w:rPr>
+          <w:rFonts w:ascii="Arial" w:hAnsi="Arial" w:cs="Arial"/>
+          <w:color w:val="000000" w:themeColor="text1"/>
+          <w:sz w:val="22"/>
+          <w:szCs w:val="22"/>
+          <w:lang w:val="nl-NL"/>
+        </w:rPr>
+      </w:pPr>
+      <w:r>
+        <w:rPr>
+          <w:rFonts w:ascii="Arial" w:hAnsi="Arial" w:cs="Arial"/>
+          <w:color w:val="000000" w:themeColor="text1"/>
+          <w:sz w:val="22"/>
+          <w:szCs w:val="22"/>
+          <w:lang w:val="nl-NL"/>
+        </w:rPr>
+        <w:t xml:space="preserve">Timer </w:t>
+      </w:r>
+    </w:p>
+    <w:p>
+      <w:pPr>
+        <w:pStyle w:val="ListParagraph"/>
+        <w:numPr>
+          <w:ilvl w:val="0"/>
+          <w:numId w:val="36"/>
+        </w:numPr>
+        <w:spacing w:after="0" w:line="240" w:lineRule="auto"/>
+        <w:rPr>
+          <w:rFonts w:ascii="Arial" w:hAnsi="Arial" w:cs="Arial"/>
+          <w:color w:val="000000" w:themeColor="text1"/>
+          <w:lang w:val="nl-NL"/>
+        </w:rPr>
+      </w:pPr>
+      <w:r>
+        <w:rPr>
+          <w:rFonts w:ascii="Arial" w:hAnsi="Arial" w:cs="Arial"/>
+          <w:color w:val="000000" w:themeColor="text1"/>
+          <w:sz w:val="22"/>
+          <w:szCs w:val="22"/>
+          <w:lang w:val="nl-NL"/>
+        </w:rPr>
+        <w:t>Warmteblok bij 37</w:t>
+      </w:r>
+      <w:r>
+        <w:rPr>
+          <w:rFonts w:ascii="Arial" w:eastAsia="Arial" w:hAnsi="Arial" w:cs="Arial"/>
+          <w:sz w:val="22"/>
+          <w:szCs w:val="22"/>
+          <w:lang w:val="nl-NL"/>
+        </w:rPr>
+        <w:t>°C</w:t>
+      </w:r>
+      <w:r>
+        <w:rPr>
+          <w:rFonts w:ascii="Arial" w:hAnsi="Arial" w:cs="Arial"/>
+          <w:color w:val="000000" w:themeColor="text1"/>
+          <w:sz w:val="22"/>
+          <w:szCs w:val="22"/>
+          <w:lang w:val="nl-NL"/>
+        </w:rPr>
+        <w:t xml:space="preserve"> </w:t>
+      </w:r>
+    </w:p>
+    <w:p>
+      <w:pPr>
+        <w:pStyle w:val="ListParagraph"/>
+        <w:numPr>
+          <w:ilvl w:val="0"/>
+          <w:numId w:val="36"/>
+        </w:numPr>
+        <w:spacing w:after="0" w:line="240" w:lineRule="auto"/>
+        <w:rPr>
+          <w:rFonts w:ascii="Arial" w:hAnsi="Arial" w:cs="Arial"/>
+          <w:color w:val="000000" w:themeColor="text1"/>
+          <w:sz w:val="22"/>
+          <w:szCs w:val="22"/>
+          <w:lang w:val="nl-NL"/>
+        </w:rPr>
+      </w:pPr>
+      <w:r>
+        <w:rPr>
+          <w:rFonts w:ascii="Arial" w:hAnsi="Arial" w:cs="Arial"/>
+          <w:color w:val="000000" w:themeColor="text1"/>
+          <w:sz w:val="22"/>
+          <w:szCs w:val="22"/>
+          <w:lang w:val="nl-NL"/>
+        </w:rPr>
+        <w:t>Spectrofotometer; 405 nm</w:t>
+      </w:r>
+    </w:p>
+    <w:p>
+      <w:pPr>
+        <w:pStyle w:val="ListParagraph"/>
+        <w:numPr>
+          <w:ilvl w:val="0"/>
+          <w:numId w:val="35"/>
+        </w:numPr>
+        <w:spacing w:after="0" w:line="240" w:lineRule="auto"/>
+        <w:rPr>
+          <w:rFonts w:ascii="Arial" w:hAnsi="Arial" w:cs="Arial"/>
+          <w:color w:val="000000" w:themeColor="text1"/>
+          <w:sz w:val="22"/>
+          <w:szCs w:val="22"/>
+          <w:lang w:val="nl-NL"/>
+        </w:rPr>
+      </w:pPr>
+      <w:r>
+        <w:rPr>
+          <w:rFonts w:ascii="Arial" w:hAnsi="Arial" w:cs="Arial"/>
+          <w:color w:val="000000" w:themeColor="text1"/>
+          <w:sz w:val="22"/>
+          <w:szCs w:val="22"/>
+          <w:lang w:val="nl-NL"/>
+        </w:rPr>
+        <w:t xml:space="preserve">Speekselmonsters </w:t>
+      </w:r>
+    </w:p>
+    <w:p>
+      <w:pPr>
+        <w:pStyle w:val="ListParagraph"/>
+        <w:numPr>
+          <w:ilvl w:val="0"/>
+          <w:numId w:val="31"/>
+        </w:numPr>
+        <w:spacing w:after="0" w:line="240" w:lineRule="auto"/>
+        <w:rPr>
+          <w:rFonts w:ascii="Arial" w:hAnsi="Arial" w:cs="Arial"/>
+          <w:color w:val="000000" w:themeColor="text1"/>
+          <w:lang w:val="nl-NL"/>
+        </w:rPr>
+      </w:pPr>
+      <w:r>
+        <w:rPr>
+          <w:rFonts w:ascii="Arial" w:hAnsi="Arial" w:cs="Arial"/>
+          <w:color w:val="000000" w:themeColor="text1"/>
+          <w:sz w:val="22"/>
+          <w:szCs w:val="22"/>
+          <w:lang w:val="nl-NL"/>
+        </w:rPr>
+        <w:t>Experimentiele conditie: Speeksel</w:t>
+      </w:r>
+    </w:p>
+    <w:p>
+      <w:pPr>
+        <w:pStyle w:val="ListParagraph"/>
+        <w:numPr>
+          <w:ilvl w:val="0"/>
+          <w:numId w:val="31"/>
+        </w:numPr>
+        <w:spacing w:after="0" w:line="240" w:lineRule="auto"/>
+        <w:rPr>
+          <w:rFonts w:ascii="Arial" w:hAnsi="Arial" w:cs="Arial"/>
+          <w:color w:val="000000" w:themeColor="text1"/>
+          <w:sz w:val="22"/>
+          <w:szCs w:val="22"/>
+          <w:lang w:val="nl-NL"/>
+        </w:rPr>
+      </w:pPr>
+      <w:r>
+        <w:rPr>
+          <w:rFonts w:ascii="Arial" w:hAnsi="Arial" w:cs="Arial"/>
+          <w:color w:val="000000" w:themeColor="text1"/>
+          <w:sz w:val="22"/>
+          <w:szCs w:val="22"/>
+          <w:lang w:val="nl-NL"/>
+        </w:rPr>
+        <w:t xml:space="preserve">Positieve controle: </w:t>
+      </w:r>
+      <w:r>
+        <w:rPr>
+          <w:lang w:val="nl-NL"/>
+        </w:rPr>
+        <w:br/>
+      </w:r>
+      <w:r>
+        <w:rPr>
+          <w:rFonts w:ascii="Arial" w:hAnsi="Arial" w:cs="Arial"/>
+          <w:color w:val="000000" w:themeColor="text1"/>
+          <w:sz w:val="22"/>
+          <w:szCs w:val="22"/>
+          <w:lang w:val="nl-NL"/>
+        </w:rPr>
+        <w:t xml:space="preserve">Gezuiverd alfa-amylase </w:t>
+      </w:r>
+      <w:r>
+        <w:rPr>
+          <w:lang w:val="nl-NL"/>
+        </w:rPr>
+        <w:br/>
+      </w:r>
+      <w:r>
+        <w:rPr>
+          <w:rFonts w:ascii="Arial" w:hAnsi="Arial" w:cs="Arial"/>
+          <w:color w:val="000000" w:themeColor="text1"/>
+          <w:sz w:val="22"/>
+          <w:szCs w:val="22"/>
+          <w:lang w:val="nl-NL"/>
+        </w:rPr>
+        <w:t>Speeksel + trypsine</w:t>
+      </w:r>
+    </w:p>
+    <w:p>
+      <w:pPr>
+        <w:pStyle w:val="ListParagraph"/>
+        <w:numPr>
+          <w:ilvl w:val="0"/>
+          <w:numId w:val="34"/>
+        </w:numPr>
+        <w:spacing w:after="0" w:line="240" w:lineRule="auto"/>
+        <w:rPr>
+          <w:rFonts w:ascii="Arial" w:hAnsi="Arial" w:cs="Arial"/>
+          <w:color w:val="000000" w:themeColor="text1"/>
+          <w:lang w:val="nl-NL"/>
+        </w:rPr>
+      </w:pPr>
+      <w:r>
+        <w:rPr>
+          <w:rFonts w:ascii="Arial" w:hAnsi="Arial" w:cs="Arial"/>
+          <w:color w:val="000000" w:themeColor="text1"/>
+          <w:sz w:val="22"/>
+          <w:szCs w:val="22"/>
+          <w:lang w:val="nl-NL"/>
+        </w:rPr>
+        <w:t>Negatieve controle:</w:t>
+      </w:r>
+    </w:p>
+    <w:p>
+      <w:pPr>
+        <w:pStyle w:val="ListParagraph"/>
+        <w:numPr>
+          <w:ilvl w:val="0"/>
+          <w:numId w:val="33"/>
+        </w:numPr>
+        <w:spacing w:after="0" w:line="240" w:lineRule="auto"/>
+        <w:rPr>
+          <w:rFonts w:ascii="Arial" w:hAnsi="Arial" w:cs="Arial"/>
+          <w:color w:val="000000" w:themeColor="text1"/>
+          <w:sz w:val="22"/>
+          <w:szCs w:val="22"/>
+          <w:lang w:val="nl-NL"/>
+        </w:rPr>
+      </w:pPr>
+      <w:r>
+        <w:rPr>
+          <w:rFonts w:ascii="Arial" w:hAnsi="Arial" w:cs="Arial"/>
+          <w:color w:val="000000" w:themeColor="text1"/>
+          <w:sz w:val="22"/>
+          <w:szCs w:val="22"/>
+          <w:lang w:val="nl-NL"/>
+        </w:rPr>
+        <w:t>Ongeïncubeerd s</w:t>
+      </w:r>
+      <w:r>
+        <w:rPr>
+          <w:rFonts w:ascii="Arial" w:hAnsi="Arial" w:cs="Arial"/>
+          <w:color w:val="000000" w:themeColor="text1"/>
+          <w:sz w:val="22"/>
+          <w:szCs w:val="22"/>
+          <w:lang w:val="nl-NL"/>
+        </w:rPr>
+        <w:t xml:space="preserve">peeksel alleen </w:t>
+      </w:r>
+    </w:p>
+    <w:p>
+      <w:pPr>
+        <w:pStyle w:val="ListParagraph"/>
+        <w:numPr>
+          <w:ilvl w:val="0"/>
+          <w:numId w:val="33"/>
+        </w:numPr>
+        <w:spacing w:after="0" w:line="240" w:lineRule="auto"/>
+        <w:rPr>
+          <w:rFonts w:ascii="Arial" w:hAnsi="Arial" w:cs="Arial"/>
+          <w:color w:val="000000" w:themeColor="text1"/>
+          <w:sz w:val="22"/>
+          <w:szCs w:val="22"/>
+          <w:lang w:val="nl-NL"/>
+        </w:rPr>
+      </w:pPr>
+      <w:r>
+        <w:rPr>
+          <w:rFonts w:ascii="Arial" w:hAnsi="Arial" w:cs="Arial"/>
+          <w:color w:val="000000" w:themeColor="text1"/>
+          <w:sz w:val="22"/>
+          <w:szCs w:val="22"/>
+          <w:lang w:val="nl-NL"/>
+        </w:rPr>
+        <w:t>Speeksel + PMSF</w:t>
+      </w:r>
+    </w:p>
+    <w:p>
+      <w:pPr>
+        <w:pStyle w:val="ListParagraph"/>
+        <w:numPr>
+          <w:ilvl w:val="0"/>
+          <w:numId w:val="33"/>
+        </w:numPr>
+        <w:spacing w:after="0" w:line="240" w:lineRule="auto"/>
+        <w:rPr>
+          <w:rFonts w:ascii="Arial" w:hAnsi="Arial" w:cs="Arial"/>
+          <w:color w:val="000000" w:themeColor="text1"/>
+          <w:sz w:val="22"/>
+          <w:szCs w:val="22"/>
+        </w:rPr>
+      </w:pPr>
+      <w:proofErr w:type="spellStart"/>
+      <w:r>
+        <w:rPr>
+          <w:rFonts w:ascii="Arial" w:hAnsi="Arial" w:cs="Arial"/>
+          <w:color w:val="000000" w:themeColor="text1"/>
+          <w:sz w:val="22"/>
+          <w:szCs w:val="22"/>
+        </w:rPr>
+        <w:t>Speeksel</w:t>
+      </w:r>
+      <w:proofErr w:type="spellEnd"/>
+      <w:r>
+        <w:rPr>
+          <w:rFonts w:ascii="Arial" w:hAnsi="Arial" w:cs="Arial"/>
+          <w:color w:val="000000" w:themeColor="text1"/>
+          <w:sz w:val="22"/>
+          <w:szCs w:val="22"/>
+        </w:rPr>
+        <w:t xml:space="preserve"> + </w:t>
+      </w:r>
+      <w:proofErr w:type="spellStart"/>
+      <w:r>
+        <w:rPr>
+          <w:rFonts w:ascii="Arial" w:hAnsi="Arial" w:cs="Arial"/>
+          <w:color w:val="000000" w:themeColor="text1"/>
+          <w:sz w:val="22"/>
+          <w:szCs w:val="22"/>
+        </w:rPr>
+        <w:t>trypsine</w:t>
+      </w:r>
+      <w:proofErr w:type="spellEnd"/>
+      <w:r>
+        <w:rPr>
+          <w:rFonts w:ascii="Arial" w:hAnsi="Arial" w:cs="Arial"/>
+          <w:color w:val="000000" w:themeColor="text1"/>
+          <w:sz w:val="22"/>
+          <w:szCs w:val="22"/>
+        </w:rPr>
+        <w:t xml:space="preserve"> + </w:t>
+      </w:r>
+      <w:proofErr w:type="spellStart"/>
+      <w:r>
+        <w:rPr>
+          <w:rFonts w:ascii="Arial" w:hAnsi="Arial" w:cs="Arial"/>
+          <w:color w:val="000000" w:themeColor="text1"/>
+          <w:sz w:val="22"/>
+          <w:szCs w:val="22"/>
+        </w:rPr>
+        <w:t>trypsine</w:t>
+      </w:r>
+      <w:proofErr w:type="spellEnd"/>
+      <w:r>
+        <w:rPr>
+          <w:rFonts w:ascii="Arial" w:hAnsi="Arial" w:cs="Arial"/>
+          <w:color w:val="000000" w:themeColor="text1"/>
+          <w:sz w:val="22"/>
+          <w:szCs w:val="22"/>
+        </w:rPr>
+        <w:t xml:space="preserve"> soybean inhibitor </w:t>
+      </w:r>
+    </w:p>
+    <w:p>
+      <w:pPr>
+        <w:pStyle w:val="ListParagraph"/>
+        <w:numPr>
+          <w:ilvl w:val="0"/>
+          <w:numId w:val="33"/>
+        </w:numPr>
+        <w:spacing w:after="0" w:line="240" w:lineRule="auto"/>
+        <w:rPr>
+          <w:rFonts w:ascii="Arial" w:hAnsi="Arial" w:cs="Arial"/>
+          <w:color w:val="000000" w:themeColor="text1"/>
+          <w:sz w:val="22"/>
+          <w:szCs w:val="22"/>
+          <w:lang w:val="nl-NL"/>
+        </w:rPr>
+      </w:pPr>
+      <w:r>
+        <w:rPr>
+          <w:rFonts w:ascii="Arial" w:hAnsi="Arial" w:cs="Arial"/>
+          <w:color w:val="000000" w:themeColor="text1"/>
+          <w:sz w:val="22"/>
+          <w:szCs w:val="22"/>
+          <w:lang w:val="nl-NL"/>
+        </w:rPr>
+        <w:t>Buffer + reagentia</w:t>
+      </w:r>
+    </w:p>
+    <w:p>
+      <w:pPr>
+        <w:rPr>
+          <w:rFonts w:ascii="Arial" w:hAnsi="Arial" w:cs="Arial"/>
+          <w:color w:val="000000" w:themeColor="text1"/>
+          <w:sz w:val="22"/>
+          <w:szCs w:val="22"/>
+          <w:lang w:val="nl-NL"/>
+        </w:rPr>
+      </w:pPr>
+      <w:r>
+        <w:rPr>
+          <w:rFonts w:ascii="Arial" w:hAnsi="Arial" w:cs="Arial"/>
+          <w:b/>
+          <w:bCs/>
+          <w:color w:val="000000" w:themeColor="text1"/>
+          <w:sz w:val="22"/>
+          <w:szCs w:val="22"/>
+          <w:lang w:val="nl-NL"/>
+        </w:rPr>
+        <w:t>Methode</w:t>
+      </w:r>
+    </w:p>
+    <w:p>
+      <w:pPr>
+        <w:spacing w:line="276" w:lineRule="auto"/>
+        <w:rPr>
+          <w:rFonts w:ascii="Arial" w:hAnsi="Arial" w:cs="Arial"/>
+          <w:sz w:val="22"/>
+          <w:szCs w:val="22"/>
+          <w:u w:val="single"/>
+          <w:lang w:val="nl-NL"/>
+        </w:rPr>
+      </w:pPr>
+      <w:r>
+        <w:rPr>
+          <w:rFonts w:ascii="Arial" w:eastAsia="Arial" w:hAnsi="Arial" w:cs="Arial"/>
+          <w:b/>
+          <w:bCs/>
+          <w:sz w:val="22"/>
+          <w:szCs w:val="22"/>
+          <w:u w:val="single"/>
+          <w:lang w:val="nl-NL"/>
+        </w:rPr>
+        <w:t>Voorbereiding van het reagens</w:t>
+      </w:r>
+    </w:p>
+    <w:p>
+      <w:pPr>
+        <w:pStyle w:val="NoSpacing"/>
+        <w:numPr>
+          <w:ilvl w:val="0"/>
+          <w:numId w:val="40"/>
+        </w:numPr>
+        <w:spacing w:line="259" w:lineRule="auto"/>
+        <w:rPr>
+          <w:rFonts w:ascii="Arial" w:hAnsi="Arial" w:cs="Arial"/>
+          <w:sz w:val="22"/>
+          <w:szCs w:val="22"/>
+          <w:lang w:val="nl-NL"/>
+        </w:rPr>
+      </w:pPr>
+      <w:r>
+        <w:rPr>
+          <w:rFonts w:ascii="Arial" w:hAnsi="Arial" w:cs="Arial"/>
+          <w:sz w:val="22"/>
+          <w:szCs w:val="22"/>
+          <w:lang w:val="nl-NL"/>
+        </w:rPr>
+        <w:t>Bereid R1 buffer en R2 substraat.</w:t>
+      </w:r>
+      <w:r>
+        <w:rPr>
+          <w:lang w:val="nl-NL"/>
+        </w:rPr>
+        <w:br/>
+      </w:r>
+      <w:r>
+        <w:rPr>
+          <w:rFonts w:ascii="Arial" w:hAnsi="Arial" w:cs="Arial"/>
+          <w:b/>
+          <w:bCs/>
+          <w:sz w:val="22"/>
+          <w:szCs w:val="22"/>
+          <w:lang w:val="nl-NL"/>
+        </w:rPr>
+        <w:t xml:space="preserve">LET OP: </w:t>
+      </w:r>
+      <w:r>
+        <w:rPr>
+          <w:rFonts w:ascii="Arial" w:hAnsi="Arial" w:cs="Arial"/>
+          <w:sz w:val="22"/>
+          <w:szCs w:val="22"/>
+          <w:lang w:val="nl-NL"/>
+        </w:rPr>
+        <w:t>Gebruik eventueel aluminiumfolie om het R2 reagent te bedekken.</w:t>
+      </w:r>
+      <w:r>
+        <w:rPr>
+          <w:lang w:val="nl-NL"/>
+        </w:rPr>
+        <w:br/>
+      </w:r>
+      <w:r>
+        <w:rPr>
+          <w:lang w:val="nl-NL"/>
+        </w:rPr>
+        <w:br/>
+      </w:r>
+      <w:r>
+        <w:rPr>
+          <w:rFonts w:ascii="Arial" w:hAnsi="Arial" w:cs="Arial"/>
+          <w:i/>
+          <w:iCs/>
+          <w:sz w:val="22"/>
+          <w:szCs w:val="22"/>
+          <w:lang w:val="nl-NL"/>
+        </w:rPr>
+        <w:t xml:space="preserve">R1: </w:t>
+      </w:r>
+      <w:r>
+        <w:rPr>
+          <w:i/>
+          <w:iCs/>
+          <w:lang w:val="nl-NL"/>
+        </w:rPr>
+        <w:br/>
+      </w:r>
+      <w:r>
+        <w:rPr>
+          <w:rFonts w:ascii="Arial" w:hAnsi="Arial" w:cs="Arial"/>
+          <w:i/>
+          <w:iCs/>
+          <w:sz w:val="22"/>
+          <w:szCs w:val="22"/>
+          <w:lang w:val="nl-NL"/>
+        </w:rPr>
+        <w:t xml:space="preserve">NaCl </w:t>
+      </w:r>
+      <w:r>
+        <w:rPr>
+          <w:i/>
+          <w:iCs/>
+          <w:lang w:val="nl-NL"/>
+        </w:rPr>
+        <w:tab/>
+      </w:r>
+      <w:r>
+        <w:rPr>
+          <w:i/>
+          <w:iCs/>
+          <w:lang w:val="nl-NL"/>
+        </w:rPr>
+        <w:tab/>
+      </w:r>
+      <w:r>
+        <w:rPr>
+          <w:i/>
+          <w:iCs/>
+          <w:lang w:val="nl-NL"/>
+        </w:rPr>
+        <w:tab/>
+      </w:r>
+      <w:r>
+        <w:rPr>
+          <w:i/>
+          <w:iCs/>
+          <w:lang w:val="nl-NL"/>
+        </w:rPr>
+        <w:tab/>
+      </w:r>
+      <w:r>
+        <w:rPr>
+          <w:i/>
+          <w:iCs/>
+          <w:lang w:val="nl-NL"/>
+        </w:rPr>
+        <w:tab/>
+      </w:r>
+      <w:r>
+        <w:rPr>
+          <w:i/>
+          <w:iCs/>
+          <w:lang w:val="nl-NL"/>
+        </w:rPr>
+        <w:tab/>
+      </w:r>
+      <w:r>
+        <w:rPr>
+          <w:i/>
+          <w:iCs/>
+          <w:lang w:val="nl-NL"/>
+        </w:rPr>
+        <w:tab/>
+      </w:r>
+      <w:r>
+        <w:rPr>
+          <w:rFonts w:ascii="Arial" w:hAnsi="Arial" w:cs="Arial"/>
+          <w:i/>
+          <w:iCs/>
+          <w:sz w:val="22"/>
+          <w:szCs w:val="22"/>
+          <w:lang w:val="nl-NL"/>
+        </w:rPr>
+        <w:t xml:space="preserve">350 mmol/l </w:t>
+      </w:r>
+      <w:r>
+        <w:rPr>
+          <w:i/>
+          <w:iCs/>
+          <w:lang w:val="nl-NL"/>
+        </w:rPr>
+        <w:br/>
+      </w:r>
+      <w:r>
+        <w:rPr>
+          <w:rFonts w:ascii="Arial" w:hAnsi="Arial" w:cs="Arial"/>
+          <w:i/>
+          <w:iCs/>
+          <w:sz w:val="22"/>
+          <w:szCs w:val="22"/>
+          <w:lang w:val="nl-NL"/>
+        </w:rPr>
+        <w:t>Calcium acetate</w:t>
+      </w:r>
+      <w:r>
+        <w:rPr>
+          <w:i/>
+          <w:iCs/>
+          <w:lang w:val="nl-NL"/>
+        </w:rPr>
+        <w:tab/>
+      </w:r>
+      <w:r>
+        <w:rPr>
+          <w:i/>
+          <w:iCs/>
+          <w:lang w:val="nl-NL"/>
+        </w:rPr>
+        <w:tab/>
+      </w:r>
+      <w:r>
+        <w:rPr>
+          <w:i/>
+          <w:iCs/>
+          <w:lang w:val="nl-NL"/>
+        </w:rPr>
+        <w:tab/>
+      </w:r>
+      <w:r>
+        <w:rPr>
+          <w:i/>
+          <w:iCs/>
+          <w:lang w:val="nl-NL"/>
+        </w:rPr>
+        <w:tab/>
+      </w:r>
+      <w:r>
+        <w:rPr>
+          <w:i/>
+          <w:iCs/>
+          <w:lang w:val="nl-NL"/>
+        </w:rPr>
+        <w:tab/>
+      </w:r>
+      <w:r>
+        <w:rPr>
+          <w:rFonts w:ascii="Arial" w:hAnsi="Arial" w:cs="Arial"/>
+          <w:i/>
+          <w:iCs/>
+          <w:sz w:val="22"/>
+          <w:szCs w:val="22"/>
+          <w:lang w:val="nl-NL"/>
+        </w:rPr>
+        <w:t xml:space="preserve">6.0 mmol/l </w:t>
+      </w:r>
+      <w:r>
+        <w:rPr>
+          <w:i/>
+          <w:iCs/>
+          <w:lang w:val="nl-NL"/>
+        </w:rPr>
+        <w:br/>
+      </w:r>
+      <w:r>
+        <w:rPr>
+          <w:rFonts w:ascii="Arial" w:hAnsi="Arial" w:cs="Arial"/>
+          <w:i/>
+          <w:iCs/>
+          <w:sz w:val="22"/>
+          <w:szCs w:val="22"/>
+          <w:lang w:val="nl-NL"/>
+        </w:rPr>
+        <w:t>Potassium thiocyanate</w:t>
+      </w:r>
+      <w:r>
+        <w:rPr>
+          <w:i/>
+          <w:iCs/>
+          <w:lang w:val="nl-NL"/>
+        </w:rPr>
+        <w:tab/>
+      </w:r>
+      <w:r>
+        <w:rPr>
+          <w:i/>
+          <w:iCs/>
+          <w:lang w:val="nl-NL"/>
+        </w:rPr>
+        <w:tab/>
+      </w:r>
+      <w:r>
+        <w:rPr>
+          <w:i/>
+          <w:iCs/>
+          <w:lang w:val="nl-NL"/>
+        </w:rPr>
+        <w:tab/>
+      </w:r>
+      <w:r>
+        <w:rPr>
+          <w:i/>
+          <w:iCs/>
+          <w:lang w:val="nl-NL"/>
+        </w:rPr>
+        <w:tab/>
+      </w:r>
+      <w:r>
+        <w:rPr>
+          <w:rFonts w:ascii="Arial" w:hAnsi="Arial" w:cs="Arial"/>
+          <w:i/>
+          <w:iCs/>
+          <w:sz w:val="22"/>
+          <w:szCs w:val="22"/>
+          <w:lang w:val="nl-NL"/>
+        </w:rPr>
+        <w:t xml:space="preserve">900 mmol/l </w:t>
+      </w:r>
+      <w:r>
+        <w:rPr>
+          <w:i/>
+          <w:iCs/>
+          <w:lang w:val="nl-NL"/>
+        </w:rPr>
+        <w:br/>
+      </w:r>
+      <w:r>
+        <w:rPr>
+          <w:i/>
+          <w:iCs/>
+          <w:lang w:val="nl-NL"/>
+        </w:rPr>
+        <w:br/>
+      </w:r>
+      <w:r>
+        <w:rPr>
+          <w:rFonts w:ascii="Arial" w:hAnsi="Arial" w:cs="Arial"/>
+          <w:i/>
+          <w:iCs/>
+          <w:sz w:val="22"/>
+          <w:szCs w:val="22"/>
+          <w:lang w:val="nl-NL"/>
+        </w:rPr>
+        <w:t xml:space="preserve">R2:  </w:t>
+      </w:r>
+      <w:r>
+        <w:rPr>
+          <w:i/>
+          <w:iCs/>
+          <w:lang w:val="nl-NL"/>
+        </w:rPr>
+        <w:br/>
+      </w:r>
+      <w:r>
+        <w:rPr>
+          <w:rFonts w:ascii="Arial" w:hAnsi="Arial" w:cs="Arial"/>
+          <w:i/>
+          <w:iCs/>
+          <w:sz w:val="22"/>
+          <w:szCs w:val="22"/>
+          <w:lang w:val="nl-NL"/>
+        </w:rPr>
+        <w:t>2-chloro-4-nitrophenyl-</w:t>
+      </w:r>
+      <w:r>
+        <w:rPr>
+          <w:rFonts w:ascii="Arial" w:hAnsi="Arial" w:cs="Arial"/>
+          <w:i/>
+          <w:iCs/>
+          <w:sz w:val="22"/>
+          <w:szCs w:val="22"/>
+        </w:rPr>
+        <w:t>α</w:t>
+      </w:r>
+      <w:r>
+        <w:rPr>
+          <w:rFonts w:ascii="Arial" w:hAnsi="Arial" w:cs="Arial"/>
+          <w:i/>
+          <w:iCs/>
+          <w:sz w:val="22"/>
+          <w:szCs w:val="22"/>
+          <w:lang w:val="nl-NL"/>
+        </w:rPr>
+        <w:t xml:space="preserve">–Dmaltotrioside (CNPG3 ) </w:t>
+      </w:r>
+      <w:r>
+        <w:rPr>
+          <w:i/>
+          <w:iCs/>
+          <w:lang w:val="nl-NL"/>
+        </w:rPr>
+        <w:tab/>
+      </w:r>
+      <w:r>
+        <w:rPr>
+          <w:rFonts w:ascii="Arial" w:hAnsi="Arial" w:cs="Arial"/>
+          <w:i/>
+          <w:iCs/>
+          <w:sz w:val="22"/>
+          <w:szCs w:val="22"/>
+          <w:lang w:val="nl-NL"/>
+        </w:rPr>
+        <w:t xml:space="preserve">2.25 mmol/l  </w:t>
+      </w:r>
+      <w:r>
+        <w:rPr>
+          <w:rFonts w:ascii="Arial" w:hAnsi="Arial" w:cs="Arial"/>
+          <w:b/>
+          <w:bCs/>
+          <w:i/>
+          <w:iCs/>
+          <w:sz w:val="22"/>
+          <w:szCs w:val="22"/>
+          <w:lang w:val="nl-NL"/>
+        </w:rPr>
+        <w:t>(licht gevoelig)</w:t>
+      </w:r>
+      <w:r>
+        <w:rPr>
+          <w:i/>
+          <w:iCs/>
+          <w:lang w:val="nl-NL"/>
+        </w:rPr>
+        <w:br/>
+      </w:r>
+      <w:r>
+        <w:rPr>
+          <w:rFonts w:ascii="Arial" w:hAnsi="Arial" w:cs="Arial"/>
+          <w:i/>
+          <w:iCs/>
+          <w:sz w:val="22"/>
+          <w:szCs w:val="22"/>
+          <w:lang w:val="nl-NL"/>
+        </w:rPr>
+        <w:t xml:space="preserve">Buffer MES </w:t>
+      </w:r>
+      <w:r>
+        <w:rPr>
+          <w:i/>
+          <w:iCs/>
+          <w:lang w:val="nl-NL"/>
+        </w:rPr>
+        <w:tab/>
+      </w:r>
+      <w:r>
+        <w:rPr>
+          <w:i/>
+          <w:iCs/>
+          <w:lang w:val="nl-NL"/>
+        </w:rPr>
+        <w:tab/>
+      </w:r>
+      <w:r>
+        <w:rPr>
+          <w:rFonts w:ascii="Arial" w:hAnsi="Arial" w:cs="Arial"/>
+          <w:i/>
+          <w:iCs/>
+          <w:sz w:val="22"/>
+          <w:szCs w:val="22"/>
+          <w:lang w:val="nl-NL"/>
+        </w:rPr>
+        <w:t>pH = 6</w:t>
+      </w:r>
+      <w:r>
+        <w:rPr>
+          <w:i/>
+          <w:iCs/>
+          <w:lang w:val="nl-NL"/>
+        </w:rPr>
+        <w:tab/>
+      </w:r>
+      <w:r>
+        <w:rPr>
+          <w:rFonts w:ascii="Arial" w:hAnsi="Arial" w:cs="Arial"/>
+          <w:i/>
+          <w:iCs/>
+          <w:sz w:val="22"/>
+          <w:szCs w:val="22"/>
+          <w:lang w:val="nl-NL"/>
+        </w:rPr>
+        <w:t xml:space="preserve">at 25 °C </w:t>
+      </w:r>
+      <w:r>
+        <w:rPr>
+          <w:i/>
+          <w:iCs/>
+          <w:lang w:val="nl-NL"/>
+        </w:rPr>
+        <w:tab/>
+      </w:r>
+      <w:r>
+        <w:rPr>
+          <w:i/>
+          <w:iCs/>
+          <w:lang w:val="nl-NL"/>
+        </w:rPr>
+        <w:tab/>
+      </w:r>
+      <w:r>
+        <w:rPr>
+          <w:rFonts w:ascii="Arial" w:hAnsi="Arial" w:cs="Arial"/>
+          <w:i/>
+          <w:iCs/>
+          <w:sz w:val="22"/>
+          <w:szCs w:val="22"/>
+          <w:lang w:val="nl-NL"/>
+        </w:rPr>
+        <w:t>100 mmol/l</w:t>
+      </w:r>
+      <w:r>
+        <w:rPr>
+          <w:i/>
+          <w:iCs/>
+          <w:lang w:val="nl-NL"/>
+        </w:rPr>
+        <w:br/>
+      </w:r>
+    </w:p>
+    <w:p>
+      <w:pPr>
+        <w:pStyle w:val="NoSpacing"/>
+        <w:spacing w:line="259" w:lineRule="auto"/>
+        <w:ind w:left="720"/>
+        <w:rPr>
+          <w:rFonts w:ascii="Arial" w:hAnsi="Arial" w:cs="Arial"/>
+          <w:sz w:val="22"/>
+          <w:szCs w:val="22"/>
+          <w:lang w:val="nl-NL"/>
+        </w:rPr>
+      </w:pPr>
+    </w:p>
+    <w:p>
+      <w:pPr>
+        <w:pStyle w:val="NoSpacing"/>
+        <w:numPr>
+          <w:ilvl w:val="0"/>
+          <w:numId w:val="40"/>
+        </w:numPr>
+        <w:rPr>
+          <w:rFonts w:ascii="Arial" w:hAnsi="Arial" w:cs="Arial"/>
+          <w:sz w:val="22"/>
+          <w:szCs w:val="22"/>
+          <w:lang w:val="nl-NL"/>
+        </w:rPr>
+      </w:pPr>
+      <w:r>
+        <w:rPr>
+          <w:rFonts w:ascii="Arial" w:hAnsi="Arial" w:cs="Arial"/>
+          <w:sz w:val="22"/>
+          <w:szCs w:val="22"/>
+          <w:lang w:val="nl-NL"/>
+        </w:rPr>
+        <w:t xml:space="preserve">Meng R1 buffer en R2 substraat samen. </w:t>
+      </w:r>
+    </w:p>
+    <w:p>
+      <w:pPr>
+        <w:pStyle w:val="NoSpacing"/>
+        <w:numPr>
+          <w:ilvl w:val="0"/>
+          <w:numId w:val="40"/>
+        </w:numPr>
+        <w:rPr>
+          <w:rFonts w:ascii="Arial" w:hAnsi="Arial" w:cs="Arial"/>
+          <w:sz w:val="22"/>
+          <w:szCs w:val="22"/>
+          <w:lang w:val="nl-NL"/>
+        </w:rPr>
+      </w:pPr>
+      <w:r>
+        <w:rPr>
+          <w:rFonts w:ascii="Arial" w:hAnsi="Arial" w:cs="Arial"/>
+          <w:sz w:val="22"/>
+          <w:szCs w:val="22"/>
+          <w:lang w:val="nl-NL"/>
+        </w:rPr>
+        <w:t xml:space="preserve">Wacht tot het substraat is volledig opgelost. </w:t>
+      </w:r>
+    </w:p>
+    <w:p>
+      <w:pPr>
+        <w:pStyle w:val="NoSpacing"/>
+        <w:numPr>
+          <w:ilvl w:val="0"/>
+          <w:numId w:val="40"/>
+        </w:numPr>
+        <w:rPr>
+          <w:rFonts w:ascii="Arial" w:hAnsi="Arial" w:cs="Arial"/>
+          <w:sz w:val="22"/>
+          <w:szCs w:val="22"/>
+          <w:lang w:val="nl-NL"/>
+        </w:rPr>
+      </w:pPr>
+      <w:r>
+        <w:rPr>
+          <w:rFonts w:ascii="Arial" w:hAnsi="Arial" w:cs="Arial"/>
+          <w:sz w:val="22"/>
+          <w:szCs w:val="22"/>
+          <w:lang w:val="nl-NL"/>
+        </w:rPr>
+        <w:t>Zet op ijs voor gebruikt.</w:t>
+      </w:r>
+    </w:p>
+    <w:p>
+      <w:pPr>
+        <w:pStyle w:val="NoSpacing"/>
+        <w:rPr>
+          <w:rFonts w:ascii="Arial" w:hAnsi="Arial" w:cs="Arial"/>
+          <w:b/>
+          <w:bCs/>
+          <w:sz w:val="22"/>
+          <w:szCs w:val="22"/>
+          <w:u w:val="single"/>
+          <w:lang w:val="nl-NL"/>
+        </w:rPr>
+      </w:pPr>
+    </w:p>
+    <w:p>
+      <w:pPr>
+        <w:pStyle w:val="NoSpacing"/>
+        <w:rPr>
+          <w:rFonts w:ascii="Arial" w:hAnsi="Arial" w:cs="Arial"/>
+          <w:b/>
+          <w:bCs/>
+          <w:sz w:val="22"/>
+          <w:szCs w:val="22"/>
+          <w:u w:val="single"/>
+          <w:lang w:val="nl-NL"/>
+        </w:rPr>
+      </w:pPr>
+      <w:r>
+        <w:rPr>
+          <w:rFonts w:ascii="Arial" w:hAnsi="Arial" w:cs="Arial"/>
+          <w:b/>
+          <w:bCs/>
+          <w:sz w:val="22"/>
+          <w:szCs w:val="22"/>
+          <w:u w:val="single"/>
+          <w:lang w:val="nl-NL"/>
+        </w:rPr>
+        <w:t>Voorbereiding van speekselmonsters</w:t>
+      </w:r>
+    </w:p>
+    <w:p>
+      <w:pPr>
+        <w:pStyle w:val="ListParagraph"/>
+        <w:numPr>
+          <w:ilvl w:val="0"/>
+          <w:numId w:val="32"/>
+        </w:numPr>
+        <w:spacing w:after="0" w:line="240" w:lineRule="auto"/>
+        <w:rPr>
+          <w:rFonts w:ascii="Arial" w:eastAsia="Arial" w:hAnsi="Arial" w:cs="Arial"/>
+          <w:color w:val="000000" w:themeColor="text1"/>
+          <w:sz w:val="22"/>
+          <w:szCs w:val="22"/>
+          <w:lang w:val="nl-NL"/>
+        </w:rPr>
+      </w:pPr>
+      <w:r>
+        <w:rPr>
+          <w:rFonts w:ascii="Arial" w:eastAsia="Arial" w:hAnsi="Arial" w:cs="Arial"/>
+          <w:color w:val="000000" w:themeColor="text1"/>
+          <w:sz w:val="22"/>
+          <w:szCs w:val="22"/>
+          <w:lang w:val="nl-NL"/>
+        </w:rPr>
+        <w:t xml:space="preserve">Speeksel monster totale eiwitconcentratie is bekend. Verdun dit zodat de totale eiwitconcentratie in de well gelijk is aan </w:t>
+      </w:r>
+      <w:r>
+        <w:rPr>
+          <w:rFonts w:ascii="Arial" w:eastAsia="Arial" w:hAnsi="Arial" w:cs="Arial"/>
+          <w:i/>
+          <w:iCs/>
+          <w:color w:val="000000" w:themeColor="text1"/>
+          <w:sz w:val="22"/>
+          <w:szCs w:val="22"/>
+          <w:lang w:val="nl-NL"/>
+        </w:rPr>
+        <w:t>X µg/mL</w:t>
+      </w:r>
+      <w:r>
+        <w:rPr>
+          <w:rFonts w:ascii="Arial" w:eastAsia="Arial" w:hAnsi="Arial" w:cs="Arial"/>
+          <w:color w:val="000000" w:themeColor="text1"/>
+          <w:sz w:val="22"/>
+          <w:szCs w:val="22"/>
+          <w:lang w:val="nl-NL"/>
+        </w:rPr>
+        <w:t>.</w:t>
+      </w:r>
+    </w:p>
+    <w:p>
+      <w:pPr>
+        <w:pStyle w:val="ListParagraph"/>
+        <w:numPr>
+          <w:ilvl w:val="0"/>
+          <w:numId w:val="32"/>
+        </w:numPr>
+        <w:spacing w:after="0" w:line="240" w:lineRule="auto"/>
+        <w:rPr>
+          <w:lang w:val="nl-NL"/>
+        </w:rPr>
+      </w:pPr>
+      <w:r>
+        <w:rPr>
+          <w:rFonts w:ascii="Arial" w:hAnsi="Arial" w:cs="Arial"/>
+          <w:color w:val="000000" w:themeColor="text1"/>
+          <w:sz w:val="22"/>
+          <w:szCs w:val="22"/>
+          <w:lang w:val="nl-NL"/>
+        </w:rPr>
+        <w:t xml:space="preserve">Meng </w:t>
+      </w:r>
+      <w:r>
+        <w:rPr>
+          <w:rFonts w:ascii="Arial" w:hAnsi="Arial" w:cs="Arial"/>
+          <w:sz w:val="22"/>
+          <w:szCs w:val="22"/>
+          <w:lang w:val="nl-NL"/>
+        </w:rPr>
+        <w:t>door op en neer te pipeteren (niet schudden).</w:t>
+      </w:r>
+    </w:p>
+    <w:p>
+      <w:pPr>
+        <w:rPr>
+          <w:b/>
+          <w:bCs/>
+          <w:lang w:val="en-GB"/>
+        </w:rPr>
+      </w:pPr>
+      <w:r>
+        <w:rPr>
+          <w:lang w:val="nl-NL"/>
+        </w:rPr>
+        <w:br/>
+      </w:r>
+      <w:proofErr w:type="spellStart"/>
+      <w:r>
+        <w:rPr>
+          <w:b/>
+          <w:bCs/>
+          <w:u w:val="single"/>
+          <w:lang w:val="en-GB"/>
+        </w:rPr>
+        <w:t>Activiteit</w:t>
+      </w:r>
+      <w:proofErr w:type="spellEnd"/>
+      <w:r>
+        <w:rPr>
+          <w:b/>
+          <w:bCs/>
+          <w:u w:val="single"/>
+          <w:lang w:val="en-GB"/>
+        </w:rPr>
+        <w:t xml:space="preserve"> </w:t>
+      </w:r>
+      <w:proofErr w:type="spellStart"/>
+      <w:r>
+        <w:rPr>
+          <w:b/>
+          <w:bCs/>
+          <w:u w:val="single"/>
+          <w:lang w:val="en-GB"/>
+        </w:rPr>
+        <w:t>meten</w:t>
+      </w:r>
+      <w:proofErr w:type="spellEnd"/>
+    </w:p>
+    <w:p>
+      <w:pPr>
+        <w:pStyle w:val="ListParagraph"/>
+        <w:numPr>
+          <w:ilvl w:val="0"/>
+          <w:numId w:val="39"/>
+        </w:numPr>
+        <w:spacing w:after="0" w:line="240" w:lineRule="auto"/>
+        <w:rPr>
+          <w:rFonts w:ascii="Arial" w:hAnsi="Arial" w:cs="Arial"/>
+          <w:color w:val="000000" w:themeColor="text1"/>
+          <w:sz w:val="22"/>
+          <w:szCs w:val="22"/>
+          <w:lang w:val="nl-NL"/>
+        </w:rPr>
+      </w:pPr>
+      <w:r>
+        <w:rPr>
+          <w:rFonts w:ascii="Arial" w:hAnsi="Arial" w:cs="Arial"/>
+          <w:color w:val="000000" w:themeColor="text1"/>
+          <w:sz w:val="22"/>
+          <w:szCs w:val="22"/>
+          <w:lang w:val="nl-NL"/>
+        </w:rPr>
+        <w:t xml:space="preserve">Verwarm </w:t>
+      </w:r>
+      <w:r>
+        <w:rPr>
+          <w:rFonts w:ascii="Arial" w:hAnsi="Arial" w:cs="Arial"/>
+          <w:i/>
+          <w:iCs/>
+          <w:color w:val="000000" w:themeColor="text1"/>
+          <w:sz w:val="22"/>
+          <w:szCs w:val="22"/>
+          <w:lang w:val="nl-NL"/>
+        </w:rPr>
+        <w:t>X mL</w:t>
+      </w:r>
+      <w:r>
+        <w:rPr>
+          <w:rFonts w:ascii="Arial" w:hAnsi="Arial" w:cs="Arial"/>
+          <w:color w:val="000000" w:themeColor="text1"/>
+          <w:sz w:val="22"/>
+          <w:szCs w:val="22"/>
+          <w:lang w:val="nl-NL"/>
+        </w:rPr>
+        <w:t xml:space="preserve"> CNPG3 reagens bij 37 °C voor 5 minuten.</w:t>
+      </w:r>
+    </w:p>
+    <w:p>
+      <w:pPr>
+        <w:pStyle w:val="ListParagraph"/>
+        <w:numPr>
+          <w:ilvl w:val="0"/>
+          <w:numId w:val="39"/>
+        </w:numPr>
+        <w:spacing w:after="0" w:line="240" w:lineRule="auto"/>
+        <w:rPr>
+          <w:rFonts w:ascii="Arial" w:hAnsi="Arial" w:cs="Arial"/>
+          <w:color w:val="000000" w:themeColor="text1"/>
+          <w:sz w:val="22"/>
+          <w:szCs w:val="22"/>
+          <w:lang w:val="nl-NL"/>
+        </w:rPr>
+      </w:pPr>
+      <w:r>
+        <w:rPr>
+          <w:rFonts w:ascii="Arial" w:hAnsi="Arial" w:cs="Arial"/>
+          <w:color w:val="000000" w:themeColor="text1"/>
+          <w:sz w:val="22"/>
+          <w:szCs w:val="22"/>
+          <w:lang w:val="nl-NL"/>
+        </w:rPr>
+        <w:t xml:space="preserve">Pipetteer 4 </w:t>
+      </w:r>
+      <w:r>
+        <w:rPr>
+          <w:rFonts w:ascii="Arial" w:eastAsia="Arial" w:hAnsi="Arial" w:cs="Arial"/>
+          <w:color w:val="000000" w:themeColor="text1"/>
+          <w:sz w:val="22"/>
+          <w:szCs w:val="22"/>
+          <w:lang w:val="nl-NL"/>
+        </w:rPr>
+        <w:t xml:space="preserve">µL </w:t>
+      </w:r>
+      <w:r>
+        <w:rPr>
+          <w:rFonts w:ascii="Arial" w:hAnsi="Arial" w:cs="Arial"/>
+          <w:color w:val="000000" w:themeColor="text1"/>
+          <w:sz w:val="22"/>
+          <w:szCs w:val="22"/>
+          <w:lang w:val="nl-NL"/>
+        </w:rPr>
+        <w:t>speekselmonster en controles toe.</w:t>
+      </w:r>
+    </w:p>
+    <w:p>
+      <w:pPr>
+        <w:pStyle w:val="ListParagraph"/>
+        <w:numPr>
+          <w:ilvl w:val="0"/>
+          <w:numId w:val="39"/>
+        </w:numPr>
+        <w:spacing w:after="0" w:line="240" w:lineRule="auto"/>
+        <w:rPr>
+          <w:rFonts w:ascii="Arial" w:hAnsi="Arial" w:cs="Arial"/>
+          <w:color w:val="000000" w:themeColor="text1"/>
+          <w:sz w:val="22"/>
+          <w:szCs w:val="22"/>
+          <w:lang w:val="nl-NL"/>
+        </w:rPr>
+      </w:pPr>
+      <w:r>
+        <w:rPr>
+          <w:rFonts w:ascii="Arial" w:hAnsi="Arial" w:cs="Arial"/>
+          <w:color w:val="000000" w:themeColor="text1"/>
+          <w:sz w:val="22"/>
+          <w:szCs w:val="22"/>
+          <w:lang w:val="nl-NL"/>
+        </w:rPr>
+        <w:t>Pipetteer in elke well 196 µL CNPG3 reagens toe, gebruik de multi</w:t>
+      </w:r>
+      <w:r>
+        <w:rPr>
+          <w:rFonts w:ascii="Arial" w:hAnsi="Arial" w:cs="Arial"/>
+          <w:color w:val="000000" w:themeColor="text1"/>
+          <w:sz w:val="22"/>
+          <w:szCs w:val="22"/>
+          <w:lang w:val="nl-NL"/>
+        </w:rPr>
+        <w:t>-</w:t>
+      </w:r>
+      <w:r>
+        <w:rPr>
+          <w:rFonts w:ascii="Arial" w:hAnsi="Arial" w:cs="Arial"/>
+          <w:color w:val="000000" w:themeColor="text1"/>
+          <w:sz w:val="22"/>
+          <w:szCs w:val="22"/>
+          <w:lang w:val="nl-NL"/>
+        </w:rPr>
+        <w:t>channel.</w:t>
+      </w:r>
+      <w:r>
+        <w:rPr>
+          <w:lang w:val="nl-NL"/>
+        </w:rPr>
+        <w:br/>
+      </w:r>
+      <w:r>
+        <w:rPr>
+          <w:rFonts w:ascii="Arial" w:hAnsi="Arial" w:cs="Arial"/>
+          <w:i/>
+          <w:iCs/>
+          <w:color w:val="000000" w:themeColor="text1"/>
+          <w:sz w:val="22"/>
+          <w:szCs w:val="22"/>
+          <w:lang w:val="nl-NL"/>
+        </w:rPr>
+        <w:t>Bij toevoeging van het verwarmde reagens zal het speeksel ook meteen op temperatuur komen (de verhouding is immers klein).</w:t>
+      </w:r>
+      <w:r>
+        <w:rPr>
+          <w:rFonts w:ascii="Arial" w:hAnsi="Arial" w:cs="Arial"/>
+          <w:color w:val="000000" w:themeColor="text1"/>
+          <w:sz w:val="22"/>
+          <w:szCs w:val="22"/>
+          <w:lang w:val="nl-NL"/>
+        </w:rPr>
+        <w:t xml:space="preserve"> </w:t>
+      </w:r>
+    </w:p>
+    <w:p>
+      <w:pPr>
+        <w:pStyle w:val="ListParagraph"/>
+        <w:numPr>
+          <w:ilvl w:val="0"/>
+          <w:numId w:val="39"/>
+        </w:numPr>
+        <w:spacing w:after="0" w:line="240" w:lineRule="auto"/>
+        <w:rPr>
+          <w:rFonts w:ascii="Arial" w:hAnsi="Arial" w:cs="Arial"/>
+          <w:color w:val="000000" w:themeColor="text1"/>
+          <w:sz w:val="22"/>
+          <w:szCs w:val="22"/>
+          <w:lang w:val="nl-NL"/>
+        </w:rPr>
+      </w:pPr>
+      <w:r>
+        <w:rPr>
+          <w:rFonts w:ascii="Arial" w:hAnsi="Arial" w:cs="Arial"/>
+          <w:color w:val="000000" w:themeColor="text1"/>
+          <w:sz w:val="22"/>
+          <w:szCs w:val="22"/>
+          <w:lang w:val="nl-NL"/>
+        </w:rPr>
+        <w:t xml:space="preserve">Start de kinetische CNPG3 assay in de ClarioStar bij 37 °C om de minuut. </w:t>
+      </w:r>
+    </w:p>
+    <w:p>
+      <w:pPr>
+        <w:pStyle w:val="ListParagraph"/>
+        <w:numPr>
+          <w:ilvl w:val="0"/>
+          <w:numId w:val="39"/>
+        </w:numPr>
+        <w:spacing w:after="0" w:line="240" w:lineRule="auto"/>
+        <w:rPr>
+          <w:rFonts w:ascii="Arial" w:eastAsiaTheme="minorEastAsia" w:hAnsi="Arial" w:cs="Arial"/>
+          <w:color w:val="000000" w:themeColor="text1"/>
+          <w:sz w:val="22"/>
+          <w:szCs w:val="22"/>
+          <w:lang w:val="nl-NL"/>
+        </w:rPr>
+      </w:pPr>
+      <w:r>
+        <w:rPr>
+          <w:rFonts w:ascii="Arial" w:hAnsi="Arial" w:cs="Arial"/>
+          <w:color w:val="000000" w:themeColor="text1"/>
+          <w:sz w:val="22"/>
+          <w:szCs w:val="22"/>
+          <w:lang w:val="nl-NL"/>
+        </w:rPr>
+        <w:t>Herhaal de meting om de 1 minuut weer gedurende 20 minuten voor een betrouwbare kinetiek meting in (</w:t>
+      </w:r>
+      <m:oMath>
+        <m:r>
+          <m:rPr>
+            <m:sty m:val="p"/>
+          </m:rPr>
+          <w:rPr>
+            <w:rFonts w:ascii="Cambria Math" w:hAnsi="Cambria Math" w:cs="Arial"/>
+            <w:color w:val="000000" w:themeColor="text1"/>
+            <w:sz w:val="22"/>
+            <w:szCs w:val="22"/>
+            <w:lang w:val="nl-NL"/>
+          </w:rPr>
+          <m:t>∆Abs./min</m:t>
+        </m:r>
+      </m:oMath>
+      <w:r>
+        <w:rPr>
+          <w:rFonts w:ascii="Arial" w:hAnsi="Arial" w:cs="Arial"/>
+          <w:color w:val="000000" w:themeColor="text1"/>
+          <w:sz w:val="22"/>
+          <w:szCs w:val="22"/>
+          <w:lang w:val="nl-NL"/>
+        </w:rPr>
+        <w:t>)</w:t>
+      </w:r>
+    </w:p>
+    <w:p>
+      <w:pPr>
+        <w:pStyle w:val="ListParagraph"/>
+        <w:numPr>
+          <w:ilvl w:val="0"/>
+          <w:numId w:val="39"/>
+        </w:numPr>
+        <w:spacing w:after="0" w:line="240" w:lineRule="auto"/>
+        <w:rPr>
+          <w:rFonts w:ascii="Arial" w:hAnsi="Arial" w:cs="Arial"/>
+          <w:color w:val="000000" w:themeColor="text1"/>
+          <w:sz w:val="22"/>
+          <w:szCs w:val="22"/>
+          <w:lang w:val="nl-NL"/>
+        </w:rPr>
+      </w:pPr>
+      <w:r>
+        <w:rPr>
+          <w:rFonts w:ascii="Arial" w:hAnsi="Arial" w:cs="Arial"/>
+          <w:color w:val="000000" w:themeColor="text1"/>
+          <w:sz w:val="22"/>
+          <w:szCs w:val="22"/>
+          <w:lang w:val="nl-NL"/>
+        </w:rPr>
+        <w:t xml:space="preserve">Vermenigvuldig het antwoord met 3178 om in Units/Liter (U/L) om te zetten. </w:t>
+      </w:r>
+    </w:p>
+    <w:p>
+      <w:pPr>
+        <w:pStyle w:val="ListParagraph"/>
+        <w:rPr>
+          <w:rFonts w:ascii="Arial" w:hAnsi="Arial" w:cs="Arial"/>
+          <w:i/>
+          <w:iCs/>
+          <w:color w:val="000000" w:themeColor="text1"/>
+          <w:sz w:val="22"/>
+          <w:szCs w:val="22"/>
+          <w:lang w:val="nl-NL"/>
+        </w:rPr>
+      </w:pPr>
+      <w:r>
+        <w:rPr>
+          <w:rFonts w:ascii="Arial" w:hAnsi="Arial" w:cs="Arial"/>
+          <w:i/>
+          <w:iCs/>
+          <w:color w:val="000000" w:themeColor="text1"/>
+          <w:sz w:val="22"/>
+          <w:szCs w:val="22"/>
+          <w:lang w:val="nl-NL"/>
+        </w:rPr>
+        <w:t>Formule: U/L = Abs./min x 3178</w:t>
+      </w:r>
+    </w:p>
+    <w:p>
+      <w:pPr>
+        <w:rPr>
+          <w:rFonts w:ascii="Arial" w:hAnsi="Arial" w:cs="Arial"/>
+          <w:color w:val="000000" w:themeColor="text1"/>
+          <w:sz w:val="22"/>
+          <w:szCs w:val="22"/>
+          <w:lang w:val="nl-NL"/>
+        </w:rPr>
+      </w:pPr>
+    </w:p>
+    <w:p>
+      <w:pPr>
+        <w:rPr>
+          <w:rFonts w:ascii="Arial" w:hAnsi="Arial" w:cs="Arial"/>
+          <w:i/>
+          <w:iCs/>
+          <w:color w:val="000000" w:themeColor="text1"/>
+          <w:sz w:val="22"/>
+          <w:szCs w:val="22"/>
+          <w:u w:val="single"/>
+          <w:lang w:val="nl-NL"/>
+        </w:rPr>
+      </w:pPr>
+      <w:r>
+        <w:rPr>
+          <w:rFonts w:ascii="Arial" w:hAnsi="Arial" w:cs="Arial"/>
+          <w:b/>
+          <w:bCs/>
+          <w:color w:val="000000" w:themeColor="text1"/>
+          <w:sz w:val="22"/>
+          <w:szCs w:val="22"/>
+          <w:u w:val="single"/>
+          <w:lang w:val="nl-NL"/>
+        </w:rPr>
+        <w:t>Data-analyse:</w:t>
+      </w:r>
+      <w:r>
+        <w:rPr>
+          <w:lang w:val="nl-NL"/>
+        </w:rPr>
+        <w:br/>
+      </w:r>
+      <w:r>
+        <w:rPr>
+          <w:rFonts w:ascii="Arial" w:hAnsi="Arial" w:cs="Arial"/>
+          <w:i/>
+          <w:iCs/>
+          <w:color w:val="000000" w:themeColor="text1"/>
+          <w:sz w:val="22"/>
+          <w:szCs w:val="22"/>
+          <w:lang w:val="nl-NL"/>
+        </w:rPr>
+        <w:t>Ook voor de CNPG3 kan eventueel een automatische data-analyse worden opgezet.</w:t>
+      </w:r>
+    </w:p>
+    <w:p>
+      <w:pPr>
+        <w:rPr>
+          <w:rFonts w:ascii="Arial" w:hAnsi="Arial" w:cs="Arial"/>
+          <w:color w:val="000000" w:themeColor="text1"/>
+          <w:sz w:val="22"/>
+          <w:szCs w:val="22"/>
+          <w:lang w:val="nl-NL"/>
+        </w:rPr>
+      </w:pPr>
+      <w:r>
+        <w:rPr>
+          <w:rFonts w:ascii="Arial" w:hAnsi="Arial" w:cs="Arial"/>
+          <w:color w:val="000000" w:themeColor="text1"/>
+          <w:sz w:val="22"/>
+          <w:szCs w:val="22"/>
+          <w:lang w:val="nl-NL"/>
+        </w:rPr>
+        <w:t>De Abs./min wordt berekenen met behulp van onderstaande formule en alle metingen worden gecorrigeerd door de blanco af te trekken.</w:t>
+      </w:r>
+    </w:p>
+    <w:p>
+      <w:pPr>
+        <w:rPr>
+          <w:rFonts w:ascii="Arial" w:hAnsi="Arial" w:cs="Arial"/>
+          <w:color w:val="000000" w:themeColor="text1"/>
+          <w:sz w:val="22"/>
+          <w:szCs w:val="22"/>
+          <w:lang w:val="nl-NL"/>
+        </w:rPr>
+      </w:pPr>
+      <w:r>
+        <w:rPr>
+          <w:rFonts w:ascii="Arial" w:hAnsi="Arial" w:cs="Arial"/>
+          <w:color w:val="000000" w:themeColor="text1"/>
+          <w:sz w:val="22"/>
+          <w:szCs w:val="22"/>
+          <w:lang w:val="nl-NL"/>
+        </w:rPr>
+        <w:t>Abs./min = absorptieverschil per minuut</w:t>
+      </w:r>
+    </w:p>
+    <w:p>
+      <w:pPr>
+        <w:rPr>
+          <w:rFonts w:ascii="Arial" w:hAnsi="Arial" w:cs="Arial"/>
+          <w:color w:val="000000" w:themeColor="text1"/>
+          <w:sz w:val="22"/>
+          <w:szCs w:val="22"/>
+          <w:lang w:val="nl-NL"/>
+        </w:rPr>
+      </w:pPr>
+      <w:r>
+        <w:rPr>
+          <w:rFonts w:ascii="Arial" w:hAnsi="Arial" w:cs="Arial"/>
+          <w:color w:val="000000" w:themeColor="text1"/>
+          <w:sz w:val="22"/>
+          <w:szCs w:val="22"/>
+          <w:lang w:val="nl-NL"/>
+        </w:rPr>
+        <w:t xml:space="preserve">TV = totale assay volume in mL </w:t>
+      </w:r>
+    </w:p>
+    <w:p>
+      <w:pPr>
+        <w:rPr>
+          <w:rFonts w:ascii="Arial" w:hAnsi="Arial" w:cs="Arial"/>
+          <w:color w:val="000000" w:themeColor="text1"/>
+          <w:sz w:val="22"/>
+          <w:szCs w:val="22"/>
+          <w:lang w:val="nl-NL"/>
+        </w:rPr>
+      </w:pPr>
+      <w:r>
+        <w:rPr>
+          <w:rFonts w:ascii="Arial" w:hAnsi="Arial" w:cs="Arial"/>
+          <w:color w:val="000000" w:themeColor="text1"/>
+          <w:sz w:val="22"/>
+          <w:szCs w:val="22"/>
+          <w:lang w:val="nl-NL"/>
+        </w:rPr>
+        <w:t>SV = sample volume in m</w:t>
+      </w:r>
+      <w:r>
+        <w:rPr>
+          <w:rFonts w:ascii="Arial" w:hAnsi="Arial" w:cs="Arial"/>
+          <w:color w:val="000000" w:themeColor="text1"/>
+          <w:sz w:val="22"/>
+          <w:szCs w:val="22"/>
+          <w:lang w:val="nl-NL"/>
+        </w:rPr>
+        <w:t>L</w:t>
+      </w:r>
+      <w:r>
+        <w:rPr>
+          <w:rFonts w:ascii="Arial" w:hAnsi="Arial" w:cs="Arial"/>
+          <w:color w:val="000000" w:themeColor="text1"/>
+          <w:sz w:val="22"/>
+          <w:szCs w:val="22"/>
+          <w:lang w:val="nl-NL"/>
+        </w:rPr>
+        <w:t xml:space="preserve"> </w:t>
+      </w:r>
+    </w:p>
+    <w:p>
+      <w:pPr>
+        <w:rPr>
+          <w:rFonts w:ascii="Arial" w:hAnsi="Arial" w:cs="Arial"/>
+          <w:color w:val="000000" w:themeColor="text1"/>
+          <w:sz w:val="22"/>
+          <w:szCs w:val="22"/>
+          <w:lang w:val="nl-NL"/>
+        </w:rPr>
+      </w:pPr>
+      <w:r>
+        <w:rPr>
+          <w:rFonts w:ascii="Arial" w:hAnsi="Arial" w:cs="Arial"/>
+          <w:color w:val="000000" w:themeColor="text1"/>
+          <w:sz w:val="22"/>
+          <w:szCs w:val="22"/>
+          <w:lang w:val="nl-NL"/>
+        </w:rPr>
+        <w:t>MMA = millimolaire absorptie van 2-chloro-p-nitrofenol</w:t>
+      </w:r>
+      <w:r>
+        <w:rPr>
+          <w:noProof/>
+        </w:rPr>
+        <w:drawing>
+          <wp:anchor distT="0" distB="0" distL="114300" distR="114300" simplePos="0" relativeHeight="251659264" behindDoc="0" locked="0" layoutInCell="1" allowOverlap="1" wp14:anchorId="63EEFCF2" wp14:editId="626ACB18">
+            <wp:simplePos x="0" y="0"/>
+            <wp:positionH relativeFrom="column">
+              <wp:posOffset>4457700</wp:posOffset>
+            </wp:positionH>
+            <wp:positionV relativeFrom="paragraph">
+              <wp:posOffset>-361950</wp:posOffset>
+            </wp:positionV>
+            <wp:extent cx="1990953" cy="1440607"/>
+            <wp:effectExtent l="0" t="0" r="0" b="0"/>
+            <wp:wrapNone/>
+            <wp:docPr id="1979559656" name="Picture 1" descr="A white background with black text&#10;&#10;Description automatically generated"/>
+            <wp:cNvGraphicFramePr>
+              <a:graphicFrameLocks xmlns:a="http://schemas.openxmlformats.org/drawingml/2006/main" noChangeAspect="1"/>
+            </wp:cNvGraphicFramePr>
+            <a:graphic xmlns:a="http://schemas.openxmlformats.org/drawingml/2006/main">
+              <a:graphicData uri="http://schemas.openxmlformats.org/drawingml/2006/picture">
+                <pic:pic xmlns:pic="http://schemas.openxmlformats.org/drawingml/2006/picture">
+                  <pic:nvPicPr>
+                    <pic:cNvPr id="976618909" name="Picture 1" descr="A white background with black text&#10;&#10;Description automatically generated"/>
+                    <pic:cNvPicPr/>
+                  </pic:nvPicPr>
+                  <pic:blipFill>
+                    <a:blip r:embed="rId9"/>
+                    <a:stretch>
+                      <a:fillRect/>
+                    </a:stretch>
+                  </pic:blipFill>
+                  <pic:spPr>
+                    <a:xfrm>
+                      <a:off x="0" y="0"/>
+                      <a:ext cx="1990953" cy="1440607"/>
+                    </a:xfrm>
+                    <a:prstGeom prst="rect">
+                      <a:avLst/>
+                    </a:prstGeom>
+                  </pic:spPr>
+                </pic:pic>
+              </a:graphicData>
+            </a:graphic>
+            <wp14:sizeRelH relativeFrom="page">
+              <wp14:pctWidth>0</wp14:pctWidth>
+            </wp14:sizeRelH>
+            <wp14:sizeRelV relativeFrom="page">
+              <wp14:pctHeight>0</wp14:pctHeight>
+            </wp14:sizeRelV>
+          </wp:anchor>
+        </w:drawing>
+      </w:r>
+    </w:p>
+    <w:p>
+      <w:pPr>
+        <w:rPr>
+          <w:rFonts w:ascii="Arial" w:hAnsi="Arial" w:cs="Arial"/>
+          <w:color w:val="000000" w:themeColor="text1"/>
+          <w:sz w:val="22"/>
+          <w:szCs w:val="22"/>
+          <w:lang w:val="nl-NL"/>
+        </w:rPr>
+      </w:pPr>
+      <w:r>
+        <w:rPr>
+          <w:rFonts w:ascii="Arial" w:hAnsi="Arial" w:cs="Arial"/>
+          <w:color w:val="000000" w:themeColor="text1"/>
+          <w:sz w:val="22"/>
+          <w:szCs w:val="22"/>
+          <w:lang w:val="nl-NL"/>
+        </w:rPr>
+        <w:t xml:space="preserve">LP = licht golflengte (1 cm) </w:t>
+      </w:r>
+    </w:p>
+    <w:p>
+      <w:pPr>
+        <w:rPr>
+          <w:rFonts w:ascii="Arial" w:hAnsi="Arial" w:cs="Arial"/>
+          <w:color w:val="000000" w:themeColor="text1"/>
+          <w:sz w:val="22"/>
+          <w:szCs w:val="22"/>
+          <w:lang w:val="nl-NL"/>
+        </w:rPr>
+      </w:pPr>
+      <w:r>
+        <w:rPr>
+          <w:rFonts w:ascii="Arial" w:hAnsi="Arial" w:cs="Arial"/>
+          <w:color w:val="000000" w:themeColor="text1"/>
+          <w:sz w:val="22"/>
+          <w:szCs w:val="22"/>
+          <w:lang w:val="nl-NL"/>
+        </w:rPr>
+        <w:t>Omrekenen van Units/m</w:t>
+      </w:r>
+      <w:r>
+        <w:rPr>
+          <w:rFonts w:ascii="Arial" w:hAnsi="Arial" w:cs="Arial"/>
+          <w:color w:val="000000" w:themeColor="text1"/>
+          <w:sz w:val="22"/>
+          <w:szCs w:val="22"/>
+          <w:lang w:val="nl-NL"/>
+        </w:rPr>
+        <w:t>L</w:t>
+      </w:r>
+      <w:r>
+        <w:rPr>
+          <w:rFonts w:ascii="Arial" w:hAnsi="Arial" w:cs="Arial"/>
+          <w:color w:val="000000" w:themeColor="text1"/>
+          <w:sz w:val="22"/>
+          <w:szCs w:val="22"/>
+          <w:lang w:val="nl-NL"/>
+        </w:rPr>
+        <w:t xml:space="preserve"> naar Units/liter = vermenigvuldigen met 1000</w:t>
+      </w:r>
+    </w:p>
+    <w:p>
+      <w:pPr>
+        <w:rPr>
+          <w:rFonts w:ascii="Arial" w:eastAsiaTheme="minorEastAsia" w:hAnsi="Arial" w:cs="Arial"/>
+          <w:color w:val="000000" w:themeColor="text1"/>
+          <w:sz w:val="22"/>
+          <w:szCs w:val="22"/>
+          <w:lang w:val="nl-NL"/>
+        </w:rPr>
+      </w:pPr>
+    </w:p>
+    <w:p>
+      <w:pPr>
+        <w:rPr>
+          <w:rFonts w:ascii="Arial" w:eastAsiaTheme="minorEastAsia" w:hAnsi="Arial" w:cs="Arial"/>
+          <w:color w:val="000000" w:themeColor="text1"/>
+          <w:sz w:val="22"/>
+          <w:szCs w:val="22"/>
+          <w:lang w:val="nl-NL"/>
+        </w:rPr>
+      </w:pPr>
+      <w:r>
+        <w:rPr>
+          <w:rFonts w:ascii="Arial" w:eastAsiaTheme="minorEastAsia" w:hAnsi="Arial" w:cs="Arial"/>
+          <w:color w:val="000000" w:themeColor="text1"/>
+          <w:sz w:val="22"/>
+          <w:szCs w:val="22"/>
+          <w:lang w:val="nl-NL"/>
+        </w:rPr>
+        <w:t xml:space="preserve">Formule voor het berekenen van </w:t>
+      </w:r>
+      <m:oMath>
+        <m:r>
+          <w:rPr>
+            <w:rFonts w:ascii="Cambria Math" w:eastAsiaTheme="minorEastAsia" w:hAnsi="Cambria Math" w:cs="Arial"/>
+            <w:color w:val="000000" w:themeColor="text1"/>
+            <w:sz w:val="22"/>
+            <w:szCs w:val="22"/>
+            <w:lang w:val="nl-NL"/>
+          </w:rPr>
+          <m:t>α</m:t>
+        </m:r>
+      </m:oMath>
+      <w:r>
+        <w:rPr>
+          <w:rFonts w:ascii="Arial" w:eastAsiaTheme="minorEastAsia" w:hAnsi="Arial" w:cs="Arial"/>
+          <w:color w:val="000000" w:themeColor="text1"/>
+          <w:sz w:val="22"/>
+          <w:szCs w:val="22"/>
+          <w:lang w:val="nl-NL"/>
+        </w:rPr>
+        <w:t>-amylase in sample:</w:t>
+      </w:r>
+    </w:p>
+    <w:p>
+      <m:oMathPara>
+        <m:oMathParaPr>
+          <m:jc m:val="left"/>
+        </m:oMathParaPr>
+        <m:oMath>
+          <m:r>
+            <w:rPr>
+              <w:rFonts w:ascii="Cambria Math" w:hAnsi="Cambria Math" w:cs="Arial"/>
+              <w:color w:val="000000" w:themeColor="text1"/>
+              <w:sz w:val="22"/>
+              <w:szCs w:val="22"/>
+              <w:lang w:val="nl-NL"/>
+            </w:rPr>
+            <m:t>U/L α-amylase</m:t>
+          </m:r>
+          <m:func>
+            <m:funcPr>
+              <m:ctrlPr>
+                <w:rPr>
+                  <w:rFonts w:ascii="Cambria Math" w:hAnsi="Cambria Math" w:cs="Arial"/>
+                  <w:i/>
+                  <w:color w:val="000000" w:themeColor="text1"/>
+                  <w:sz w:val="22"/>
+                  <w:szCs w:val="22"/>
+                  <w:lang w:val="nl-NL"/>
+                </w:rPr>
+              </m:ctrlPr>
+            </m:funcPr>
+            <m:fName>
+              <m:r>
+                <m:rPr>
+                  <m:sty m:val="p"/>
+                </m:rPr>
+                <w:rPr>
+                  <w:rFonts w:ascii="Cambria Math" w:hAnsi="Cambria Math" w:cs="Arial"/>
+                  <w:color w:val="000000" w:themeColor="text1"/>
+                  <w:sz w:val="22"/>
+                  <w:szCs w:val="22"/>
+                  <w:lang w:val="nl-NL"/>
+                </w:rPr>
+                <m:t>in sample</m:t>
+              </m:r>
+            </m:fName>
+            <m:e>
+              <m:r>
+                <m:rPr>
+                  <m:sty m:val="p"/>
+                </m:rPr>
+                <w:rPr>
+                  <w:rFonts w:ascii="Cambria Math" w:hAnsi="Cambria Math" w:cs="Arial"/>
+                  <w:color w:val="000000" w:themeColor="text1"/>
+                  <w:sz w:val="22"/>
+                  <w:szCs w:val="22"/>
+                  <w:lang w:val="nl-NL"/>
+                </w:rPr>
+                <m:t>=</m:t>
+              </m:r>
+              <m:f>
+                <m:fPr>
+                  <m:ctrlPr>
+                    <w:rPr>
+                      <w:rFonts w:ascii="Cambria Math" w:hAnsi="Cambria Math" w:cs="Arial"/>
+                      <w:color w:val="000000" w:themeColor="text1"/>
+                      <w:sz w:val="22"/>
+                      <w:szCs w:val="22"/>
+                      <w:lang w:val="nl-NL"/>
+                    </w:rPr>
+                  </m:ctrlPr>
+                </m:fPr>
+                <m:num>
+                  <m:r>
+                    <m:rPr>
+                      <m:sty m:val="p"/>
+                    </m:rPr>
+                    <w:rPr>
+                      <w:rFonts w:ascii="Cambria Math" w:hAnsi="Cambria Math" w:cs="Arial"/>
+                      <w:color w:val="000000" w:themeColor="text1"/>
+                      <w:sz w:val="22"/>
+                      <w:szCs w:val="22"/>
+                      <w:lang w:val="nl-NL"/>
+                    </w:rPr>
+                    <m:t>∆Abs./</m:t>
+                  </m:r>
+                  <m:func>
+                    <m:funcPr>
+                      <m:ctrlPr>
+                        <w:rPr>
+                          <w:rFonts w:ascii="Cambria Math" w:hAnsi="Cambria Math" w:cs="Arial"/>
+                          <w:color w:val="000000" w:themeColor="text1"/>
+                          <w:sz w:val="22"/>
+                          <w:szCs w:val="22"/>
+                          <w:lang w:val="nl-NL"/>
+                        </w:rPr>
+                      </m:ctrlPr>
+                    </m:funcPr>
+                    <m:fName>
+                      <m:r>
+                        <m:rPr>
+                          <m:sty m:val="p"/>
+                        </m:rPr>
+                        <w:rPr>
+                          <w:rFonts w:ascii="Cambria Math" w:hAnsi="Cambria Math" w:cs="Arial"/>
+                          <w:color w:val="000000" w:themeColor="text1"/>
+                          <w:sz w:val="22"/>
+                          <w:szCs w:val="22"/>
+                          <w:lang w:val="nl-NL"/>
+                        </w:rPr>
+                        <m:t>min</m:t>
+                      </m:r>
+                    </m:fName>
+                    <m:e>
+                      <m:r>
+                        <w:rPr>
+                          <w:rFonts w:ascii="Cambria Math" w:hAnsi="Cambria Math" w:cs="Arial"/>
+                          <w:color w:val="000000" w:themeColor="text1"/>
+                          <w:sz w:val="22"/>
+                          <w:szCs w:val="22"/>
+                          <w:lang w:val="nl-NL"/>
+                        </w:rPr>
+                        <m:t xml:space="preserve"> × TV × 1000</m:t>
+                      </m:r>
+                    </m:e>
+                  </m:func>
+                </m:num>
+                <m:den>
+                  <m:r>
+                    <m:rPr>
+                      <m:sty m:val="p"/>
+                    </m:rPr>
+                    <w:rPr>
+                      <w:rFonts w:ascii="Cambria Math" w:hAnsi="Cambria Math" w:cs="Arial"/>
+                      <w:color w:val="000000" w:themeColor="text1"/>
+                      <w:sz w:val="22"/>
+                      <w:szCs w:val="22"/>
+                      <w:lang w:val="nl-NL"/>
+                    </w:rPr>
+                    <m:t>MMA × SV × LP</m:t>
+                  </m:r>
+                </m:den>
+              </m:f>
+            </m:e>
+          </m:func>
+        </m:oMath>
+      </m:oMathPara>
+    </w:p>
+    <w:p>
+      <w:pPr>
+        <w:rPr>
+          <w:rFonts w:ascii="Arial" w:hAnsi="Arial" w:cs="Arial"/>
+          <w:color w:val="000000" w:themeColor="text1"/>
+          <w:sz w:val="22"/>
+          <w:szCs w:val="22"/>
+          <w:lang w:val="nl-NL"/>
+        </w:rPr>
+      </w:pPr>
+    </w:p>
+    <w:p>
+      <w:pPr>
+        <w:spacing w:line="276" w:lineRule="auto"/>
+        <w:rPr>
+          <w:i/>
+          <w:iCs/>
+          <w:lang w:val="nl-NL"/>
+        </w:rPr>
+      </w:pPr>
+      <w:r>
+        <w:rPr>
+          <w:rFonts w:ascii="Arial" w:hAnsi="Arial" w:cs="Arial"/>
+          <w:b/>
+          <w:bCs/>
+          <w:color w:val="000000" w:themeColor="text1"/>
+          <w:sz w:val="22"/>
+          <w:szCs w:val="22"/>
+          <w:lang w:val="nl-NL"/>
+        </w:rPr>
+        <w:t xml:space="preserve">Veiligheid: </w:t>
+      </w:r>
+      <w:r>
+        <w:rPr>
+          <w:lang w:val="nl-NL"/>
+        </w:rPr>
+        <w:t>De veiligheid worden toegepast volgens de veiligheidsregels van de laboratoria van het ILC zoals beschreven is op Canvas. (</w:t>
+      </w:r>
+      <w:r>
+        <w:rPr>
+          <w:i/>
+          <w:iCs/>
+          <w:lang w:val="nl-NL"/>
+        </w:rPr>
+        <w:t>zie:</w:t>
+      </w:r>
+      <w:hyperlink r:id="rId10">
+        <w:r>
+          <w:rPr>
+            <w:rStyle w:val="Hyperlink"/>
+            <w:i/>
+            <w:iCs/>
+            <w:lang w:val="nl-NL"/>
+          </w:rPr>
+          <w:t>https://canvas.hu.nl/courses/49813/discussion_topics/310136</w:t>
+        </w:r>
+      </w:hyperlink>
+      <w:r>
+        <w:rPr>
+          <w:i/>
+          <w:iCs/>
+          <w:lang w:val="nl-NL"/>
+        </w:rPr>
+        <w:t>)</w:t>
+      </w:r>
+    </w:p>
+    <w:p>
+      <w:pPr>
+        <w:rPr>
+          <w:rFonts w:ascii="Arial" w:hAnsi="Arial" w:cs="Arial"/>
+          <w:b/>
+          <w:bCs/>
+          <w:color w:val="000000" w:themeColor="text1"/>
+          <w:sz w:val="22"/>
+          <w:szCs w:val="22"/>
+          <w:lang w:val="nl-NL"/>
+        </w:rPr>
+      </w:pPr>
+    </w:p>
+    <w:p>
+      <w:pPr>
+        <w:pStyle w:val="NoSpacing"/>
+        <w:rPr>
+          <w:rFonts w:ascii="Arial" w:hAnsi="Arial" w:cs="Arial"/>
+          <w:b/>
+          <w:bCs/>
+          <w:color w:val="000000" w:themeColor="text1"/>
+          <w:sz w:val="22"/>
+          <w:szCs w:val="22"/>
+          <w:lang w:val="nl-NL"/>
+        </w:rPr>
+      </w:pPr>
+      <w:r>
+        <w:rPr>
+          <w:rFonts w:ascii="Arial" w:hAnsi="Arial" w:cs="Arial"/>
+          <w:b/>
+          <w:bCs/>
+          <w:color w:val="000000" w:themeColor="text1"/>
+          <w:sz w:val="22"/>
+          <w:szCs w:val="22"/>
+          <w:lang w:val="nl-NL"/>
+        </w:rPr>
+        <w:t>Veiligheid:</w:t>
+      </w:r>
+    </w:p>
+    <w:p>
+      <w:pPr>
+        <w:pStyle w:val="NoSpacing"/>
+        <w:numPr>
+          <w:ilvl w:val="0"/>
+          <w:numId w:val="37"/>
+        </w:numPr>
+        <w:spacing w:line="259" w:lineRule="auto"/>
+        <w:rPr>
+          <w:rFonts w:ascii="Arial" w:hAnsi="Arial" w:cs="Arial"/>
+          <w:color w:val="000000" w:themeColor="text1"/>
+          <w:sz w:val="22"/>
+          <w:szCs w:val="22"/>
+          <w:lang w:val="nl-NL"/>
+        </w:rPr>
+      </w:pPr>
+      <w:r>
+        <w:rPr>
+          <w:rFonts w:ascii="Arial" w:hAnsi="Arial" w:cs="Arial"/>
+          <w:color w:val="000000" w:themeColor="text1"/>
+          <w:sz w:val="22"/>
+          <w:szCs w:val="22"/>
+          <w:lang w:val="nl-NL"/>
+        </w:rPr>
+        <w:t>Potassium thiosyanate</w:t>
+      </w:r>
+    </w:p>
+    <w:p>
+      <w:pPr>
+        <w:spacing w:line="276" w:lineRule="auto"/>
+      </w:pPr>
+      <w:r>
+        <w:rPr>
+          <w:noProof/>
+        </w:rPr>
+        <w:drawing>
+          <wp:inline distT="0" distB="0" distL="0" distR="0" wp14:anchorId="35FE493C" wp14:editId="774C63C0">
+            <wp:extent cx="1178606" cy="647791"/>
+            <wp:effectExtent l="0" t="0" r="0" b="0"/>
+            <wp:docPr id="1837412601" name="drawing"/>
+            <wp:cNvGraphicFramePr>
+              <a:graphicFrameLocks xmlns:a="http://schemas.openxmlformats.org/drawingml/2006/main" noChangeAspect="1"/>
+            </wp:cNvGraphicFramePr>
+            <a:graphic xmlns:a="http://schemas.openxmlformats.org/drawingml/2006/main">
+              <a:graphicData uri="http://schemas.openxmlformats.org/drawingml/2006/picture">
+                <pic:pic xmlns:pic="http://schemas.openxmlformats.org/drawingml/2006/picture">
+                  <pic:nvPicPr>
+                    <pic:cNvPr id="1837412601" name=""/>
+                    <pic:cNvPicPr/>
+                  </pic:nvPicPr>
+                  <pic:blipFill>
+                    <a:blip r:embed="rId11">
+                      <a:extLst>
+                        <a:ext uri="{28A0092B-C50C-407E-A947-70E740481C1C}">
+                          <a14:useLocalDpi xmlns:a14="http://schemas.microsoft.com/office/drawing/2010/main"/>
+                        </a:ext>
+                      </a:extLst>
+                    </a:blip>
+                    <a:stretch>
+                      <a:fillRect/>
+                    </a:stretch>
+                  </pic:blipFill>
+                  <pic:spPr>
+                    <a:xfrm>
+                      <a:off x="0" y="0"/>
+                      <a:ext cx="1178606" cy="647791"/>
+                    </a:xfrm>
+                    <a:prstGeom prst="rect">
+                      <a:avLst/>
+                    </a:prstGeom>
+                  </pic:spPr>
+                </pic:pic>
+              </a:graphicData>
+            </a:graphic>
+          </wp:inline>
+        </w:drawing>
+      </w:r>
+    </w:p>
+    <w:p>
+      <w:pPr>
+        <w:spacing w:line="276" w:lineRule="auto"/>
+        <w:rPr>
+          <w:rFonts w:ascii="Arial" w:eastAsia="Arial" w:hAnsi="Arial" w:cs="Arial"/>
+          <w:sz w:val="22"/>
+          <w:szCs w:val="22"/>
+          <w:lang w:val="nl"/>
+        </w:rPr>
+      </w:pPr>
+      <w:r>
+        <w:rPr>
+          <w:rFonts w:ascii="Arial" w:eastAsia="Arial" w:hAnsi="Arial" w:cs="Arial"/>
+          <w:sz w:val="22"/>
+          <w:szCs w:val="22"/>
+          <w:lang w:val="nl"/>
+        </w:rPr>
+        <w:t xml:space="preserve">H302 + H312 + H332 Schadelijk bij inslikken, bij contact met de huid en bij inademing. </w:t>
+      </w:r>
+      <w:r>
+        <w:rPr>
+          <w:lang w:val="nl-NL"/>
+        </w:rPr>
+        <w:br/>
+      </w:r>
+      <w:r>
+        <w:rPr>
+          <w:rFonts w:ascii="Arial" w:eastAsia="Arial" w:hAnsi="Arial" w:cs="Arial"/>
+          <w:sz w:val="22"/>
+          <w:szCs w:val="22"/>
+          <w:lang w:val="nl"/>
+        </w:rPr>
+        <w:t xml:space="preserve">H318 Veroorzaakt ernstig oogletsel. </w:t>
+      </w:r>
+      <w:r>
+        <w:rPr>
+          <w:lang w:val="nl-NL"/>
+        </w:rPr>
+        <w:br/>
+      </w:r>
+      <w:r>
+        <w:rPr>
+          <w:rFonts w:ascii="Arial" w:eastAsia="Arial" w:hAnsi="Arial" w:cs="Arial"/>
+          <w:sz w:val="22"/>
+          <w:szCs w:val="22"/>
+          <w:lang w:val="nl"/>
+        </w:rPr>
+        <w:t xml:space="preserve">H412 Schadelijk voor in het water levende organismen, met langdurige gevolgen. </w:t>
+      </w:r>
+      <w:r>
+        <w:rPr>
+          <w:lang w:val="nl-NL"/>
+        </w:rPr>
+        <w:br/>
+      </w:r>
+      <w:r>
+        <w:rPr>
+          <w:lang w:val="nl-NL"/>
+        </w:rPr>
+        <w:br/>
+      </w:r>
+      <w:r>
+        <w:rPr>
+          <w:rFonts w:ascii="Arial" w:eastAsia="Arial" w:hAnsi="Arial" w:cs="Arial"/>
+          <w:sz w:val="22"/>
+          <w:szCs w:val="22"/>
+          <w:lang w:val="nl"/>
+        </w:rPr>
+        <w:t xml:space="preserve">P273 Voorkom lozing in het milieu. </w:t>
+      </w:r>
+      <w:r>
+        <w:rPr>
+          <w:lang w:val="nl-NL"/>
+        </w:rPr>
+        <w:br/>
+      </w:r>
+      <w:r>
+        <w:rPr>
+          <w:rFonts w:ascii="Arial" w:eastAsia="Arial" w:hAnsi="Arial" w:cs="Arial"/>
+          <w:sz w:val="22"/>
+          <w:szCs w:val="22"/>
+          <w:lang w:val="nl"/>
+        </w:rPr>
+        <w:t xml:space="preserve">P280 Draag beschermende handschoenen/ beschermende kleding/ oogbescherming/ gelaatsbescherming. </w:t>
+      </w:r>
+      <w:r>
+        <w:rPr>
+          <w:lang w:val="nl-NL"/>
+        </w:rPr>
+        <w:br/>
+      </w:r>
+      <w:r>
+        <w:rPr>
+          <w:rFonts w:ascii="Arial" w:eastAsia="Arial" w:hAnsi="Arial" w:cs="Arial"/>
+          <w:sz w:val="22"/>
+          <w:szCs w:val="22"/>
+          <w:lang w:val="nl"/>
+        </w:rPr>
+        <w:t xml:space="preserve">P301 + P312 NA </w:t>
+      </w:r>
+      <w:r>
+        <w:rPr>
+          <w:rFonts w:ascii="Arial" w:eastAsia="Arial" w:hAnsi="Arial" w:cs="Arial"/>
+          <w:b/>
+          <w:bCs/>
+          <w:sz w:val="22"/>
+          <w:szCs w:val="22"/>
+          <w:lang w:val="nl"/>
+        </w:rPr>
+        <w:t>INSLIKKEN</w:t>
+      </w:r>
+      <w:r>
+        <w:rPr>
+          <w:rFonts w:ascii="Arial" w:eastAsia="Arial" w:hAnsi="Arial" w:cs="Arial"/>
+          <w:sz w:val="22"/>
+          <w:szCs w:val="22"/>
+          <w:lang w:val="nl"/>
+        </w:rPr>
+        <w:t xml:space="preserve">: bij onwel voelen een ANTIGIFCENTRUM/ arts raadplegen. </w:t>
+      </w:r>
+      <w:r>
+        <w:rPr>
+          <w:lang w:val="nl-NL"/>
+        </w:rPr>
+        <w:br/>
+      </w:r>
+      <w:r>
+        <w:rPr>
+          <w:rFonts w:ascii="Arial" w:eastAsia="Arial" w:hAnsi="Arial" w:cs="Arial"/>
+          <w:sz w:val="22"/>
+          <w:szCs w:val="22"/>
+          <w:lang w:val="nl"/>
+        </w:rPr>
+        <w:t xml:space="preserve">P302 + P352 + P312 BIJ CONTACT MET DE </w:t>
+      </w:r>
+      <w:r>
+        <w:rPr>
+          <w:rFonts w:ascii="Arial" w:eastAsia="Arial" w:hAnsi="Arial" w:cs="Arial"/>
+          <w:b/>
+          <w:bCs/>
+          <w:sz w:val="22"/>
+          <w:szCs w:val="22"/>
+          <w:lang w:val="nl"/>
+        </w:rPr>
+        <w:t>HUID</w:t>
+      </w:r>
+      <w:r>
+        <w:rPr>
+          <w:rFonts w:ascii="Arial" w:eastAsia="Arial" w:hAnsi="Arial" w:cs="Arial"/>
+          <w:sz w:val="22"/>
+          <w:szCs w:val="22"/>
+          <w:lang w:val="nl"/>
+        </w:rPr>
+        <w:t xml:space="preserve">: met veel water wassen. Bij onwel voelen een ANTIGIFCENTRUM/ arts raadplegen. </w:t>
+      </w:r>
+      <w:r>
+        <w:rPr>
+          <w:lang w:val="nl-NL"/>
+        </w:rPr>
+        <w:br/>
+      </w:r>
+      <w:r>
+        <w:rPr>
+          <w:rFonts w:ascii="Arial" w:eastAsia="Arial" w:hAnsi="Arial" w:cs="Arial"/>
+          <w:sz w:val="22"/>
+          <w:szCs w:val="22"/>
+          <w:lang w:val="nl"/>
+        </w:rPr>
+        <w:t xml:space="preserve">P304 + P340 + P312 NA </w:t>
+      </w:r>
+      <w:r>
+        <w:rPr>
+          <w:rFonts w:ascii="Arial" w:eastAsia="Arial" w:hAnsi="Arial" w:cs="Arial"/>
+          <w:b/>
+          <w:bCs/>
+          <w:sz w:val="22"/>
+          <w:szCs w:val="22"/>
+          <w:lang w:val="nl"/>
+        </w:rPr>
+        <w:t>INADEMING</w:t>
+      </w:r>
+      <w:r>
+        <w:rPr>
+          <w:rFonts w:ascii="Arial" w:eastAsia="Arial" w:hAnsi="Arial" w:cs="Arial"/>
+          <w:sz w:val="22"/>
+          <w:szCs w:val="22"/>
+          <w:lang w:val="nl"/>
+        </w:rPr>
+        <w:t xml:space="preserve">: de persoon in de frisse lucht brengen en ervoor zorgen dat deze gemakkelijk kan ademen. Bij onwel voelen een ANTIGIFCENTRUM/ arts raadplegen. </w:t>
+      </w:r>
+      <w:r>
+        <w:rPr>
+          <w:lang w:val="nl-NL"/>
+        </w:rPr>
+        <w:br/>
+      </w:r>
+      <w:r>
+        <w:rPr>
+          <w:rFonts w:ascii="Arial" w:eastAsia="Arial" w:hAnsi="Arial" w:cs="Arial"/>
+          <w:sz w:val="22"/>
+          <w:szCs w:val="22"/>
+          <w:lang w:val="nl"/>
+        </w:rPr>
+        <w:lastRenderedPageBreak/>
+        <w:t xml:space="preserve">P305 + P351 + P338 BIJ CONTACT MET DE </w:t>
+      </w:r>
+      <w:r>
+        <w:rPr>
+          <w:rFonts w:ascii="Arial" w:eastAsia="Arial" w:hAnsi="Arial" w:cs="Arial"/>
+          <w:b/>
+          <w:bCs/>
+          <w:sz w:val="22"/>
+          <w:szCs w:val="22"/>
+          <w:lang w:val="nl"/>
+        </w:rPr>
+        <w:t>OGEN</w:t>
+      </w:r>
+      <w:r>
+        <w:rPr>
+          <w:rFonts w:ascii="Arial" w:eastAsia="Arial" w:hAnsi="Arial" w:cs="Arial"/>
+          <w:sz w:val="22"/>
+          <w:szCs w:val="22"/>
+          <w:lang w:val="nl"/>
+        </w:rPr>
+        <w:t xml:space="preserve">: voorzichtig afspoelen met water gedurende een aantal minuten; contactlenzen verwijderen, indien mogelijk; blijven spoelen. </w:t>
+      </w:r>
+      <w:r>
+        <w:rPr>
+          <w:lang w:val="nl-NL"/>
+        </w:rPr>
+        <w:br/>
+      </w:r>
+      <w:r>
+        <w:rPr>
+          <w:lang w:val="nl-NL"/>
+        </w:rPr>
+        <w:br/>
+      </w:r>
+      <w:r>
+        <w:rPr>
+          <w:rFonts w:ascii="Arial" w:eastAsia="Arial" w:hAnsi="Arial" w:cs="Arial"/>
+          <w:sz w:val="22"/>
+          <w:szCs w:val="22"/>
+          <w:lang w:val="nl"/>
+        </w:rPr>
+        <w:t xml:space="preserve">Additionele gevareninformatie (EU) EUH032 Vormt </w:t>
+      </w:r>
+      <w:r>
+        <w:rPr>
+          <w:rFonts w:ascii="Arial" w:eastAsia="Arial" w:hAnsi="Arial" w:cs="Arial"/>
+          <w:b/>
+          <w:bCs/>
+          <w:sz w:val="22"/>
+          <w:szCs w:val="22"/>
+          <w:lang w:val="nl"/>
+        </w:rPr>
+        <w:t>zeer giftig gas in contact met zuren</w:t>
+      </w:r>
+      <w:r>
+        <w:rPr>
+          <w:rFonts w:ascii="Arial" w:eastAsia="Arial" w:hAnsi="Arial" w:cs="Arial"/>
+          <w:sz w:val="22"/>
+          <w:szCs w:val="22"/>
+          <w:lang w:val="nl"/>
+        </w:rPr>
+        <w:t>.</w:t>
+      </w:r>
+      <w:r>
+        <w:rPr>
+          <w:lang w:val="nl-NL"/>
+        </w:rPr>
+        <w:br/>
+      </w:r>
+    </w:p>
+    <w:p>
+      <w:pPr>
+        <w:spacing w:line="276" w:lineRule="auto"/>
+        <w:rPr>
+          <w:rFonts w:ascii="Arial" w:eastAsia="Arial" w:hAnsi="Arial" w:cs="Arial"/>
+          <w:sz w:val="22"/>
+          <w:szCs w:val="22"/>
+          <w:lang w:val="nl"/>
+        </w:rPr>
+      </w:pPr>
+      <w:r>
+        <w:rPr>
+          <w:rFonts w:ascii="Arial" w:eastAsia="Arial" w:hAnsi="Arial" w:cs="Arial"/>
+          <w:b/>
+          <w:bCs/>
+          <w:i/>
+          <w:iCs/>
+          <w:sz w:val="22"/>
+          <w:szCs w:val="22"/>
+          <w:lang w:val="nl"/>
+        </w:rPr>
+        <w:t xml:space="preserve">Afvalverwerking: </w:t>
+      </w:r>
+      <w:r>
+        <w:rPr>
+          <w:rFonts w:ascii="Arial" w:eastAsia="Arial" w:hAnsi="Arial" w:cs="Arial"/>
+          <w:sz w:val="22"/>
+          <w:szCs w:val="22"/>
+          <w:lang w:val="nl"/>
+        </w:rPr>
+        <w:t>Hoort bij anorganisch basisch afval. Wordt gemixt met CNPG3 reagens.</w:t>
+      </w:r>
+    </w:p>
+    <w:p>
+      <w:pPr>
+        <w:spacing w:line="276" w:lineRule="auto"/>
+        <w:rPr>
+          <w:rFonts w:ascii="Arial" w:hAnsi="Arial" w:cs="Arial"/>
+          <w:color w:val="000000" w:themeColor="text1"/>
+          <w:sz w:val="22"/>
+          <w:szCs w:val="22"/>
+        </w:rPr>
+      </w:pPr>
+      <w:r>
+        <w:rPr>
+          <w:rFonts w:ascii="Arial" w:eastAsia="Arial" w:hAnsi="Arial" w:cs="Arial"/>
+          <w:b/>
+          <w:bCs/>
+          <w:i/>
+          <w:iCs/>
+          <w:sz w:val="22"/>
+          <w:szCs w:val="22"/>
+          <w:lang w:val="nl"/>
+        </w:rPr>
+        <w:t>Maatregelen:</w:t>
+      </w:r>
+      <w:r>
+        <w:rPr>
+          <w:rFonts w:ascii="Arial" w:eastAsia="Arial" w:hAnsi="Arial" w:cs="Arial"/>
+          <w:sz w:val="22"/>
+          <w:szCs w:val="22"/>
+          <w:lang w:val="nl"/>
+        </w:rPr>
+        <w:t xml:space="preserve"> Hanteren met handschoenen</w:t>
+      </w:r>
+    </w:p>
+    <w:p>
+      <w:pPr>
+        <w:spacing w:line="276" w:lineRule="auto"/>
+        <w:rPr>
+          <w:i/>
+          <w:iCs/>
+        </w:rPr>
+      </w:pPr>
+    </w:p>
+    <w:p>
+      <w:pPr>
+        <w:pStyle w:val="NoSpacing"/>
+        <w:numPr>
+          <w:ilvl w:val="0"/>
+          <w:numId w:val="37"/>
+        </w:numPr>
+        <w:spacing w:line="259" w:lineRule="auto"/>
+        <w:rPr>
+          <w:rFonts w:ascii="Arial" w:hAnsi="Arial" w:cs="Arial"/>
+          <w:color w:val="000000" w:themeColor="text1"/>
+          <w:sz w:val="22"/>
+          <w:szCs w:val="22"/>
+          <w:lang w:val="nl-NL"/>
+        </w:rPr>
+      </w:pPr>
+      <w:r>
+        <w:rPr>
+          <w:rFonts w:ascii="Arial" w:hAnsi="Arial" w:cs="Arial"/>
+          <w:color w:val="000000" w:themeColor="text1"/>
+          <w:sz w:val="22"/>
+          <w:szCs w:val="22"/>
+          <w:lang w:val="nl-NL"/>
+        </w:rPr>
+        <w:t>Trypsine</w:t>
+      </w:r>
+    </w:p>
+    <w:p>
+      <w:pPr>
+        <w:spacing w:line="276" w:lineRule="auto"/>
+      </w:pPr>
+      <w:r>
+        <w:rPr>
+          <w:noProof/>
+        </w:rPr>
+        <w:drawing>
+          <wp:inline distT="0" distB="0" distL="0" distR="0" wp14:anchorId="489BBE9A" wp14:editId="19EBEB8B">
+            <wp:extent cx="1012031" cy="480715"/>
+            <wp:effectExtent l="0" t="0" r="0" b="0"/>
+            <wp:docPr id="1939760817" name="drawing"/>
+            <wp:cNvGraphicFramePr>
+              <a:graphicFrameLocks xmlns:a="http://schemas.openxmlformats.org/drawingml/2006/main" noChangeAspect="1"/>
+            </wp:cNvGraphicFramePr>
+            <a:graphic xmlns:a="http://schemas.openxmlformats.org/drawingml/2006/main">
+              <a:graphicData uri="http://schemas.openxmlformats.org/drawingml/2006/picture">
+                <pic:pic xmlns:pic="http://schemas.openxmlformats.org/drawingml/2006/picture">
+                  <pic:nvPicPr>
+                    <pic:cNvPr id="819257554" name=""/>
+                    <pic:cNvPicPr/>
+                  </pic:nvPicPr>
+                  <pic:blipFill>
+                    <a:blip r:embed="rId12">
+                      <a:extLst>
+                        <a:ext uri="{28A0092B-C50C-407E-A947-70E740481C1C}">
+                          <a14:useLocalDpi xmlns:a14="http://schemas.microsoft.com/office/drawing/2010/main"/>
+                        </a:ext>
+                      </a:extLst>
+                    </a:blip>
+                    <a:stretch>
+                      <a:fillRect/>
+                    </a:stretch>
+                  </pic:blipFill>
+                  <pic:spPr>
+                    <a:xfrm>
+                      <a:off x="0" y="0"/>
+                      <a:ext cx="1012031" cy="480715"/>
+                    </a:xfrm>
+                    <a:prstGeom prst="rect">
+                      <a:avLst/>
+                    </a:prstGeom>
+                  </pic:spPr>
+                </pic:pic>
+              </a:graphicData>
+            </a:graphic>
+          </wp:inline>
+        </w:drawing>
+      </w:r>
+    </w:p>
+    <w:p>
+      <w:pPr>
+        <w:spacing w:line="276" w:lineRule="auto"/>
+        <w:rPr>
+          <w:rFonts w:ascii="Arial" w:eastAsia="Arial" w:hAnsi="Arial" w:cs="Arial"/>
+          <w:sz w:val="22"/>
+          <w:szCs w:val="22"/>
+          <w:lang w:val="nl"/>
+        </w:rPr>
+      </w:pPr>
+      <w:r>
+        <w:rPr>
+          <w:rFonts w:ascii="Arial" w:eastAsia="Arial" w:hAnsi="Arial" w:cs="Arial"/>
+          <w:sz w:val="22"/>
+          <w:szCs w:val="22"/>
+          <w:lang w:val="nl"/>
+        </w:rPr>
+        <w:t xml:space="preserve">H315 Veroorzaakt huidirritatie. </w:t>
+      </w:r>
+    </w:p>
+    <w:p>
+      <w:pPr>
+        <w:spacing w:line="276" w:lineRule="auto"/>
+        <w:rPr>
+          <w:rFonts w:ascii="Arial" w:eastAsia="Arial" w:hAnsi="Arial" w:cs="Arial"/>
+          <w:sz w:val="22"/>
+          <w:szCs w:val="22"/>
+          <w:lang w:val="nl"/>
+        </w:rPr>
+      </w:pPr>
+      <w:r>
+        <w:rPr>
+          <w:rFonts w:ascii="Arial" w:eastAsia="Arial" w:hAnsi="Arial" w:cs="Arial"/>
+          <w:sz w:val="22"/>
+          <w:szCs w:val="22"/>
+          <w:lang w:val="nl"/>
+        </w:rPr>
+        <w:t xml:space="preserve">H319 Veroorzaakt ernstige oogirritatie. </w:t>
+      </w:r>
+    </w:p>
+    <w:p>
+      <w:pPr>
+        <w:spacing w:line="276" w:lineRule="auto"/>
+        <w:rPr>
+          <w:rFonts w:ascii="Arial" w:eastAsia="Arial" w:hAnsi="Arial" w:cs="Arial"/>
+          <w:sz w:val="22"/>
+          <w:szCs w:val="22"/>
+          <w:lang w:val="nl"/>
+        </w:rPr>
+      </w:pPr>
+      <w:r>
+        <w:rPr>
+          <w:rFonts w:ascii="Arial" w:eastAsia="Arial" w:hAnsi="Arial" w:cs="Arial"/>
+          <w:sz w:val="22"/>
+          <w:szCs w:val="22"/>
+          <w:lang w:val="nl"/>
+        </w:rPr>
+        <w:t xml:space="preserve">H334 Kan bij inademing allergie- of astmasymptomen of ademhalingsmoeilijkheden veroorzaken. </w:t>
+      </w:r>
+    </w:p>
+    <w:p>
+      <w:pPr>
+        <w:spacing w:line="276" w:lineRule="auto"/>
+        <w:rPr>
+          <w:rFonts w:ascii="Arial" w:eastAsia="Arial" w:hAnsi="Arial" w:cs="Arial"/>
+          <w:sz w:val="22"/>
+          <w:szCs w:val="22"/>
+          <w:lang w:val="nl"/>
+        </w:rPr>
+      </w:pPr>
+      <w:r>
+        <w:rPr>
+          <w:rFonts w:ascii="Arial" w:eastAsia="Arial" w:hAnsi="Arial" w:cs="Arial"/>
+          <w:sz w:val="22"/>
+          <w:szCs w:val="22"/>
+          <w:lang w:val="nl"/>
+        </w:rPr>
+        <w:t xml:space="preserve">H335 Kan irritatie van de luchtwegen veroorzaken. </w:t>
+      </w:r>
+    </w:p>
+    <w:p>
+      <w:pPr>
+        <w:spacing w:line="276" w:lineRule="auto"/>
+        <w:rPr>
+          <w:rFonts w:ascii="Arial" w:eastAsia="Arial" w:hAnsi="Arial" w:cs="Arial"/>
+          <w:sz w:val="22"/>
+          <w:szCs w:val="22"/>
+          <w:lang w:val="nl-NL"/>
+        </w:rPr>
+      </w:pPr>
+    </w:p>
+    <w:p>
+      <w:pPr>
+        <w:spacing w:line="276" w:lineRule="auto"/>
+        <w:rPr>
+          <w:rFonts w:ascii="Arial" w:eastAsia="Arial" w:hAnsi="Arial" w:cs="Arial"/>
+          <w:sz w:val="22"/>
+          <w:szCs w:val="22"/>
+          <w:lang w:val="nl-NL"/>
+        </w:rPr>
+      </w:pPr>
+      <w:r>
+        <w:rPr>
+          <w:rFonts w:ascii="Arial" w:eastAsia="Arial" w:hAnsi="Arial" w:cs="Arial"/>
+          <w:sz w:val="22"/>
+          <w:szCs w:val="22"/>
+          <w:lang w:val="nl-NL"/>
+        </w:rPr>
+        <w:t xml:space="preserve">P261 Inademing van stof vermijden. </w:t>
+      </w:r>
+    </w:p>
+    <w:p>
+      <w:pPr>
+        <w:spacing w:line="276" w:lineRule="auto"/>
+        <w:rPr>
+          <w:rFonts w:ascii="Arial" w:eastAsia="Arial" w:hAnsi="Arial" w:cs="Arial"/>
+          <w:sz w:val="22"/>
+          <w:szCs w:val="22"/>
+          <w:lang w:val="nl-NL"/>
+        </w:rPr>
+      </w:pPr>
+      <w:r>
+        <w:rPr>
+          <w:rFonts w:ascii="Arial" w:eastAsia="Arial" w:hAnsi="Arial" w:cs="Arial"/>
+          <w:sz w:val="22"/>
+          <w:szCs w:val="22"/>
+          <w:lang w:val="nl-NL"/>
+        </w:rPr>
+        <w:t xml:space="preserve">P264 Na het werken met dit product de huid grondig wassen. </w:t>
+      </w:r>
+    </w:p>
+    <w:p>
+      <w:pPr>
+        <w:spacing w:line="276" w:lineRule="auto"/>
+        <w:rPr>
+          <w:rFonts w:ascii="Arial" w:eastAsia="Arial" w:hAnsi="Arial" w:cs="Arial"/>
+          <w:sz w:val="22"/>
+          <w:szCs w:val="22"/>
+          <w:lang w:val="nl-NL"/>
+        </w:rPr>
+      </w:pPr>
+      <w:r>
+        <w:rPr>
+          <w:rFonts w:ascii="Arial" w:eastAsia="Arial" w:hAnsi="Arial" w:cs="Arial"/>
+          <w:sz w:val="22"/>
+          <w:szCs w:val="22"/>
+          <w:lang w:val="nl-NL"/>
+        </w:rPr>
+        <w:t xml:space="preserve">P271 Alleen buiten of in een goed geventileerde ruimte gebruiken. </w:t>
+      </w:r>
+    </w:p>
+    <w:p>
+      <w:pPr>
+        <w:spacing w:line="276" w:lineRule="auto"/>
+        <w:rPr>
+          <w:rFonts w:ascii="Arial" w:eastAsia="Arial" w:hAnsi="Arial" w:cs="Arial"/>
+          <w:sz w:val="22"/>
+          <w:szCs w:val="22"/>
+          <w:lang w:val="nl-NL"/>
+        </w:rPr>
+      </w:pPr>
+      <w:r>
+        <w:rPr>
+          <w:rFonts w:ascii="Arial" w:eastAsia="Arial" w:hAnsi="Arial" w:cs="Arial"/>
+          <w:sz w:val="22"/>
+          <w:szCs w:val="22"/>
+          <w:lang w:val="nl-NL"/>
+        </w:rPr>
+        <w:t xml:space="preserve">P280 Draag beschermende handschoenen/ oogbescherming/ gelaatsbescherming. </w:t>
+      </w:r>
+    </w:p>
+    <w:p>
+      <w:pPr>
+        <w:spacing w:line="276" w:lineRule="auto"/>
+        <w:rPr>
+          <w:rFonts w:ascii="Arial" w:eastAsia="Arial" w:hAnsi="Arial" w:cs="Arial"/>
+          <w:sz w:val="22"/>
+          <w:szCs w:val="22"/>
+          <w:lang w:val="nl-NL"/>
+        </w:rPr>
+      </w:pPr>
+      <w:r>
+        <w:rPr>
+          <w:rFonts w:ascii="Arial" w:eastAsia="Arial" w:hAnsi="Arial" w:cs="Arial"/>
+          <w:sz w:val="22"/>
+          <w:szCs w:val="22"/>
+          <w:lang w:val="nl-NL"/>
+        </w:rPr>
+        <w:t xml:space="preserve">P302 + P352 BIJ CONTACT MET DE </w:t>
+      </w:r>
+      <w:r>
+        <w:rPr>
+          <w:rFonts w:ascii="Arial" w:eastAsia="Arial" w:hAnsi="Arial" w:cs="Arial"/>
+          <w:b/>
+          <w:bCs/>
+          <w:sz w:val="22"/>
+          <w:szCs w:val="22"/>
+          <w:lang w:val="nl-NL"/>
+        </w:rPr>
+        <w:t>HUID</w:t>
+      </w:r>
+      <w:r>
+        <w:rPr>
+          <w:rFonts w:ascii="Arial" w:eastAsia="Arial" w:hAnsi="Arial" w:cs="Arial"/>
+          <w:sz w:val="22"/>
+          <w:szCs w:val="22"/>
+          <w:lang w:val="nl-NL"/>
+        </w:rPr>
+        <w:t xml:space="preserve">: met veel water wassen. </w:t>
+      </w:r>
+    </w:p>
+    <w:p>
+      <w:pPr>
+        <w:spacing w:line="276" w:lineRule="auto"/>
+        <w:rPr>
+          <w:rFonts w:ascii="Arial" w:eastAsia="Arial" w:hAnsi="Arial" w:cs="Arial"/>
+          <w:sz w:val="22"/>
+          <w:szCs w:val="22"/>
+          <w:lang w:val="nl-NL"/>
+        </w:rPr>
+      </w:pPr>
+      <w:r>
+        <w:rPr>
+          <w:rFonts w:ascii="Arial" w:eastAsia="Arial" w:hAnsi="Arial" w:cs="Arial"/>
+          <w:sz w:val="22"/>
+          <w:szCs w:val="22"/>
+          <w:lang w:val="nl-NL"/>
+        </w:rPr>
+        <w:t xml:space="preserve">P305 + P351 + P338 BIJ CONTACT MET DE </w:t>
+      </w:r>
+      <w:r>
+        <w:rPr>
+          <w:rFonts w:ascii="Arial" w:eastAsia="Arial" w:hAnsi="Arial" w:cs="Arial"/>
+          <w:b/>
+          <w:bCs/>
+          <w:sz w:val="22"/>
+          <w:szCs w:val="22"/>
+          <w:lang w:val="nl-NL"/>
+        </w:rPr>
+        <w:t>OGEN</w:t>
+      </w:r>
+      <w:r>
+        <w:rPr>
+          <w:rFonts w:ascii="Arial" w:eastAsia="Arial" w:hAnsi="Arial" w:cs="Arial"/>
+          <w:sz w:val="22"/>
+          <w:szCs w:val="22"/>
+          <w:lang w:val="nl-NL"/>
+        </w:rPr>
+        <w:t>: voorzichtig afspoelen met water gedurende een aantal minuten; contactlenzen verwijderen, indien mogelijk; blijven spoelen.</w:t>
+      </w:r>
+      <w:r>
+        <w:rPr>
+          <w:lang w:val="nl-NL"/>
+        </w:rPr>
+        <w:br/>
+      </w:r>
+    </w:p>
+    <w:p>
+      <w:pPr>
+        <w:spacing w:line="276" w:lineRule="auto"/>
+        <w:rPr>
+          <w:rFonts w:ascii="Arial" w:eastAsia="Arial" w:hAnsi="Arial" w:cs="Arial"/>
+          <w:sz w:val="22"/>
+          <w:szCs w:val="22"/>
+          <w:lang w:val="nl"/>
+        </w:rPr>
+      </w:pPr>
+      <w:r>
+        <w:rPr>
+          <w:rFonts w:ascii="Arial" w:eastAsia="Arial" w:hAnsi="Arial" w:cs="Arial"/>
+          <w:b/>
+          <w:bCs/>
+          <w:i/>
+          <w:iCs/>
+          <w:sz w:val="22"/>
+          <w:szCs w:val="22"/>
+          <w:lang w:val="nl"/>
+        </w:rPr>
+        <w:t xml:space="preserve">Afvalverwerking: </w:t>
+      </w:r>
+      <w:r>
+        <w:rPr>
+          <w:rFonts w:ascii="Arial" w:eastAsia="Arial" w:hAnsi="Arial" w:cs="Arial"/>
+          <w:sz w:val="22"/>
+          <w:szCs w:val="22"/>
+          <w:lang w:val="nl"/>
+        </w:rPr>
+        <w:t xml:space="preserve">Hoort bij organisch halogeenarm afval. </w:t>
+      </w:r>
+    </w:p>
+    <w:p>
+      <w:pPr>
+        <w:spacing w:line="276" w:lineRule="auto"/>
+        <w:rPr>
+          <w:rFonts w:ascii="Arial" w:eastAsia="Arial" w:hAnsi="Arial" w:cs="Arial"/>
+          <w:sz w:val="22"/>
+          <w:szCs w:val="22"/>
+          <w:lang w:val="nl-NL"/>
+        </w:rPr>
+      </w:pPr>
+      <w:r>
+        <w:rPr>
+          <w:rFonts w:ascii="Arial" w:eastAsia="Arial" w:hAnsi="Arial" w:cs="Arial"/>
+          <w:b/>
+          <w:bCs/>
+          <w:i/>
+          <w:iCs/>
+          <w:sz w:val="22"/>
+          <w:szCs w:val="22"/>
+          <w:lang w:val="nl-NL"/>
+        </w:rPr>
+        <w:t>Maatregelen:</w:t>
+      </w:r>
+      <w:r>
+        <w:rPr>
+          <w:rFonts w:ascii="Arial" w:eastAsia="Arial" w:hAnsi="Arial" w:cs="Arial"/>
+          <w:sz w:val="22"/>
+          <w:szCs w:val="22"/>
+          <w:lang w:val="nl-NL"/>
+        </w:rPr>
+        <w:t xml:space="preserve"> Hanteren met handschoenen en in zuurkast</w:t>
+      </w:r>
+    </w:p>
+    <w:p>
+      <w:pPr>
+        <w:spacing w:line="276" w:lineRule="auto"/>
+        <w:rPr>
+          <w:i/>
+          <w:iCs/>
+          <w:lang w:val="nl-NL"/>
+        </w:rPr>
+      </w:pPr>
+    </w:p>
+    <w:p>
+      <w:pPr>
+        <w:pStyle w:val="NoSpacing"/>
+        <w:numPr>
+          <w:ilvl w:val="0"/>
+          <w:numId w:val="37"/>
+        </w:numPr>
+        <w:spacing w:line="259" w:lineRule="auto"/>
+        <w:rPr>
+          <w:rFonts w:ascii="Arial" w:hAnsi="Arial" w:cs="Arial"/>
+          <w:color w:val="000000" w:themeColor="text1"/>
+          <w:sz w:val="22"/>
+          <w:szCs w:val="22"/>
+          <w:lang w:val="nl-NL"/>
+        </w:rPr>
+      </w:pPr>
+      <w:r>
+        <w:rPr>
+          <w:rFonts w:ascii="Arial" w:hAnsi="Arial" w:cs="Arial"/>
+          <w:color w:val="000000" w:themeColor="text1"/>
+          <w:sz w:val="22"/>
+          <w:szCs w:val="22"/>
+          <w:lang w:val="nl-NL"/>
+        </w:rPr>
+        <w:t>Trypsin soybean inhibitor</w:t>
+      </w:r>
+    </w:p>
+    <w:p>
+      <w:pPr>
+        <w:spacing w:line="276" w:lineRule="auto"/>
+      </w:pPr>
+      <w:r>
+        <w:rPr>
+          <w:noProof/>
+        </w:rPr>
+        <w:drawing>
+          <wp:inline distT="0" distB="0" distL="0" distR="0" wp14:anchorId="0AB805EC" wp14:editId="50C7DAB7">
+            <wp:extent cx="534097" cy="497681"/>
+            <wp:effectExtent l="0" t="0" r="0" b="0"/>
+            <wp:docPr id="1566336361" name="drawing"/>
+            <wp:cNvGraphicFramePr>
+              <a:graphicFrameLocks xmlns:a="http://schemas.openxmlformats.org/drawingml/2006/main" noChangeAspect="1"/>
+            </wp:cNvGraphicFramePr>
+            <a:graphic xmlns:a="http://schemas.openxmlformats.org/drawingml/2006/main">
+              <a:graphicData uri="http://schemas.openxmlformats.org/drawingml/2006/picture">
+                <pic:pic xmlns:pic="http://schemas.openxmlformats.org/drawingml/2006/picture">
+                  <pic:nvPicPr>
+                    <pic:cNvPr id="907816379" name=""/>
+                    <pic:cNvPicPr/>
+                  </pic:nvPicPr>
+                  <pic:blipFill>
+                    <a:blip r:embed="rId13">
+                      <a:extLst>
+                        <a:ext uri="{28A0092B-C50C-407E-A947-70E740481C1C}">
+                          <a14:useLocalDpi xmlns:a14="http://schemas.microsoft.com/office/drawing/2010/main"/>
+                        </a:ext>
+                      </a:extLst>
+                    </a:blip>
+                    <a:stretch>
+                      <a:fillRect/>
+                    </a:stretch>
+                  </pic:blipFill>
+                  <pic:spPr>
+                    <a:xfrm>
+                      <a:off x="0" y="0"/>
+                      <a:ext cx="534097" cy="497681"/>
+                    </a:xfrm>
+                    <a:prstGeom prst="rect">
+                      <a:avLst/>
+                    </a:prstGeom>
+                  </pic:spPr>
+                </pic:pic>
+              </a:graphicData>
+            </a:graphic>
+          </wp:inline>
+        </w:drawing>
+      </w:r>
+    </w:p>
+    <w:p>
+      <w:pPr>
+        <w:spacing w:line="276" w:lineRule="auto"/>
+        <w:rPr>
+          <w:rFonts w:ascii="Arial" w:eastAsia="Arial" w:hAnsi="Arial" w:cs="Arial"/>
+          <w:sz w:val="22"/>
+          <w:szCs w:val="22"/>
+          <w:lang w:val="nl-NL"/>
+        </w:rPr>
+      </w:pPr>
+      <w:r>
+        <w:rPr>
+          <w:rFonts w:ascii="Arial" w:eastAsia="Arial" w:hAnsi="Arial" w:cs="Arial"/>
+          <w:sz w:val="22"/>
+          <w:szCs w:val="22"/>
+          <w:lang w:val="nl-NL"/>
+        </w:rPr>
+        <w:t xml:space="preserve">H317 Kan een allergische huidreactie veroorzaken. </w:t>
+      </w:r>
+    </w:p>
+    <w:p>
+      <w:pPr>
+        <w:spacing w:line="276" w:lineRule="auto"/>
+        <w:rPr>
+          <w:rFonts w:ascii="Arial" w:eastAsia="Arial" w:hAnsi="Arial" w:cs="Arial"/>
+          <w:sz w:val="22"/>
+          <w:szCs w:val="22"/>
+          <w:lang w:val="nl-NL"/>
+        </w:rPr>
+      </w:pPr>
+      <w:r>
+        <w:rPr>
+          <w:rFonts w:ascii="Arial" w:eastAsia="Arial" w:hAnsi="Arial" w:cs="Arial"/>
+          <w:sz w:val="22"/>
+          <w:szCs w:val="22"/>
+          <w:lang w:val="nl-NL"/>
+        </w:rPr>
+        <w:t>H334 Kan bij inademing allergie- of astmasymptomen of ademhalingsmoeilijkheden veroorzaken.</w:t>
+      </w:r>
+    </w:p>
+    <w:p>
+      <w:pPr>
+        <w:spacing w:line="276" w:lineRule="auto"/>
+        <w:rPr>
+          <w:rFonts w:ascii="Arial" w:eastAsia="Arial" w:hAnsi="Arial" w:cs="Arial"/>
+          <w:sz w:val="22"/>
+          <w:szCs w:val="22"/>
+          <w:lang w:val="nl-NL"/>
+        </w:rPr>
+      </w:pPr>
+    </w:p>
+    <w:p>
+      <w:pPr>
+        <w:spacing w:line="276" w:lineRule="auto"/>
+        <w:rPr>
+          <w:rFonts w:ascii="Arial" w:eastAsia="Arial" w:hAnsi="Arial" w:cs="Arial"/>
+          <w:sz w:val="22"/>
+          <w:szCs w:val="22"/>
+          <w:lang w:val="nl-NL"/>
+        </w:rPr>
+      </w:pPr>
+      <w:r>
+        <w:rPr>
+          <w:rFonts w:ascii="Arial" w:eastAsia="Arial" w:hAnsi="Arial" w:cs="Arial"/>
+          <w:sz w:val="22"/>
+          <w:szCs w:val="22"/>
+          <w:lang w:val="nl-NL"/>
+        </w:rPr>
+        <w:t xml:space="preserve">P261 Inademing van stof vermijden. </w:t>
+      </w:r>
+    </w:p>
+    <w:p>
+      <w:pPr>
+        <w:spacing w:line="276" w:lineRule="auto"/>
+        <w:rPr>
+          <w:rFonts w:ascii="Arial" w:eastAsia="Arial" w:hAnsi="Arial" w:cs="Arial"/>
+          <w:sz w:val="22"/>
+          <w:szCs w:val="22"/>
+          <w:lang w:val="nl-NL"/>
+        </w:rPr>
+      </w:pPr>
+      <w:r>
+        <w:rPr>
+          <w:rFonts w:ascii="Arial" w:eastAsia="Arial" w:hAnsi="Arial" w:cs="Arial"/>
+          <w:sz w:val="22"/>
+          <w:szCs w:val="22"/>
+          <w:lang w:val="nl-NL"/>
+        </w:rPr>
+        <w:t xml:space="preserve">P272 Verontreinigde werkkleding mag de werkruimte niet verlaten. </w:t>
+      </w:r>
+    </w:p>
+    <w:p>
+      <w:pPr>
+        <w:spacing w:line="276" w:lineRule="auto"/>
+        <w:rPr>
+          <w:rFonts w:ascii="Arial" w:eastAsia="Arial" w:hAnsi="Arial" w:cs="Arial"/>
+          <w:sz w:val="22"/>
+          <w:szCs w:val="22"/>
+          <w:lang w:val="nl-NL"/>
+        </w:rPr>
+      </w:pPr>
+      <w:r>
+        <w:rPr>
+          <w:rFonts w:ascii="Arial" w:eastAsia="Arial" w:hAnsi="Arial" w:cs="Arial"/>
+          <w:sz w:val="22"/>
+          <w:szCs w:val="22"/>
+          <w:lang w:val="nl-NL"/>
+        </w:rPr>
+        <w:t xml:space="preserve">P280 Draag beschermende handschoenen. </w:t>
+      </w:r>
+    </w:p>
+    <w:p>
+      <w:pPr>
+        <w:spacing w:line="276" w:lineRule="auto"/>
+        <w:rPr>
+          <w:rFonts w:ascii="Arial" w:eastAsia="Arial" w:hAnsi="Arial" w:cs="Arial"/>
+          <w:sz w:val="22"/>
+          <w:szCs w:val="22"/>
+          <w:lang w:val="nl-NL"/>
+        </w:rPr>
+      </w:pPr>
+      <w:r>
+        <w:rPr>
+          <w:rFonts w:ascii="Arial" w:eastAsia="Arial" w:hAnsi="Arial" w:cs="Arial"/>
+          <w:sz w:val="22"/>
+          <w:szCs w:val="22"/>
+          <w:lang w:val="nl-NL"/>
+        </w:rPr>
+        <w:t xml:space="preserve">P284 Adembescherming dragen. </w:t>
+      </w:r>
+    </w:p>
+    <w:p>
+      <w:pPr>
+        <w:spacing w:line="276" w:lineRule="auto"/>
+        <w:rPr>
+          <w:rFonts w:ascii="Arial" w:eastAsia="Arial" w:hAnsi="Arial" w:cs="Arial"/>
+          <w:sz w:val="22"/>
+          <w:szCs w:val="22"/>
+          <w:lang w:val="nl-NL"/>
+        </w:rPr>
+      </w:pPr>
+      <w:r>
+        <w:rPr>
+          <w:rFonts w:ascii="Arial" w:eastAsia="Arial" w:hAnsi="Arial" w:cs="Arial"/>
+          <w:sz w:val="22"/>
+          <w:szCs w:val="22"/>
+          <w:lang w:val="nl-NL"/>
+        </w:rPr>
+        <w:t xml:space="preserve">P302 + P352 BIJ CONTACT MET DE </w:t>
+      </w:r>
+      <w:r>
+        <w:rPr>
+          <w:rFonts w:ascii="Arial" w:eastAsia="Arial" w:hAnsi="Arial" w:cs="Arial"/>
+          <w:b/>
+          <w:bCs/>
+          <w:sz w:val="22"/>
+          <w:szCs w:val="22"/>
+          <w:lang w:val="nl-NL"/>
+        </w:rPr>
+        <w:t>HUID</w:t>
+      </w:r>
+      <w:r>
+        <w:rPr>
+          <w:rFonts w:ascii="Arial" w:eastAsia="Arial" w:hAnsi="Arial" w:cs="Arial"/>
+          <w:sz w:val="22"/>
+          <w:szCs w:val="22"/>
+          <w:lang w:val="nl-NL"/>
+        </w:rPr>
+        <w:t xml:space="preserve">: met veel water wassen. </w:t>
+      </w:r>
+    </w:p>
+    <w:p>
+      <w:pPr>
+        <w:spacing w:line="276" w:lineRule="auto"/>
+        <w:rPr>
+          <w:rFonts w:ascii="Arial" w:eastAsia="Arial" w:hAnsi="Arial" w:cs="Arial"/>
+          <w:sz w:val="22"/>
+          <w:szCs w:val="22"/>
+          <w:lang w:val="nl-NL"/>
+        </w:rPr>
+      </w:pPr>
+      <w:r>
+        <w:rPr>
+          <w:rFonts w:ascii="Arial" w:eastAsia="Arial" w:hAnsi="Arial" w:cs="Arial"/>
+          <w:sz w:val="22"/>
+          <w:szCs w:val="22"/>
+          <w:lang w:val="nl-NL"/>
+        </w:rPr>
+        <w:t>P333 + P313 Bij huidirritatie of uitslag: een arts raadplegen.</w:t>
+      </w:r>
+    </w:p>
+    <w:p>
+      <w:pPr>
+        <w:spacing w:line="276" w:lineRule="auto"/>
+        <w:rPr>
+          <w:rFonts w:ascii="Arial" w:eastAsia="Arial" w:hAnsi="Arial" w:cs="Arial"/>
+          <w:sz w:val="22"/>
+          <w:szCs w:val="22"/>
+          <w:lang w:val="nl-NL"/>
+        </w:rPr>
+      </w:pPr>
+    </w:p>
+    <w:p>
+      <w:pPr>
+        <w:spacing w:line="276" w:lineRule="auto"/>
+        <w:rPr>
+          <w:rFonts w:ascii="Arial" w:eastAsia="Arial" w:hAnsi="Arial" w:cs="Arial"/>
+          <w:sz w:val="22"/>
+          <w:szCs w:val="22"/>
+          <w:lang w:val="nl"/>
+        </w:rPr>
+      </w:pPr>
+      <w:r>
+        <w:rPr>
+          <w:rFonts w:ascii="Arial" w:eastAsia="Arial" w:hAnsi="Arial" w:cs="Arial"/>
+          <w:b/>
+          <w:bCs/>
+          <w:i/>
+          <w:iCs/>
+          <w:sz w:val="22"/>
+          <w:szCs w:val="22"/>
+          <w:lang w:val="nl"/>
+        </w:rPr>
+        <w:t xml:space="preserve">Afvalverwerking: </w:t>
+      </w:r>
+      <w:r>
+        <w:rPr>
+          <w:rFonts w:ascii="Arial" w:eastAsia="Arial" w:hAnsi="Arial" w:cs="Arial"/>
+          <w:sz w:val="22"/>
+          <w:szCs w:val="22"/>
+          <w:lang w:val="nl"/>
+        </w:rPr>
+        <w:t xml:space="preserve">Hoort bij organisch halogeenarm afval. </w:t>
+      </w:r>
+    </w:p>
+    <w:p>
+      <w:pPr>
+        <w:spacing w:line="276" w:lineRule="auto"/>
+        <w:rPr>
+          <w:rFonts w:ascii="Arial" w:hAnsi="Arial" w:cs="Arial"/>
+          <w:color w:val="000000" w:themeColor="text1"/>
+          <w:sz w:val="22"/>
+          <w:szCs w:val="22"/>
+          <w:lang w:val="nl-NL"/>
+        </w:rPr>
+      </w:pPr>
+      <w:r>
+        <w:rPr>
+          <w:rFonts w:ascii="Arial" w:eastAsia="Arial" w:hAnsi="Arial" w:cs="Arial"/>
+          <w:b/>
+          <w:bCs/>
+          <w:i/>
+          <w:iCs/>
+          <w:sz w:val="22"/>
+          <w:szCs w:val="22"/>
+          <w:lang w:val="nl"/>
+        </w:rPr>
+        <w:t>Maatregelen:</w:t>
+      </w:r>
+      <w:r>
+        <w:rPr>
+          <w:rFonts w:ascii="Arial" w:eastAsia="Arial" w:hAnsi="Arial" w:cs="Arial"/>
+          <w:sz w:val="22"/>
+          <w:szCs w:val="22"/>
+          <w:lang w:val="nl"/>
+        </w:rPr>
+        <w:t xml:space="preserve"> Hanteren met handschoenen en in zuurkast.</w:t>
+      </w:r>
+    </w:p>
+    <w:p>
+      <w:pPr>
+        <w:spacing w:line="276" w:lineRule="auto"/>
+        <w:rPr>
+          <w:i/>
+          <w:iCs/>
+          <w:lang w:val="nl-NL"/>
+        </w:rPr>
+      </w:pPr>
+    </w:p>
+    <w:p>
+      <w:pPr>
+        <w:pStyle w:val="NoSpacing"/>
+        <w:numPr>
+          <w:ilvl w:val="0"/>
+          <w:numId w:val="37"/>
+        </w:numPr>
+        <w:spacing w:line="259" w:lineRule="auto"/>
+        <w:rPr>
+          <w:rFonts w:ascii="Arial" w:hAnsi="Arial" w:cs="Arial"/>
+          <w:color w:val="000000" w:themeColor="text1"/>
+          <w:sz w:val="22"/>
+          <w:szCs w:val="22"/>
+          <w:lang w:val="nl-NL"/>
+        </w:rPr>
+      </w:pPr>
+      <w:r>
+        <w:rPr>
+          <w:rFonts w:ascii="Arial" w:hAnsi="Arial" w:cs="Arial"/>
+          <w:color w:val="000000" w:themeColor="text1"/>
+          <w:sz w:val="22"/>
+          <w:szCs w:val="22"/>
+          <w:lang w:val="nl-NL"/>
+        </w:rPr>
+        <w:t>PMSF</w:t>
+      </w:r>
+    </w:p>
+    <w:p>
+      <w:pPr>
+        <w:spacing w:line="276" w:lineRule="auto"/>
+      </w:pPr>
+      <w:r>
+        <w:rPr>
+          <w:noProof/>
+        </w:rPr>
+        <w:drawing>
+          <wp:inline distT="0" distB="0" distL="0" distR="0" wp14:anchorId="1E1E9039" wp14:editId="1FED521A">
+            <wp:extent cx="1438476" cy="676369"/>
+            <wp:effectExtent l="0" t="0" r="0" b="0"/>
+            <wp:docPr id="250100195" name="drawing" descr="A close-up of a sign&#10;&#10;AI-generated content may be incorrect."/>
+            <wp:cNvGraphicFramePr>
+              <a:graphicFrameLocks xmlns:a="http://schemas.openxmlformats.org/drawingml/2006/main" noChangeAspect="1"/>
+            </wp:cNvGraphicFramePr>
+            <a:graphic xmlns:a="http://schemas.openxmlformats.org/drawingml/2006/main">
+              <a:graphicData uri="http://schemas.openxmlformats.org/drawingml/2006/picture">
+                <pic:pic xmlns:pic="http://schemas.openxmlformats.org/drawingml/2006/picture">
+                  <pic:nvPicPr>
+                    <pic:cNvPr id="250100195" name="drawing" descr="A close-up of a sign&#10;&#10;AI-generated content may be incorrect."/>
+                    <pic:cNvPicPr/>
+                  </pic:nvPicPr>
+                  <pic:blipFill>
+                    <a:blip r:embed="rId14">
                       <a:extLst>
                         <a:ext uri="{28A0092B-C50C-407E-A947-70E740481C1C}">
                           <a14:useLocalDpi xmlns:a14="http://schemas.microsoft.com/office/drawing/2010/main" val="0"/>
                         </a:ext>
                       </a:extLst>
                     </a:blip>
-                    <a:srcRect/>
                     <a:stretch>
                       <a:fillRect/>
                     </a:stretch>
                   </pic:blipFill>
-                  <pic:spPr bwMode="auto">
+                  <pic:spPr>
                     <a:xfrm>
                       <a:off x="0" y="0"/>
-                      <a:ext cx="2257425" cy="1638300"/>
+                      <a:ext cx="1438476" cy="676369"/>
                     </a:xfrm>
                     <a:prstGeom prst="rect">
                       <a:avLst/>
                     </a:prstGeom>
-                    <a:noFill/>
-                    <a:ln>
-                      <a:noFill/>
-                    </a:ln>
                   </pic:spPr>
                 </pic:pic>
               </a:graphicData>
             </a:graphic>
           </wp:inline>
         </w:drawing>
+      </w:r>
+    </w:p>
+    <w:p>
+      <w:pPr>
+        <w:spacing w:line="276" w:lineRule="auto"/>
+        <w:rPr>
+          <w:rFonts w:ascii="Arial" w:eastAsia="Arial" w:hAnsi="Arial" w:cs="Arial"/>
+          <w:sz w:val="22"/>
+          <w:szCs w:val="22"/>
+          <w:lang w:val="nl-NL"/>
+        </w:rPr>
+      </w:pPr>
+      <w:r>
+        <w:rPr>
+          <w:rFonts w:ascii="Arial" w:eastAsia="Arial" w:hAnsi="Arial" w:cs="Arial"/>
+          <w:sz w:val="22"/>
+          <w:szCs w:val="22"/>
+          <w:lang w:val="nl-NL"/>
+        </w:rPr>
+        <w:t xml:space="preserve">H301 Giftig bij inslikken. </w:t>
+      </w:r>
+    </w:p>
+    <w:p>
+      <w:pPr>
+        <w:spacing w:line="276" w:lineRule="auto"/>
+        <w:rPr>
+          <w:rFonts w:ascii="Arial" w:eastAsia="Arial" w:hAnsi="Arial" w:cs="Arial"/>
+          <w:sz w:val="22"/>
+          <w:szCs w:val="22"/>
+          <w:lang w:val="nl-NL"/>
+        </w:rPr>
+      </w:pPr>
+      <w:r>
+        <w:rPr>
+          <w:rFonts w:ascii="Arial" w:eastAsia="Arial" w:hAnsi="Arial" w:cs="Arial"/>
+          <w:sz w:val="22"/>
+          <w:szCs w:val="22"/>
+          <w:lang w:val="nl-NL"/>
+        </w:rPr>
+        <w:t>H314 Veroorzaakt ernstige brandwonden en oogletsel.</w:t>
+      </w:r>
+    </w:p>
+    <w:p>
+      <w:pPr>
+        <w:spacing w:line="276" w:lineRule="auto"/>
+        <w:rPr>
+          <w:rFonts w:ascii="Arial" w:eastAsia="Arial" w:hAnsi="Arial" w:cs="Arial"/>
+          <w:sz w:val="22"/>
+          <w:szCs w:val="22"/>
+          <w:lang w:val="nl-NL"/>
+        </w:rPr>
+      </w:pPr>
+    </w:p>
+    <w:p>
+      <w:pPr>
+        <w:spacing w:line="276" w:lineRule="auto"/>
+        <w:rPr>
+          <w:rFonts w:ascii="Arial" w:eastAsia="Arial" w:hAnsi="Arial" w:cs="Arial"/>
+          <w:sz w:val="22"/>
+          <w:szCs w:val="22"/>
+          <w:lang w:val="nl-NL"/>
+        </w:rPr>
+      </w:pPr>
+      <w:r>
+        <w:rPr>
+          <w:rFonts w:ascii="Arial" w:eastAsia="Arial" w:hAnsi="Arial" w:cs="Arial"/>
+          <w:sz w:val="22"/>
+          <w:szCs w:val="22"/>
+          <w:lang w:val="nl-NL"/>
+        </w:rPr>
+        <w:t xml:space="preserve">P260 Stof niet inademen. </w:t>
+      </w:r>
+    </w:p>
+    <w:p>
+      <w:pPr>
+        <w:spacing w:line="276" w:lineRule="auto"/>
+        <w:rPr>
+          <w:rFonts w:ascii="Arial" w:eastAsia="Arial" w:hAnsi="Arial" w:cs="Arial"/>
+          <w:sz w:val="22"/>
+          <w:szCs w:val="22"/>
+          <w:lang w:val="nl-NL"/>
+        </w:rPr>
+      </w:pPr>
+      <w:r>
+        <w:rPr>
+          <w:rFonts w:ascii="Arial" w:eastAsia="Arial" w:hAnsi="Arial" w:cs="Arial"/>
+          <w:sz w:val="22"/>
+          <w:szCs w:val="22"/>
+          <w:lang w:val="nl-NL"/>
+        </w:rPr>
+        <w:t>P280 Draag beschermende handschoenen/ beschermende kleding/ oogbescherming/ gelaatsbescherming/ gehoorbescherming.</w:t>
+      </w:r>
+    </w:p>
+    <w:p>
+      <w:pPr>
+        <w:spacing w:line="276" w:lineRule="auto"/>
+        <w:rPr>
+          <w:rFonts w:ascii="Arial" w:eastAsia="Arial" w:hAnsi="Arial" w:cs="Arial"/>
+          <w:sz w:val="22"/>
+          <w:szCs w:val="22"/>
+          <w:lang w:val="nl-NL"/>
+        </w:rPr>
+      </w:pPr>
+      <w:r>
+        <w:rPr>
+          <w:rFonts w:ascii="Arial" w:eastAsia="Arial" w:hAnsi="Arial" w:cs="Arial"/>
+          <w:sz w:val="22"/>
+          <w:szCs w:val="22"/>
+          <w:lang w:val="nl-NL"/>
+        </w:rPr>
+        <w:t xml:space="preserve">P301 + P310 + P330 NA </w:t>
+      </w:r>
+      <w:r>
+        <w:rPr>
+          <w:rFonts w:ascii="Arial" w:eastAsia="Arial" w:hAnsi="Arial" w:cs="Arial"/>
+          <w:b/>
+          <w:bCs/>
+          <w:sz w:val="22"/>
+          <w:szCs w:val="22"/>
+          <w:lang w:val="nl-NL"/>
+        </w:rPr>
+        <w:t>INSLIKKEN</w:t>
+      </w:r>
+      <w:r>
+        <w:rPr>
+          <w:rFonts w:ascii="Arial" w:eastAsia="Arial" w:hAnsi="Arial" w:cs="Arial"/>
+          <w:sz w:val="22"/>
+          <w:szCs w:val="22"/>
+          <w:lang w:val="nl-NL"/>
+        </w:rPr>
+        <w:t xml:space="preserve">: Onmiddellijk een ANTIGIFCENTRUM/ arts raadplegen. De mond spoelen. </w:t>
+      </w:r>
+    </w:p>
+    <w:p>
+      <w:pPr>
+        <w:spacing w:line="276" w:lineRule="auto"/>
+        <w:rPr>
+          <w:rFonts w:ascii="Arial" w:eastAsia="Arial" w:hAnsi="Arial" w:cs="Arial"/>
+          <w:sz w:val="22"/>
+          <w:szCs w:val="22"/>
+          <w:lang w:val="nl-NL"/>
+        </w:rPr>
+      </w:pPr>
+      <w:r>
+        <w:rPr>
+          <w:rFonts w:ascii="Arial" w:eastAsia="Arial" w:hAnsi="Arial" w:cs="Arial"/>
+          <w:sz w:val="22"/>
+          <w:szCs w:val="22"/>
+          <w:lang w:val="nl-NL"/>
+        </w:rPr>
+        <w:t xml:space="preserve">P303 + P361 + P353 BIJ CONTACT MET DE </w:t>
+      </w:r>
+      <w:r>
+        <w:rPr>
+          <w:rFonts w:ascii="Arial" w:eastAsia="Arial" w:hAnsi="Arial" w:cs="Arial"/>
+          <w:b/>
+          <w:bCs/>
+          <w:sz w:val="22"/>
+          <w:szCs w:val="22"/>
+          <w:lang w:val="nl-NL"/>
+        </w:rPr>
+        <w:t xml:space="preserve">HUID </w:t>
+      </w:r>
+      <w:r>
+        <w:rPr>
+          <w:rFonts w:ascii="Arial" w:eastAsia="Arial" w:hAnsi="Arial" w:cs="Arial"/>
+          <w:sz w:val="22"/>
+          <w:szCs w:val="22"/>
+          <w:lang w:val="nl-NL"/>
+        </w:rPr>
+        <w:t xml:space="preserve">(of het haar): verontreinigde kleding onmiddellijk uittrekken. Huid met water afspoelen. </w:t>
+      </w:r>
+    </w:p>
+    <w:p>
+      <w:pPr>
+        <w:spacing w:line="276" w:lineRule="auto"/>
+        <w:rPr>
+          <w:rFonts w:ascii="Arial" w:eastAsia="Arial" w:hAnsi="Arial" w:cs="Arial"/>
+          <w:sz w:val="22"/>
+          <w:szCs w:val="22"/>
+          <w:lang w:val="nl-NL"/>
+        </w:rPr>
+      </w:pPr>
+      <w:r>
+        <w:rPr>
+          <w:rFonts w:ascii="Arial" w:eastAsia="Arial" w:hAnsi="Arial" w:cs="Arial"/>
+          <w:sz w:val="22"/>
+          <w:szCs w:val="22"/>
+          <w:lang w:val="nl-NL"/>
+        </w:rPr>
+        <w:t xml:space="preserve">P304 + P340 + P310 NA </w:t>
+      </w:r>
+      <w:r>
+        <w:rPr>
+          <w:rFonts w:ascii="Arial" w:eastAsia="Arial" w:hAnsi="Arial" w:cs="Arial"/>
+          <w:b/>
+          <w:bCs/>
+          <w:sz w:val="22"/>
+          <w:szCs w:val="22"/>
+          <w:lang w:val="nl-NL"/>
+        </w:rPr>
+        <w:t>INADEMING</w:t>
+      </w:r>
+      <w:r>
+        <w:rPr>
+          <w:rFonts w:ascii="Arial" w:eastAsia="Arial" w:hAnsi="Arial" w:cs="Arial"/>
+          <w:sz w:val="22"/>
+          <w:szCs w:val="22"/>
+          <w:lang w:val="nl-NL"/>
+        </w:rPr>
+        <w:t xml:space="preserve">: de persoon in de frisse lucht brengen en ervoor zorgen dat deze gemakkelijk kan ademen. Onmiddellijk een ANTIGIFCENTRUM/ arts raadplegen. </w:t>
+      </w:r>
+    </w:p>
+    <w:p>
+      <w:pPr>
+        <w:spacing w:line="276" w:lineRule="auto"/>
+        <w:rPr>
+          <w:rFonts w:ascii="Arial" w:eastAsia="Arial" w:hAnsi="Arial" w:cs="Arial"/>
+          <w:sz w:val="22"/>
+          <w:szCs w:val="22"/>
+          <w:lang w:val="nl-NL"/>
+        </w:rPr>
+      </w:pPr>
+      <w:r>
+        <w:rPr>
+          <w:rFonts w:ascii="Arial" w:eastAsia="Arial" w:hAnsi="Arial" w:cs="Arial"/>
+          <w:sz w:val="22"/>
+          <w:szCs w:val="22"/>
+          <w:lang w:val="nl-NL"/>
+        </w:rPr>
+        <w:t xml:space="preserve">P305 + P351 + P338 + P310 BIJ CONTACT MET DE </w:t>
+      </w:r>
+      <w:r>
+        <w:rPr>
+          <w:rFonts w:ascii="Arial" w:eastAsia="Arial" w:hAnsi="Arial" w:cs="Arial"/>
+          <w:b/>
+          <w:bCs/>
+          <w:sz w:val="22"/>
+          <w:szCs w:val="22"/>
+          <w:lang w:val="nl-NL"/>
+        </w:rPr>
+        <w:t>OGEN</w:t>
+      </w:r>
+      <w:r>
+        <w:rPr>
+          <w:rFonts w:ascii="Arial" w:eastAsia="Arial" w:hAnsi="Arial" w:cs="Arial"/>
+          <w:sz w:val="22"/>
+          <w:szCs w:val="22"/>
+          <w:lang w:val="nl-NL"/>
+        </w:rPr>
+        <w:t>: voorzichtig afspoelen met water gedurende een aantal minuten; contactlenzen verwijderen, indien mogelijk; blijven spoelen. Onmiddellijk een ANTIGIFCENTRUM/ arts raadplegen.</w:t>
+      </w:r>
+    </w:p>
+    <w:p>
+      <w:pPr>
+        <w:spacing w:line="276" w:lineRule="auto"/>
+        <w:rPr>
+          <w:rFonts w:ascii="Arial" w:eastAsia="Arial" w:hAnsi="Arial" w:cs="Arial"/>
+          <w:sz w:val="22"/>
+          <w:szCs w:val="22"/>
+          <w:lang w:val="nl-NL"/>
+        </w:rPr>
+      </w:pPr>
+    </w:p>
+    <w:p>
+      <w:pPr>
+        <w:spacing w:line="276" w:lineRule="auto"/>
+        <w:rPr>
+          <w:rFonts w:ascii="Arial" w:eastAsia="Arial" w:hAnsi="Arial" w:cs="Arial"/>
+          <w:sz w:val="22"/>
+          <w:szCs w:val="22"/>
+          <w:lang w:val="nl"/>
+        </w:rPr>
+      </w:pPr>
+      <w:r>
+        <w:rPr>
+          <w:rFonts w:ascii="Arial" w:eastAsia="Arial" w:hAnsi="Arial" w:cs="Arial"/>
+          <w:b/>
+          <w:bCs/>
+          <w:i/>
+          <w:iCs/>
+          <w:sz w:val="22"/>
+          <w:szCs w:val="22"/>
+          <w:lang w:val="nl"/>
+        </w:rPr>
+        <w:t xml:space="preserve">Afvalverwerking: </w:t>
+      </w:r>
+      <w:r>
+        <w:rPr>
+          <w:rFonts w:ascii="Arial" w:eastAsia="Arial" w:hAnsi="Arial" w:cs="Arial"/>
+          <w:sz w:val="22"/>
+          <w:szCs w:val="22"/>
+          <w:lang w:val="nl"/>
+        </w:rPr>
+        <w:t xml:space="preserve">Hoort bij anorganisch basisch afval. </w:t>
+      </w:r>
+      <w:r>
+        <w:rPr>
+          <w:rFonts w:ascii="Arial" w:eastAsia="Arial" w:hAnsi="Arial" w:cs="Arial"/>
+          <w:b/>
+          <w:bCs/>
+          <w:sz w:val="22"/>
+          <w:szCs w:val="22"/>
+          <w:lang w:val="nl"/>
+        </w:rPr>
+        <w:t>NIET</w:t>
+      </w:r>
+      <w:r>
+        <w:rPr>
+          <w:rFonts w:ascii="Arial" w:eastAsia="Arial" w:hAnsi="Arial" w:cs="Arial"/>
+          <w:sz w:val="22"/>
+          <w:szCs w:val="22"/>
+          <w:lang w:val="nl"/>
+        </w:rPr>
+        <w:t xml:space="preserve"> mengen met zuren.</w:t>
+      </w:r>
+    </w:p>
+    <w:p>
+      <w:pPr>
+        <w:rPr>
+          <w:lang w:val="nl-NL"/>
+        </w:rPr>
+      </w:pPr>
+      <w:r>
+        <w:rPr>
+          <w:rFonts w:ascii="Arial" w:eastAsia="Arial" w:hAnsi="Arial" w:cs="Arial"/>
+          <w:b/>
+          <w:bCs/>
+          <w:i/>
+          <w:iCs/>
+          <w:sz w:val="22"/>
+          <w:szCs w:val="22"/>
+          <w:lang w:val="nl"/>
+        </w:rPr>
+        <w:t>Maatregelen:</w:t>
+      </w:r>
+      <w:r>
+        <w:rPr>
+          <w:rFonts w:ascii="Arial" w:eastAsia="Arial" w:hAnsi="Arial" w:cs="Arial"/>
+          <w:sz w:val="22"/>
+          <w:szCs w:val="22"/>
+          <w:lang w:val="nl"/>
+        </w:rPr>
+        <w:t xml:space="preserve"> Hanteren met handschoenen en in zuurkast.</w:t>
       </w:r>
     </w:p>
     <w:sectPr>
@@ -923,230 +4622,470 @@
 </w:document>
 </file>
 
-<file path=word/comments.xml><?xml version="1.0" encoding="utf-8"?>
-<w:comments xmlns:wpc="http://schemas.microsoft.com/office/word/2010/wordprocessingCanvas" xmlns:cx="http://schemas.microsoft.com/office/drawing/2014/chartex" xmlns:cx1="http://schemas.microsoft.com/office/drawing/2015/9/8/chartex" xmlns:cx2="http://schemas.microsoft.com/office/drawing/2015/10/21/chartex" xmlns:cx3="http://schemas.microsoft.com/office/drawing/2016/5/9/chartex" xmlns:cx4="http://schemas.microsoft.com/office/drawing/2016/5/10/chartex" xmlns:cx5="http://schemas.microsoft.com/office/drawing/2016/5/11/chartex" xmlns:cx6="http://schemas.microsoft.com/office/drawing/2016/5/12/chartex" xmlns:cx7="http://schemas.microsoft.com/office/drawing/2016/5/13/chartex" xmlns:cx8="http://schemas.microsoft.com/office/drawing/2016/5/14/chartex" xmlns:mc="http://schemas.openxmlformats.org/markup-compatibility/2006" xmlns:aink="http://schemas.microsoft.com/office/drawing/2016/ink" xmlns:am3d="http://schemas.microsoft.com/office/drawing/2017/model3d" xmlns:o="urn:schemas-microsoft-com:office:office" xmlns:oel="http://schemas.microsoft.com/office/2019/extlst" xmlns:r="http://schemas.openxmlformats.org/officeDocument/2006/relationships" xmlns:m="http://schemas.openxmlformats.org/officeDocument/2006/math" xmlns:v="urn:schemas-microsoft-com:vml" xmlns:wp14="http://schemas.microsoft.com/office/word/2010/wordprocessingDrawing" xmlns:wp="http://schemas.openxmlformats.org/drawingml/2006/wordprocessingDrawing" xmlns:w10="urn:schemas-microsoft-com:office:word" xmlns:w="http://schemas.openxmlformats.org/wordprocessingml/2006/main" xmlns:w14="http://schemas.microsoft.com/office/word/2010/wordml" xmlns:w15="http://schemas.microsoft.com/office/word/2012/wordml" xmlns:w16cex="http://schemas.microsoft.com/office/word/2018/wordml/cex" xmlns:w16cid="http://schemas.microsoft.com/office/word/2016/wordml/cid" xmlns:w16="http://schemas.microsoft.com/office/word/2018/wordml" xmlns:w16du="http://schemas.microsoft.com/office/word/2023/wordml/word16du" xmlns:w16sdtdh="http://schemas.microsoft.com/office/word/2020/wordml/sdtdatahash" xmlns:w16sdtfl="http://schemas.microsoft.com/office/word/2024/wordml/sdtformatlock" xmlns:w16se="http://schemas.microsoft.com/office/word/2015/wordml/symex" xmlns:wpg="http://schemas.microsoft.com/office/word/2010/wordprocessingGroup" xmlns:wpi="http://schemas.microsoft.com/office/word/2010/wordprocessingInk" xmlns:wne="http://schemas.microsoft.com/office/word/2006/wordml" xmlns:wps="http://schemas.microsoft.com/office/word/2010/wordprocessingShape" mc:Ignorable="w14 w15 w16se w16cid w16 w16cex w16sdtdh w16sdtfl w16du wp14">
-  <w:comment w:id="0" w:author="Oumaima Anbari" w:date="2025-09-28T21:36:00Z" w:initials="OA">
-    <w:p>
-      <w:pPr>
-        <w:pStyle w:val="CommentText"/>
-      </w:pPr>
-      <w:r>
-        <w:rPr>
-          <w:rStyle w:val="CommentReference"/>
-        </w:rPr>
-        <w:annotationRef/>
-      </w:r>
-      <w:r>
-        <w:rPr>
-          <w:color w:val="000000"/>
-          <w:highlight w:val="white"/>
-        </w:rPr>
-        <w:t>Controles:  </w:t>
-      </w:r>
-    </w:p>
-    <w:p>
-      <w:pPr>
-        <w:pStyle w:val="CommentText"/>
-        <w:numPr>
-          <w:ilvl w:val="0"/>
-          <w:numId w:val="23"/>
-        </w:numPr>
-      </w:pPr>
-      <w:r>
-        <w:rPr>
-          <w:color w:val="000000"/>
-          <w:highlight w:val="white"/>
-        </w:rPr>
-        <w:t>Speeksel alleen  </w:t>
-      </w:r>
-    </w:p>
-    <w:p>
-      <w:pPr>
-        <w:pStyle w:val="CommentText"/>
-      </w:pPr>
-    </w:p>
-    <w:p>
-      <w:pPr>
-        <w:pStyle w:val="CommentText"/>
-      </w:pPr>
-    </w:p>
-    <w:p>
-      <w:pPr>
-        <w:pStyle w:val="CommentText"/>
-        <w:numPr>
-          <w:ilvl w:val="0"/>
-          <w:numId w:val="24"/>
-        </w:numPr>
-      </w:pPr>
-      <w:r>
-        <w:rPr>
-          <w:color w:val="000000"/>
-          <w:highlight w:val="white"/>
-        </w:rPr>
-        <w:t>Speeksel + buffer  </w:t>
-      </w:r>
-    </w:p>
-    <w:p>
-      <w:pPr>
-        <w:pStyle w:val="CommentText"/>
-      </w:pPr>
-    </w:p>
-    <w:p>
-      <w:pPr>
-        <w:pStyle w:val="CommentText"/>
-        <w:numPr>
-          <w:ilvl w:val="0"/>
-          <w:numId w:val="25"/>
-        </w:numPr>
-      </w:pPr>
-      <w:r>
-        <w:rPr>
-          <w:color w:val="000000"/>
-          <w:highlight w:val="white"/>
-        </w:rPr>
-        <w:t>Speeksel + trypsine = experimentiele conditie  </w:t>
-      </w:r>
-    </w:p>
-    <w:p>
-      <w:pPr>
-        <w:pStyle w:val="CommentText"/>
-      </w:pPr>
-    </w:p>
-    <w:p>
-      <w:pPr>
-        <w:pStyle w:val="CommentText"/>
-        <w:numPr>
-          <w:ilvl w:val="0"/>
-          <w:numId w:val="26"/>
-        </w:numPr>
-      </w:pPr>
-      <w:r>
-        <w:rPr>
-          <w:color w:val="000000"/>
-          <w:highlight w:val="white"/>
-        </w:rPr>
-        <w:t>Speeksel + trypsine + trypsine inhibitor = bevestigd specifieke effect van protease  </w:t>
-      </w:r>
-    </w:p>
-    <w:p>
-      <w:pPr>
-        <w:pStyle w:val="CommentText"/>
-      </w:pPr>
-    </w:p>
-    <w:p>
-      <w:pPr>
-        <w:pStyle w:val="CommentText"/>
-        <w:numPr>
-          <w:ilvl w:val="0"/>
-          <w:numId w:val="27"/>
-        </w:numPr>
-      </w:pPr>
-      <w:r>
-        <w:rPr>
-          <w:color w:val="000000"/>
-          <w:highlight w:val="white"/>
-        </w:rPr>
-        <w:t>Speeksel + heat inactivated trypsine = controle voor niet enzymatische effect van toevoeging.  </w:t>
-      </w:r>
-    </w:p>
-    <w:p>
-      <w:pPr>
-        <w:pStyle w:val="CommentText"/>
-      </w:pPr>
-    </w:p>
-    <w:p>
-      <w:pPr>
-        <w:pStyle w:val="CommentText"/>
-        <w:numPr>
-          <w:ilvl w:val="0"/>
-          <w:numId w:val="28"/>
-        </w:numPr>
-      </w:pPr>
-      <w:r>
-        <w:rPr>
-          <w:color w:val="000000"/>
-          <w:highlight w:val="white"/>
-        </w:rPr>
-        <w:t>Trypsine alleen geen speeksel = controle of trypsine zelf het substraat afbreek. </w:t>
-      </w:r>
-    </w:p>
-    <w:p>
-      <w:pPr>
-        <w:pStyle w:val="CommentText"/>
-      </w:pPr>
-    </w:p>
-    <w:p>
-      <w:pPr>
-        <w:pStyle w:val="CommentText"/>
-        <w:numPr>
-          <w:ilvl w:val="0"/>
-          <w:numId w:val="29"/>
-        </w:numPr>
-      </w:pPr>
-      <w:r>
-        <w:rPr>
-          <w:color w:val="000000"/>
-          <w:highlight w:val="white"/>
-        </w:rPr>
-        <w:t>Buffer + reagentia = blanco controle.  </w:t>
-      </w:r>
-    </w:p>
-    <w:p>
-      <w:pPr>
-        <w:pStyle w:val="CommentText"/>
-      </w:pPr>
-    </w:p>
-    <w:p>
-      <w:pPr>
-        <w:pStyle w:val="CommentText"/>
-        <w:numPr>
-          <w:ilvl w:val="0"/>
-          <w:numId w:val="30"/>
-        </w:numPr>
-      </w:pPr>
-      <w:r>
-        <w:rPr>
-          <w:color w:val="000000"/>
-          <w:highlight w:val="white"/>
-        </w:rPr>
-        <w:t>Gezuiverd alfa-amylase + trypsine = positieve controle  </w:t>
-      </w:r>
-    </w:p>
-    <w:p>
-      <w:pPr>
-        <w:pStyle w:val="CommentText"/>
-      </w:pPr>
-    </w:p>
-    <w:p>
-      <w:pPr>
-        <w:pStyle w:val="CommentText"/>
-      </w:pPr>
-    </w:p>
-  </w:comment>
-</w:comments>
-</file>
-
-<file path=word/commentsExtended.xml><?xml version="1.0" encoding="utf-8"?>
-<w15:commentsEx xmlns:wpc="http://schemas.microsoft.com/office/word/2010/wordprocessingCanvas" xmlns:cx="http://schemas.microsoft.com/office/drawing/2014/chartex" xmlns:cx1="http://schemas.microsoft.com/office/drawing/2015/9/8/chartex" xmlns:cx2="http://schemas.microsoft.com/office/drawing/2015/10/21/chartex" xmlns:cx3="http://schemas.microsoft.com/office/drawing/2016/5/9/chartex" xmlns:cx4="http://schemas.microsoft.com/office/drawing/2016/5/10/chartex" xmlns:cx5="http://schemas.microsoft.com/office/drawing/2016/5/11/chartex" xmlns:cx6="http://schemas.microsoft.com/office/drawing/2016/5/12/chartex" xmlns:cx7="http://schemas.microsoft.com/office/drawing/2016/5/13/chartex" xmlns:cx8="http://schemas.microsoft.com/office/drawing/2016/5/14/chartex" xmlns:mc="http://schemas.openxmlformats.org/markup-compatibility/2006" xmlns:aink="http://schemas.microsoft.com/office/drawing/2016/ink" xmlns:am3d="http://schemas.microsoft.com/office/drawing/2017/model3d" xmlns:o="urn:schemas-microsoft-com:office:office" xmlns:oel="http://schemas.microsoft.com/office/2019/extlst" xmlns:r="http://schemas.openxmlformats.org/officeDocument/2006/relationships" xmlns:m="http://schemas.openxmlformats.org/officeDocument/2006/math" xmlns:v="urn:schemas-microsoft-com:vml" xmlns:wp14="http://schemas.microsoft.com/office/word/2010/wordprocessingDrawing" xmlns:wp="http://schemas.openxmlformats.org/drawingml/2006/wordprocessingDrawing" xmlns:w10="urn:schemas-microsoft-com:office:word" xmlns:w="http://schemas.openxmlformats.org/wordprocessingml/2006/main" xmlns:w14="http://schemas.microsoft.com/office/word/2010/wordml" xmlns:w15="http://schemas.microsoft.com/office/word/2012/wordml" xmlns:w16cex="http://schemas.microsoft.com/office/word/2018/wordml/cex" xmlns:w16cid="http://schemas.microsoft.com/office/word/2016/wordml/cid" xmlns:w16="http://schemas.microsoft.com/office/word/2018/wordml" xmlns:w16du="http://schemas.microsoft.com/office/word/2023/wordml/word16du" xmlns:w16sdtdh="http://schemas.microsoft.com/office/word/2020/wordml/sdtdatahash" xmlns:w16sdtfl="http://schemas.microsoft.com/office/word/2024/wordml/sdtformatlock" xmlns:w16se="http://schemas.microsoft.com/office/word/2015/wordml/symex" xmlns:wpg="http://schemas.microsoft.com/office/word/2010/wordprocessingGroup" xmlns:wpi="http://schemas.microsoft.com/office/word/2010/wordprocessingInk" xmlns:wne="http://schemas.microsoft.com/office/word/2006/wordml" xmlns:wps="http://schemas.microsoft.com/office/word/2010/wordprocessingShape" mc:Ignorable="w14 w15 w16se w16cid w16 w16cex w16sdtdh w16sdtfl w16du wp14">
-  <w15:commentEx w15:paraId="66E7E65E" w15:done="0"/>
-</w15:commentsEx>
-</file>
-
-<file path=word/commentsExtensible.xml><?xml version="1.0" encoding="utf-8"?>
-<w16cex:commentsExtensible xmlns:wpc="http://schemas.microsoft.com/office/word/2010/wordprocessingCanvas" xmlns:cx="http://schemas.microsoft.com/office/drawing/2014/chartex" xmlns:cx1="http://schemas.microsoft.com/office/drawing/2015/9/8/chartex" xmlns:cx2="http://schemas.microsoft.com/office/drawing/2015/10/21/chartex" xmlns:cx3="http://schemas.microsoft.com/office/drawing/2016/5/9/chartex" xmlns:cx4="http://schemas.microsoft.com/office/drawing/2016/5/10/chartex" xmlns:cx5="http://schemas.microsoft.com/office/drawing/2016/5/11/chartex" xmlns:cx6="http://schemas.microsoft.com/office/drawing/2016/5/12/chartex" xmlns:cx7="http://schemas.microsoft.com/office/drawing/2016/5/13/chartex" xmlns:cx8="http://schemas.microsoft.com/office/drawing/2016/5/14/chartex" xmlns:cr="http://schemas.microsoft.com/office/comments/2020/reactions" xmlns:mc="http://schemas.openxmlformats.org/markup-compatibility/2006" xmlns:aink="http://schemas.microsoft.com/office/drawing/2016/ink" xmlns:am3d="http://schemas.microsoft.com/office/drawing/2017/model3d" xmlns:o="urn:schemas-microsoft-com:office:office" xmlns:oel="http://schemas.microsoft.com/office/2019/extlst" xmlns:r="http://schemas.openxmlformats.org/officeDocument/2006/relationships" xmlns:m="http://schemas.openxmlformats.org/officeDocument/2006/math" xmlns:v="urn:schemas-microsoft-com:vml" xmlns:wp14="http://schemas.microsoft.com/office/word/2010/wordprocessingDrawing" xmlns:wp="http://schemas.openxmlformats.org/drawingml/2006/wordprocessingDrawing" xmlns:w10="urn:schemas-microsoft-com:office:word" xmlns:w="http://schemas.openxmlformats.org/wordprocessingml/2006/main" xmlns:w14="http://schemas.microsoft.com/office/word/2010/wordml" xmlns:w15="http://schemas.microsoft.com/office/word/2012/wordml" xmlns:w16cex="http://schemas.microsoft.com/office/word/2018/wordml/cex" xmlns:w16cid="http://schemas.microsoft.com/office/word/2016/wordml/cid" xmlns:w16="http://schemas.microsoft.com/office/word/2018/wordml" xmlns:w16du="http://schemas.microsoft.com/office/word/2023/wordml/word16du" xmlns:w16sdtdh="http://schemas.microsoft.com/office/word/2020/wordml/sdtdatahash" xmlns:w16sdtfl="http://schemas.microsoft.com/office/word/2024/wordml/sdtformatlock" xmlns:w16se="http://schemas.microsoft.com/office/word/2015/wordml/symex" xmlns:wpg="http://schemas.microsoft.com/office/word/2010/wordprocessingGroup" xmlns:wpi="http://schemas.microsoft.com/office/word/2010/wordprocessingInk" xmlns:wne="http://schemas.microsoft.com/office/word/2006/wordml" xmlns:wps="http://schemas.microsoft.com/office/word/2010/wordprocessingShape" mc:Ignorable="w14 w15 w16se w16cid w16 w16cex w16sdtdh w16sdtfl cr w16du wp14">
-  <w16cex:commentExtensible w16cex:durableId="66F59C75" w16cex:dateUtc="2025-09-28T19:36:00Z"/>
-</w16cex:commentsExtensible>
-</file>
-
-<file path=word/commentsIds.xml><?xml version="1.0" encoding="utf-8"?>
-<w16cid:commentsIds xmlns:wpc="http://schemas.microsoft.com/office/word/2010/wordprocessingCanvas" xmlns:cx="http://schemas.microsoft.com/office/drawing/2014/chartex" xmlns:cx1="http://schemas.microsoft.com/office/drawing/2015/9/8/chartex" xmlns:cx2="http://schemas.microsoft.com/office/drawing/2015/10/21/chartex" xmlns:cx3="http://schemas.microsoft.com/office/drawing/2016/5/9/chartex" xmlns:cx4="http://schemas.microsoft.com/office/drawing/2016/5/10/chartex" xmlns:cx5="http://schemas.microsoft.com/office/drawing/2016/5/11/chartex" xmlns:cx6="http://schemas.microsoft.com/office/drawing/2016/5/12/chartex" xmlns:cx7="http://schemas.microsoft.com/office/drawing/2016/5/13/chartex" xmlns:cx8="http://schemas.microsoft.com/office/drawing/2016/5/14/chartex" xmlns:mc="http://schemas.openxmlformats.org/markup-compatibility/2006" xmlns:aink="http://schemas.microsoft.com/office/drawing/2016/ink" xmlns:am3d="http://schemas.microsoft.com/office/drawing/2017/model3d" xmlns:o="urn:schemas-microsoft-com:office:office" xmlns:oel="http://schemas.microsoft.com/office/2019/extlst" xmlns:r="http://schemas.openxmlformats.org/officeDocument/2006/relationships" xmlns:m="http://schemas.openxmlformats.org/officeDocument/2006/math" xmlns:v="urn:schemas-microsoft-com:vml" xmlns:wp14="http://schemas.microsoft.com/office/word/2010/wordprocessingDrawing" xmlns:wp="http://schemas.openxmlformats.org/drawingml/2006/wordprocessingDrawing" xmlns:w10="urn:schemas-microsoft-com:office:word" xmlns:w="http://schemas.openxmlformats.org/wordprocessingml/2006/main" xmlns:w14="http://schemas.microsoft.com/office/word/2010/wordml" xmlns:w15="http://schemas.microsoft.com/office/word/2012/wordml" xmlns:w16cex="http://schemas.microsoft.com/office/word/2018/wordml/cex" xmlns:w16cid="http://schemas.microsoft.com/office/word/2016/wordml/cid" xmlns:w16="http://schemas.microsoft.com/office/word/2018/wordml" xmlns:w16du="http://schemas.microsoft.com/office/word/2023/wordml/word16du" xmlns:w16sdtdh="http://schemas.microsoft.com/office/word/2020/wordml/sdtdatahash" xmlns:w16sdtfl="http://schemas.microsoft.com/office/word/2024/wordml/sdtformatlock" xmlns:w16se="http://schemas.microsoft.com/office/word/2015/wordml/symex" xmlns:wpg="http://schemas.microsoft.com/office/word/2010/wordprocessingGroup" xmlns:wpi="http://schemas.microsoft.com/office/word/2010/wordprocessingInk" xmlns:wne="http://schemas.microsoft.com/office/word/2006/wordml" xmlns:wps="http://schemas.microsoft.com/office/word/2010/wordprocessingShape" mc:Ignorable="w14 w15 w16se w16cid w16 w16cex w16sdtdh w16sdtfl w16du wp14">
-  <w16cid:commentId w16cid:paraId="66E7E65E" w16cid:durableId="66F59C75"/>
-</w16cid:commentsIds>
-</file>
-
 <file path=word/numbering.xml><?xml version="1.0" encoding="utf-8"?>
 <w:numbering xmlns:wpc="http://schemas.microsoft.com/office/word/2010/wordprocessingCanvas" xmlns:cx="http://schemas.microsoft.com/office/drawing/2014/chartex" xmlns:cx1="http://schemas.microsoft.com/office/drawing/2015/9/8/chartex" xmlns:cx2="http://schemas.microsoft.com/office/drawing/2015/10/21/chartex" xmlns:cx3="http://schemas.microsoft.com/office/drawing/2016/5/9/chartex" xmlns:cx4="http://schemas.microsoft.com/office/drawing/2016/5/10/chartex" xmlns:cx5="http://schemas.microsoft.com/office/drawing/2016/5/11/chartex" xmlns:cx6="http://schemas.microsoft.com/office/drawing/2016/5/12/chartex" xmlns:cx7="http://schemas.microsoft.com/office/drawing/2016/5/13/chartex" xmlns:cx8="http://schemas.microsoft.com/office/drawing/2016/5/14/chartex" xmlns:mc="http://schemas.openxmlformats.org/markup-compatibility/2006" xmlns:aink="http://schemas.microsoft.com/office/drawing/2016/ink" xmlns:am3d="http://schemas.microsoft.com/office/drawing/2017/model3d" xmlns:o="urn:schemas-microsoft-com:office:office" xmlns:oel="http://schemas.microsoft.com/office/2019/extlst" xmlns:r="http://schemas.openxmlformats.org/officeDocument/2006/relationships" xmlns:m="http://schemas.openxmlformats.org/officeDocument/2006/math" xmlns:v="urn:schemas-microsoft-com:vml" xmlns:wp14="http://schemas.microsoft.com/office/word/2010/wordprocessingDrawing" xmlns:wp="http://schemas.openxmlformats.org/drawingml/2006/wordprocessingDrawing" xmlns:w10="urn:schemas-microsoft-com:office:word" xmlns:w="http://schemas.openxmlformats.org/wordprocessingml/2006/main" xmlns:w14="http://schemas.microsoft.com/office/word/2010/wordml" xmlns:w15="http://schemas.microsoft.com/office/word/2012/wordml" xmlns:w16cex="http://schemas.microsoft.com/office/word/2018/wordml/cex" xmlns:w16cid="http://schemas.microsoft.com/office/word/2016/wordml/cid" xmlns:w16="http://schemas.microsoft.com/office/word/2018/wordml" xmlns:w16du="http://schemas.microsoft.com/office/word/2023/wordml/word16du" xmlns:w16sdtdh="http://schemas.microsoft.com/office/word/2020/wordml/sdtdatahash" xmlns:w16sdtfl="http://schemas.microsoft.com/office/word/2024/wordml/sdtformatlock" xmlns:w16se="http://schemas.microsoft.com/office/word/2015/wordml/symex" xmlns:wpg="http://schemas.microsoft.com/office/word/2010/wordprocessingGroup" xmlns:wpi="http://schemas.microsoft.com/office/word/2010/wordprocessingInk" xmlns:wne="http://schemas.microsoft.com/office/word/2006/wordml" xmlns:wps="http://schemas.microsoft.com/office/word/2010/wordprocessingShape" mc:Ignorable="w14 w15 w16se w16cid w16 w16cex w16sdtdh w16sdtfl w16du wp14">
   <w:abstractNum w:abstractNumId="0" w15:restartNumberingAfterBreak="0">
+    <w:nsid w:val="035CF2BD"/>
+    <w:multiLevelType w:val="hybridMultilevel"/>
+    <w:tmpl w:val="10CCCE6E"/>
+    <w:lvl w:ilvl="0" w:tplc="07046BC6">
+      <w:start w:val="1"/>
+      <w:numFmt w:val="decimal"/>
+      <w:lvlText w:val="%1."/>
+      <w:lvlJc w:val="left"/>
+      <w:pPr>
+        <w:ind w:left="720" w:hanging="360"/>
+      </w:pPr>
+    </w:lvl>
+    <w:lvl w:ilvl="1" w:tplc="FE84CB24">
+      <w:start w:val="1"/>
+      <w:numFmt w:val="lowerLetter"/>
+      <w:lvlText w:val="%2."/>
+      <w:lvlJc w:val="left"/>
+      <w:pPr>
+        <w:ind w:left="1440" w:hanging="360"/>
+      </w:pPr>
+    </w:lvl>
+    <w:lvl w:ilvl="2" w:tplc="DFB855F0">
+      <w:start w:val="1"/>
+      <w:numFmt w:val="lowerRoman"/>
+      <w:lvlText w:val="%3."/>
+      <w:lvlJc w:val="right"/>
+      <w:pPr>
+        <w:ind w:left="2160" w:hanging="180"/>
+      </w:pPr>
+    </w:lvl>
+    <w:lvl w:ilvl="3" w:tplc="3A1220D2">
+      <w:start w:val="1"/>
+      <w:numFmt w:val="decimal"/>
+      <w:lvlText w:val="%4."/>
+      <w:lvlJc w:val="left"/>
+      <w:pPr>
+        <w:ind w:left="2880" w:hanging="360"/>
+      </w:pPr>
+    </w:lvl>
+    <w:lvl w:ilvl="4" w:tplc="76C257B8">
+      <w:start w:val="1"/>
+      <w:numFmt w:val="lowerLetter"/>
+      <w:lvlText w:val="%5."/>
+      <w:lvlJc w:val="left"/>
+      <w:pPr>
+        <w:ind w:left="3600" w:hanging="360"/>
+      </w:pPr>
+    </w:lvl>
+    <w:lvl w:ilvl="5" w:tplc="C6DEDBF8">
+      <w:start w:val="1"/>
+      <w:numFmt w:val="lowerRoman"/>
+      <w:lvlText w:val="%6."/>
+      <w:lvlJc w:val="right"/>
+      <w:pPr>
+        <w:ind w:left="4320" w:hanging="180"/>
+      </w:pPr>
+    </w:lvl>
+    <w:lvl w:ilvl="6" w:tplc="4CA6F7F4">
+      <w:start w:val="1"/>
+      <w:numFmt w:val="decimal"/>
+      <w:lvlText w:val="%7."/>
+      <w:lvlJc w:val="left"/>
+      <w:pPr>
+        <w:ind w:left="5040" w:hanging="360"/>
+      </w:pPr>
+    </w:lvl>
+    <w:lvl w:ilvl="7" w:tplc="DD3AB600">
+      <w:start w:val="1"/>
+      <w:numFmt w:val="lowerLetter"/>
+      <w:lvlText w:val="%8."/>
+      <w:lvlJc w:val="left"/>
+      <w:pPr>
+        <w:ind w:left="5760" w:hanging="360"/>
+      </w:pPr>
+    </w:lvl>
+    <w:lvl w:ilvl="8" w:tplc="932C6688">
+      <w:start w:val="1"/>
+      <w:numFmt w:val="lowerRoman"/>
+      <w:lvlText w:val="%9."/>
+      <w:lvlJc w:val="right"/>
+      <w:pPr>
+        <w:ind w:left="6480" w:hanging="180"/>
+      </w:pPr>
+    </w:lvl>
+  </w:abstractNum>
+  <w:abstractNum w:abstractNumId="1" w15:restartNumberingAfterBreak="0">
+    <w:nsid w:val="03BE5014"/>
+    <w:multiLevelType w:val="hybridMultilevel"/>
+    <w:tmpl w:val="04D0EE1E"/>
+    <w:lvl w:ilvl="0" w:tplc="B2C005AA">
+      <w:start w:val="1"/>
+      <w:numFmt w:val="bullet"/>
+      <w:lvlText w:val="-"/>
+      <w:lvlJc w:val="left"/>
+      <w:pPr>
+        <w:ind w:left="1080" w:hanging="360"/>
+      </w:pPr>
+      <w:rPr>
+        <w:rFonts w:ascii="Calibri" w:eastAsiaTheme="minorHAnsi" w:hAnsi="Calibri" w:cs="Calibri" w:hint="default"/>
+      </w:rPr>
+    </w:lvl>
+    <w:lvl w:ilvl="1" w:tplc="08090003" w:tentative="1">
+      <w:start w:val="1"/>
+      <w:numFmt w:val="bullet"/>
+      <w:lvlText w:val="o"/>
+      <w:lvlJc w:val="left"/>
+      <w:pPr>
+        <w:ind w:left="1800" w:hanging="360"/>
+      </w:pPr>
+      <w:rPr>
+        <w:rFonts w:ascii="Courier New" w:hAnsi="Courier New" w:cs="Courier New" w:hint="default"/>
+      </w:rPr>
+    </w:lvl>
+    <w:lvl w:ilvl="2" w:tplc="08090005" w:tentative="1">
+      <w:start w:val="1"/>
+      <w:numFmt w:val="bullet"/>
+      <w:lvlText w:val=""/>
+      <w:lvlJc w:val="left"/>
+      <w:pPr>
+        <w:ind w:left="2520" w:hanging="360"/>
+      </w:pPr>
+      <w:rPr>
+        <w:rFonts w:ascii="Wingdings" w:hAnsi="Wingdings" w:hint="default"/>
+      </w:rPr>
+    </w:lvl>
+    <w:lvl w:ilvl="3" w:tplc="08090001" w:tentative="1">
+      <w:start w:val="1"/>
+      <w:numFmt w:val="bullet"/>
+      <w:lvlText w:val=""/>
+      <w:lvlJc w:val="left"/>
+      <w:pPr>
+        <w:ind w:left="3240" w:hanging="360"/>
+      </w:pPr>
+      <w:rPr>
+        <w:rFonts w:ascii="Symbol" w:hAnsi="Symbol" w:hint="default"/>
+      </w:rPr>
+    </w:lvl>
+    <w:lvl w:ilvl="4" w:tplc="08090003" w:tentative="1">
+      <w:start w:val="1"/>
+      <w:numFmt w:val="bullet"/>
+      <w:lvlText w:val="o"/>
+      <w:lvlJc w:val="left"/>
+      <w:pPr>
+        <w:ind w:left="3960" w:hanging="360"/>
+      </w:pPr>
+      <w:rPr>
+        <w:rFonts w:ascii="Courier New" w:hAnsi="Courier New" w:cs="Courier New" w:hint="default"/>
+      </w:rPr>
+    </w:lvl>
+    <w:lvl w:ilvl="5" w:tplc="08090005" w:tentative="1">
+      <w:start w:val="1"/>
+      <w:numFmt w:val="bullet"/>
+      <w:lvlText w:val=""/>
+      <w:lvlJc w:val="left"/>
+      <w:pPr>
+        <w:ind w:left="4680" w:hanging="360"/>
+      </w:pPr>
+      <w:rPr>
+        <w:rFonts w:ascii="Wingdings" w:hAnsi="Wingdings" w:hint="default"/>
+      </w:rPr>
+    </w:lvl>
+    <w:lvl w:ilvl="6" w:tplc="08090001" w:tentative="1">
+      <w:start w:val="1"/>
+      <w:numFmt w:val="bullet"/>
+      <w:lvlText w:val=""/>
+      <w:lvlJc w:val="left"/>
+      <w:pPr>
+        <w:ind w:left="5400" w:hanging="360"/>
+      </w:pPr>
+      <w:rPr>
+        <w:rFonts w:ascii="Symbol" w:hAnsi="Symbol" w:hint="default"/>
+      </w:rPr>
+    </w:lvl>
+    <w:lvl w:ilvl="7" w:tplc="08090003" w:tentative="1">
+      <w:start w:val="1"/>
+      <w:numFmt w:val="bullet"/>
+      <w:lvlText w:val="o"/>
+      <w:lvlJc w:val="left"/>
+      <w:pPr>
+        <w:ind w:left="6120" w:hanging="360"/>
+      </w:pPr>
+      <w:rPr>
+        <w:rFonts w:ascii="Courier New" w:hAnsi="Courier New" w:cs="Courier New" w:hint="default"/>
+      </w:rPr>
+    </w:lvl>
+    <w:lvl w:ilvl="8" w:tplc="08090005" w:tentative="1">
+      <w:start w:val="1"/>
+      <w:numFmt w:val="bullet"/>
+      <w:lvlText w:val=""/>
+      <w:lvlJc w:val="left"/>
+      <w:pPr>
+        <w:ind w:left="6840" w:hanging="360"/>
+      </w:pPr>
+      <w:rPr>
+        <w:rFonts w:ascii="Wingdings" w:hAnsi="Wingdings" w:hint="default"/>
+      </w:rPr>
+    </w:lvl>
+  </w:abstractNum>
+  <w:abstractNum w:abstractNumId="2" w15:restartNumberingAfterBreak="0">
+    <w:nsid w:val="0CC45CA7"/>
+    <w:multiLevelType w:val="multilevel"/>
+    <w:tmpl w:val="78803360"/>
+    <w:lvl w:ilvl="0">
+      <w:start w:val="1"/>
+      <w:numFmt w:val="bullet"/>
+      <w:lvlText w:val=""/>
+      <w:lvlJc w:val="left"/>
+      <w:pPr>
+        <w:tabs>
+          <w:tab w:val="num" w:pos="720"/>
+        </w:tabs>
+        <w:ind w:left="720" w:hanging="360"/>
+      </w:pPr>
+      <w:rPr>
+        <w:rFonts w:ascii="Symbol" w:hAnsi="Symbol" w:hint="default"/>
+        <w:sz w:val="20"/>
+      </w:rPr>
+    </w:lvl>
+    <w:lvl w:ilvl="1" w:tentative="1">
+      <w:start w:val="1"/>
+      <w:numFmt w:val="bullet"/>
+      <w:lvlText w:val=""/>
+      <w:lvlJc w:val="left"/>
+      <w:pPr>
+        <w:tabs>
+          <w:tab w:val="num" w:pos="1440"/>
+        </w:tabs>
+        <w:ind w:left="1440" w:hanging="360"/>
+      </w:pPr>
+      <w:rPr>
+        <w:rFonts w:ascii="Symbol" w:hAnsi="Symbol" w:hint="default"/>
+        <w:sz w:val="20"/>
+      </w:rPr>
+    </w:lvl>
+    <w:lvl w:ilvl="2" w:tentative="1">
+      <w:start w:val="1"/>
+      <w:numFmt w:val="bullet"/>
+      <w:lvlText w:val=""/>
+      <w:lvlJc w:val="left"/>
+      <w:pPr>
+        <w:tabs>
+          <w:tab w:val="num" w:pos="2160"/>
+        </w:tabs>
+        <w:ind w:left="2160" w:hanging="360"/>
+      </w:pPr>
+      <w:rPr>
+        <w:rFonts w:ascii="Symbol" w:hAnsi="Symbol" w:hint="default"/>
+        <w:sz w:val="20"/>
+      </w:rPr>
+    </w:lvl>
+    <w:lvl w:ilvl="3" w:tentative="1">
+      <w:start w:val="1"/>
+      <w:numFmt w:val="bullet"/>
+      <w:lvlText w:val=""/>
+      <w:lvlJc w:val="left"/>
+      <w:pPr>
+        <w:tabs>
+          <w:tab w:val="num" w:pos="2880"/>
+        </w:tabs>
+        <w:ind w:left="2880" w:hanging="360"/>
+      </w:pPr>
+      <w:rPr>
+        <w:rFonts w:ascii="Symbol" w:hAnsi="Symbol" w:hint="default"/>
+        <w:sz w:val="20"/>
+      </w:rPr>
+    </w:lvl>
+    <w:lvl w:ilvl="4" w:tentative="1">
+      <w:start w:val="1"/>
+      <w:numFmt w:val="bullet"/>
+      <w:lvlText w:val=""/>
+      <w:lvlJc w:val="left"/>
+      <w:pPr>
+        <w:tabs>
+          <w:tab w:val="num" w:pos="3600"/>
+        </w:tabs>
+        <w:ind w:left="3600" w:hanging="360"/>
+      </w:pPr>
+      <w:rPr>
+        <w:rFonts w:ascii="Symbol" w:hAnsi="Symbol" w:hint="default"/>
+        <w:sz w:val="20"/>
+      </w:rPr>
+    </w:lvl>
+    <w:lvl w:ilvl="5" w:tentative="1">
+      <w:start w:val="1"/>
+      <w:numFmt w:val="bullet"/>
+      <w:lvlText w:val=""/>
+      <w:lvlJc w:val="left"/>
+      <w:pPr>
+        <w:tabs>
+          <w:tab w:val="num" w:pos="4320"/>
+        </w:tabs>
+        <w:ind w:left="4320" w:hanging="360"/>
+      </w:pPr>
+      <w:rPr>
+        <w:rFonts w:ascii="Symbol" w:hAnsi="Symbol" w:hint="default"/>
+        <w:sz w:val="20"/>
+      </w:rPr>
+    </w:lvl>
+    <w:lvl w:ilvl="6" w:tentative="1">
+      <w:start w:val="1"/>
+      <w:numFmt w:val="bullet"/>
+      <w:lvlText w:val=""/>
+      <w:lvlJc w:val="left"/>
+      <w:pPr>
+        <w:tabs>
+          <w:tab w:val="num" w:pos="5040"/>
+        </w:tabs>
+        <w:ind w:left="5040" w:hanging="360"/>
+      </w:pPr>
+      <w:rPr>
+        <w:rFonts w:ascii="Symbol" w:hAnsi="Symbol" w:hint="default"/>
+        <w:sz w:val="20"/>
+      </w:rPr>
+    </w:lvl>
+    <w:lvl w:ilvl="7" w:tentative="1">
+      <w:start w:val="1"/>
+      <w:numFmt w:val="bullet"/>
+      <w:lvlText w:val=""/>
+      <w:lvlJc w:val="left"/>
+      <w:pPr>
+        <w:tabs>
+          <w:tab w:val="num" w:pos="5760"/>
+        </w:tabs>
+        <w:ind w:left="5760" w:hanging="360"/>
+      </w:pPr>
+      <w:rPr>
+        <w:rFonts w:ascii="Symbol" w:hAnsi="Symbol" w:hint="default"/>
+        <w:sz w:val="20"/>
+      </w:rPr>
+    </w:lvl>
+    <w:lvl w:ilvl="8" w:tentative="1">
+      <w:start w:val="1"/>
+      <w:numFmt w:val="bullet"/>
+      <w:lvlText w:val=""/>
+      <w:lvlJc w:val="left"/>
+      <w:pPr>
+        <w:tabs>
+          <w:tab w:val="num" w:pos="6480"/>
+        </w:tabs>
+        <w:ind w:left="6480" w:hanging="360"/>
+      </w:pPr>
+      <w:rPr>
+        <w:rFonts w:ascii="Symbol" w:hAnsi="Symbol" w:hint="default"/>
+        <w:sz w:val="20"/>
+      </w:rPr>
+    </w:lvl>
+  </w:abstractNum>
+  <w:abstractNum w:abstractNumId="3" w15:restartNumberingAfterBreak="0">
+    <w:nsid w:val="12BB2418"/>
+    <w:multiLevelType w:val="hybridMultilevel"/>
+    <w:tmpl w:val="8EE21548"/>
+    <w:lvl w:ilvl="0" w:tplc="AF8AC7C2">
+      <w:start w:val="1"/>
+      <w:numFmt w:val="bullet"/>
+      <w:lvlText w:val="o"/>
+      <w:lvlJc w:val="left"/>
+      <w:pPr>
+        <w:ind w:left="1440" w:hanging="360"/>
+      </w:pPr>
+      <w:rPr>
+        <w:rFonts w:ascii="Courier New" w:hAnsi="Courier New" w:hint="default"/>
+      </w:rPr>
+    </w:lvl>
+    <w:lvl w:ilvl="1" w:tplc="0B06225A">
+      <w:start w:val="1"/>
+      <w:numFmt w:val="bullet"/>
+      <w:lvlText w:val="o"/>
+      <w:lvlJc w:val="left"/>
+      <w:pPr>
+        <w:ind w:left="2160" w:hanging="360"/>
+      </w:pPr>
+      <w:rPr>
+        <w:rFonts w:ascii="Courier New" w:hAnsi="Courier New" w:hint="default"/>
+      </w:rPr>
+    </w:lvl>
+    <w:lvl w:ilvl="2" w:tplc="269A5216">
+      <w:start w:val="1"/>
+      <w:numFmt w:val="bullet"/>
+      <w:lvlText w:val=""/>
+      <w:lvlJc w:val="left"/>
+      <w:pPr>
+        <w:ind w:left="2880" w:hanging="360"/>
+      </w:pPr>
+      <w:rPr>
+        <w:rFonts w:ascii="Wingdings" w:hAnsi="Wingdings" w:hint="default"/>
+      </w:rPr>
+    </w:lvl>
+    <w:lvl w:ilvl="3" w:tplc="834CA014">
+      <w:start w:val="1"/>
+      <w:numFmt w:val="bullet"/>
+      <w:lvlText w:val=""/>
+      <w:lvlJc w:val="left"/>
+      <w:pPr>
+        <w:ind w:left="3600" w:hanging="360"/>
+      </w:pPr>
+      <w:rPr>
+        <w:rFonts w:ascii="Symbol" w:hAnsi="Symbol" w:hint="default"/>
+      </w:rPr>
+    </w:lvl>
+    <w:lvl w:ilvl="4" w:tplc="BCE66A78">
+      <w:start w:val="1"/>
+      <w:numFmt w:val="bullet"/>
+      <w:lvlText w:val="o"/>
+      <w:lvlJc w:val="left"/>
+      <w:pPr>
+        <w:ind w:left="4320" w:hanging="360"/>
+      </w:pPr>
+      <w:rPr>
+        <w:rFonts w:ascii="Courier New" w:hAnsi="Courier New" w:hint="default"/>
+      </w:rPr>
+    </w:lvl>
+    <w:lvl w:ilvl="5" w:tplc="05060CCE">
+      <w:start w:val="1"/>
+      <w:numFmt w:val="bullet"/>
+      <w:lvlText w:val=""/>
+      <w:lvlJc w:val="left"/>
+      <w:pPr>
+        <w:ind w:left="5040" w:hanging="360"/>
+      </w:pPr>
+      <w:rPr>
+        <w:rFonts w:ascii="Wingdings" w:hAnsi="Wingdings" w:hint="default"/>
+      </w:rPr>
+    </w:lvl>
+    <w:lvl w:ilvl="6" w:tplc="B75018B0">
+      <w:start w:val="1"/>
+      <w:numFmt w:val="bullet"/>
+      <w:lvlText w:val=""/>
+      <w:lvlJc w:val="left"/>
+      <w:pPr>
+        <w:ind w:left="5760" w:hanging="360"/>
+      </w:pPr>
+      <w:rPr>
+        <w:rFonts w:ascii="Symbol" w:hAnsi="Symbol" w:hint="default"/>
+      </w:rPr>
+    </w:lvl>
+    <w:lvl w:ilvl="7" w:tplc="9446C6B2">
+      <w:start w:val="1"/>
+      <w:numFmt w:val="bullet"/>
+      <w:lvlText w:val="o"/>
+      <w:lvlJc w:val="left"/>
+      <w:pPr>
+        <w:ind w:left="6480" w:hanging="360"/>
+      </w:pPr>
+      <w:rPr>
+        <w:rFonts w:ascii="Courier New" w:hAnsi="Courier New" w:hint="default"/>
+      </w:rPr>
+    </w:lvl>
+    <w:lvl w:ilvl="8" w:tplc="27C4FB62">
+      <w:start w:val="1"/>
+      <w:numFmt w:val="bullet"/>
+      <w:lvlText w:val=""/>
+      <w:lvlJc w:val="left"/>
+      <w:pPr>
+        <w:ind w:left="7200" w:hanging="360"/>
+      </w:pPr>
+      <w:rPr>
+        <w:rFonts w:ascii="Wingdings" w:hAnsi="Wingdings" w:hint="default"/>
+      </w:rPr>
+    </w:lvl>
+  </w:abstractNum>
+  <w:abstractNum w:abstractNumId="4" w15:restartNumberingAfterBreak="0">
     <w:nsid w:val="15175149"/>
     <w:multiLevelType w:val="hybridMultilevel"/>
     <w:tmpl w:val="4CCE084A"/>
@@ -1232,7 +5171,96 @@
       </w:pPr>
     </w:lvl>
   </w:abstractNum>
-  <w:abstractNum w:abstractNumId="1" w15:restartNumberingAfterBreak="0">
+  <w:abstractNum w:abstractNumId="5" w15:restartNumberingAfterBreak="0">
+    <w:nsid w:val="261D5C01"/>
+    <w:multiLevelType w:val="hybridMultilevel"/>
+    <w:tmpl w:val="462A2D2E"/>
+    <w:lvl w:ilvl="0" w:tplc="0809000F">
+      <w:start w:val="1"/>
+      <w:numFmt w:val="decimal"/>
+      <w:lvlText w:val="%1."/>
+      <w:lvlJc w:val="left"/>
+      <w:pPr>
+        <w:ind w:left="720" w:hanging="360"/>
+      </w:pPr>
+      <w:rPr>
+        <w:rFonts w:hint="default"/>
+      </w:rPr>
+    </w:lvl>
+    <w:lvl w:ilvl="1" w:tplc="08090019" w:tentative="1">
+      <w:start w:val="1"/>
+      <w:numFmt w:val="lowerLetter"/>
+      <w:lvlText w:val="%2."/>
+      <w:lvlJc w:val="left"/>
+      <w:pPr>
+        <w:ind w:left="1440" w:hanging="360"/>
+      </w:pPr>
+    </w:lvl>
+    <w:lvl w:ilvl="2" w:tplc="0809001B" w:tentative="1">
+      <w:start w:val="1"/>
+      <w:numFmt w:val="lowerRoman"/>
+      <w:lvlText w:val="%3."/>
+      <w:lvlJc w:val="right"/>
+      <w:pPr>
+        <w:ind w:left="2160" w:hanging="180"/>
+      </w:pPr>
+    </w:lvl>
+    <w:lvl w:ilvl="3" w:tplc="0809000F" w:tentative="1">
+      <w:start w:val="1"/>
+      <w:numFmt w:val="decimal"/>
+      <w:lvlText w:val="%4."/>
+      <w:lvlJc w:val="left"/>
+      <w:pPr>
+        <w:ind w:left="2880" w:hanging="360"/>
+      </w:pPr>
+    </w:lvl>
+    <w:lvl w:ilvl="4" w:tplc="08090019" w:tentative="1">
+      <w:start w:val="1"/>
+      <w:numFmt w:val="lowerLetter"/>
+      <w:lvlText w:val="%5."/>
+      <w:lvlJc w:val="left"/>
+      <w:pPr>
+        <w:ind w:left="3600" w:hanging="360"/>
+      </w:pPr>
+    </w:lvl>
+    <w:lvl w:ilvl="5" w:tplc="0809001B" w:tentative="1">
+      <w:start w:val="1"/>
+      <w:numFmt w:val="lowerRoman"/>
+      <w:lvlText w:val="%6."/>
+      <w:lvlJc w:val="right"/>
+      <w:pPr>
+        <w:ind w:left="4320" w:hanging="180"/>
+      </w:pPr>
+    </w:lvl>
+    <w:lvl w:ilvl="6" w:tplc="0809000F" w:tentative="1">
+      <w:start w:val="1"/>
+      <w:numFmt w:val="decimal"/>
+      <w:lvlText w:val="%7."/>
+      <w:lvlJc w:val="left"/>
+      <w:pPr>
+        <w:ind w:left="5040" w:hanging="360"/>
+      </w:pPr>
+    </w:lvl>
+    <w:lvl w:ilvl="7" w:tplc="08090019" w:tentative="1">
+      <w:start w:val="1"/>
+      <w:numFmt w:val="lowerLetter"/>
+      <w:lvlText w:val="%8."/>
+      <w:lvlJc w:val="left"/>
+      <w:pPr>
+        <w:ind w:left="5760" w:hanging="360"/>
+      </w:pPr>
+    </w:lvl>
+    <w:lvl w:ilvl="8" w:tplc="0809001B" w:tentative="1">
+      <w:start w:val="1"/>
+      <w:numFmt w:val="lowerRoman"/>
+      <w:lvlText w:val="%9."/>
+      <w:lvlJc w:val="right"/>
+      <w:pPr>
+        <w:ind w:left="6480" w:hanging="180"/>
+      </w:pPr>
+    </w:lvl>
+  </w:abstractNum>
+  <w:abstractNum w:abstractNumId="6" w15:restartNumberingAfterBreak="0">
     <w:nsid w:val="2D1D6D57"/>
     <w:multiLevelType w:val="multilevel"/>
     <w:tmpl w:val="FF7A97DE"/>
@@ -1381,7 +5409,7 @@
       </w:rPr>
     </w:lvl>
   </w:abstractNum>
-  <w:abstractNum w:abstractNumId="2" w15:restartNumberingAfterBreak="0">
+  <w:abstractNum w:abstractNumId="7" w15:restartNumberingAfterBreak="0">
     <w:nsid w:val="2DC52B2D"/>
     <w:multiLevelType w:val="multilevel"/>
     <w:tmpl w:val="19427BCC"/>
@@ -1530,7 +5558,7 @@
       </w:rPr>
     </w:lvl>
   </w:abstractNum>
-  <w:abstractNum w:abstractNumId="3" w15:restartNumberingAfterBreak="0">
+  <w:abstractNum w:abstractNumId="8" w15:restartNumberingAfterBreak="0">
     <w:nsid w:val="2F627DAE"/>
     <w:multiLevelType w:val="multilevel"/>
     <w:tmpl w:val="7DEEB444"/>
@@ -1679,7 +5707,7 @@
       </w:rPr>
     </w:lvl>
   </w:abstractNum>
-  <w:abstractNum w:abstractNumId="4" w15:restartNumberingAfterBreak="0">
+  <w:abstractNum w:abstractNumId="9" w15:restartNumberingAfterBreak="0">
     <w:nsid w:val="326C150D"/>
     <w:multiLevelType w:val="multilevel"/>
     <w:tmpl w:val="78F6D94C"/>
@@ -1828,7 +5856,120 @@
       </w:rPr>
     </w:lvl>
   </w:abstractNum>
-  <w:abstractNum w:abstractNumId="5" w15:restartNumberingAfterBreak="0">
+  <w:abstractNum w:abstractNumId="10" w15:restartNumberingAfterBreak="0">
+    <w:nsid w:val="34AF8A6B"/>
+    <w:multiLevelType w:val="hybridMultilevel"/>
+    <w:tmpl w:val="5DB42C84"/>
+    <w:lvl w:ilvl="0" w:tplc="078CDB24">
+      <w:start w:val="1"/>
+      <w:numFmt w:val="bullet"/>
+      <w:lvlText w:val="-"/>
+      <w:lvlJc w:val="left"/>
+      <w:pPr>
+        <w:ind w:left="1080" w:hanging="360"/>
+      </w:pPr>
+      <w:rPr>
+        <w:rFonts w:ascii="Aptos" w:hAnsi="Aptos" w:hint="default"/>
+      </w:rPr>
+    </w:lvl>
+    <w:lvl w:ilvl="1" w:tplc="897E3E68">
+      <w:start w:val="1"/>
+      <w:numFmt w:val="bullet"/>
+      <w:lvlText w:val="o"/>
+      <w:lvlJc w:val="left"/>
+      <w:pPr>
+        <w:ind w:left="1800" w:hanging="360"/>
+      </w:pPr>
+      <w:rPr>
+        <w:rFonts w:ascii="Courier New" w:hAnsi="Courier New" w:hint="default"/>
+      </w:rPr>
+    </w:lvl>
+    <w:lvl w:ilvl="2" w:tplc="AA2CF3E6">
+      <w:start w:val="1"/>
+      <w:numFmt w:val="bullet"/>
+      <w:lvlText w:val=""/>
+      <w:lvlJc w:val="left"/>
+      <w:pPr>
+        <w:ind w:left="2520" w:hanging="360"/>
+      </w:pPr>
+      <w:rPr>
+        <w:rFonts w:ascii="Wingdings" w:hAnsi="Wingdings" w:hint="default"/>
+      </w:rPr>
+    </w:lvl>
+    <w:lvl w:ilvl="3" w:tplc="6938E002">
+      <w:start w:val="1"/>
+      <w:numFmt w:val="bullet"/>
+      <w:lvlText w:val=""/>
+      <w:lvlJc w:val="left"/>
+      <w:pPr>
+        <w:ind w:left="3240" w:hanging="360"/>
+      </w:pPr>
+      <w:rPr>
+        <w:rFonts w:ascii="Symbol" w:hAnsi="Symbol" w:hint="default"/>
+      </w:rPr>
+    </w:lvl>
+    <w:lvl w:ilvl="4" w:tplc="4EA0BEF2">
+      <w:start w:val="1"/>
+      <w:numFmt w:val="bullet"/>
+      <w:lvlText w:val="o"/>
+      <w:lvlJc w:val="left"/>
+      <w:pPr>
+        <w:ind w:left="3960" w:hanging="360"/>
+      </w:pPr>
+      <w:rPr>
+        <w:rFonts w:ascii="Courier New" w:hAnsi="Courier New" w:hint="default"/>
+      </w:rPr>
+    </w:lvl>
+    <w:lvl w:ilvl="5" w:tplc="DA6CEBF4">
+      <w:start w:val="1"/>
+      <w:numFmt w:val="bullet"/>
+      <w:lvlText w:val=""/>
+      <w:lvlJc w:val="left"/>
+      <w:pPr>
+        <w:ind w:left="4680" w:hanging="360"/>
+      </w:pPr>
+      <w:rPr>
+        <w:rFonts w:ascii="Wingdings" w:hAnsi="Wingdings" w:hint="default"/>
+      </w:rPr>
+    </w:lvl>
+    <w:lvl w:ilvl="6" w:tplc="8E92F9D4">
+      <w:start w:val="1"/>
+      <w:numFmt w:val="bullet"/>
+      <w:lvlText w:val=""/>
+      <w:lvlJc w:val="left"/>
+      <w:pPr>
+        <w:ind w:left="5400" w:hanging="360"/>
+      </w:pPr>
+      <w:rPr>
+        <w:rFonts w:ascii="Symbol" w:hAnsi="Symbol" w:hint="default"/>
+      </w:rPr>
+    </w:lvl>
+    <w:lvl w:ilvl="7" w:tplc="BB8216FE">
+      <w:start w:val="1"/>
+      <w:numFmt w:val="bullet"/>
+      <w:lvlText w:val="o"/>
+      <w:lvlJc w:val="left"/>
+      <w:pPr>
+        <w:ind w:left="6120" w:hanging="360"/>
+      </w:pPr>
+      <w:rPr>
+        <w:rFonts w:ascii="Courier New" w:hAnsi="Courier New" w:hint="default"/>
+      </w:rPr>
+    </w:lvl>
+    <w:lvl w:ilvl="8" w:tplc="7B1EAFD4">
+      <w:start w:val="1"/>
+      <w:numFmt w:val="bullet"/>
+      <w:lvlText w:val=""/>
+      <w:lvlJc w:val="left"/>
+      <w:pPr>
+        <w:ind w:left="6840" w:hanging="360"/>
+      </w:pPr>
+      <w:rPr>
+        <w:rFonts w:ascii="Wingdings" w:hAnsi="Wingdings" w:hint="default"/>
+      </w:rPr>
+    </w:lvl>
+  </w:abstractNum>
+  <w:abstractNum w:abstractNumId="11" w15:restartNumberingAfterBreak="0">
     <w:nsid w:val="36A04455"/>
     <w:multiLevelType w:val="hybridMultilevel"/>
     <w:tmpl w:val="5664D110"/>
@@ -1941,7 +6082,7 @@
       </w:rPr>
     </w:lvl>
   </w:abstractNum>
-  <w:abstractNum w:abstractNumId="6" w15:restartNumberingAfterBreak="0">
+  <w:abstractNum w:abstractNumId="12" w15:restartNumberingAfterBreak="0">
     <w:nsid w:val="37114481"/>
     <w:multiLevelType w:val="multilevel"/>
     <w:tmpl w:val="732E0A60"/>
@@ -2054,7 +6195,7 @@
       </w:pPr>
     </w:lvl>
   </w:abstractNum>
-  <w:abstractNum w:abstractNumId="7" w15:restartNumberingAfterBreak="0">
+  <w:abstractNum w:abstractNumId="13" w15:restartNumberingAfterBreak="0">
     <w:nsid w:val="37F6107B"/>
     <w:multiLevelType w:val="hybridMultilevel"/>
     <w:tmpl w:val="F1C226A0"/>
@@ -2167,7 +6308,7 @@
       </w:rPr>
     </w:lvl>
   </w:abstractNum>
-  <w:abstractNum w:abstractNumId="8" w15:restartNumberingAfterBreak="0">
+  <w:abstractNum w:abstractNumId="14" w15:restartNumberingAfterBreak="0">
     <w:nsid w:val="3BAF735C"/>
     <w:multiLevelType w:val="hybridMultilevel"/>
     <w:tmpl w:val="B0704040"/>
@@ -2280,7 +6421,7 @@
       </w:rPr>
     </w:lvl>
   </w:abstractNum>
-  <w:abstractNum w:abstractNumId="9" w15:restartNumberingAfterBreak="0">
+  <w:abstractNum w:abstractNumId="15" w15:restartNumberingAfterBreak="0">
     <w:nsid w:val="3D5D615D"/>
     <w:multiLevelType w:val="multilevel"/>
     <w:tmpl w:val="09788202"/>
@@ -2429,7 +6570,120 @@
       </w:rPr>
     </w:lvl>
   </w:abstractNum>
-  <w:abstractNum w:abstractNumId="10" w15:restartNumberingAfterBreak="0">
+  <w:abstractNum w:abstractNumId="16" w15:restartNumberingAfterBreak="0">
+    <w:nsid w:val="477A4A9E"/>
+    <w:multiLevelType w:val="hybridMultilevel"/>
+    <w:tmpl w:val="C1C654AE"/>
+    <w:lvl w:ilvl="0" w:tplc="08090001">
+      <w:start w:val="1"/>
+      <w:numFmt w:val="bullet"/>
+      <w:lvlText w:val=""/>
+      <w:lvlJc w:val="left"/>
+      <w:pPr>
+        <w:ind w:left="720" w:hanging="360"/>
+      </w:pPr>
+      <w:rPr>
+        <w:rFonts w:ascii="Symbol" w:hAnsi="Symbol" w:hint="default"/>
+      </w:rPr>
+    </w:lvl>
+    <w:lvl w:ilvl="1" w:tplc="08090003" w:tentative="1">
+      <w:start w:val="1"/>
+      <w:numFmt w:val="bullet"/>
+      <w:lvlText w:val="o"/>
+      <w:lvlJc w:val="left"/>
+      <w:pPr>
+        <w:ind w:left="1440" w:hanging="360"/>
+      </w:pPr>
+      <w:rPr>
+        <w:rFonts w:ascii="Courier New" w:hAnsi="Courier New" w:cs="Courier New" w:hint="default"/>
+      </w:rPr>
+    </w:lvl>
+    <w:lvl w:ilvl="2" w:tplc="08090005" w:tentative="1">
+      <w:start w:val="1"/>
+      <w:numFmt w:val="bullet"/>
+      <w:lvlText w:val=""/>
+      <w:lvlJc w:val="left"/>
+      <w:pPr>
+        <w:ind w:left="2160" w:hanging="360"/>
+      </w:pPr>
+      <w:rPr>
+        <w:rFonts w:ascii="Wingdings" w:hAnsi="Wingdings" w:hint="default"/>
+      </w:rPr>
+    </w:lvl>
+    <w:lvl w:ilvl="3" w:tplc="08090001" w:tentative="1">
+      <w:start w:val="1"/>
+      <w:numFmt w:val="bullet"/>
+      <w:lvlText w:val=""/>
+      <w:lvlJc w:val="left"/>
+      <w:pPr>
+        <w:ind w:left="2880" w:hanging="360"/>
+      </w:pPr>
+      <w:rPr>
+        <w:rFonts w:ascii="Symbol" w:hAnsi="Symbol" w:hint="default"/>
+      </w:rPr>
+    </w:lvl>
+    <w:lvl w:ilvl="4" w:tplc="08090003" w:tentative="1">
+      <w:start w:val="1"/>
+      <w:numFmt w:val="bullet"/>
+      <w:lvlText w:val="o"/>
+      <w:lvlJc w:val="left"/>
+      <w:pPr>
+        <w:ind w:left="3600" w:hanging="360"/>
+      </w:pPr>
+      <w:rPr>
+        <w:rFonts w:ascii="Courier New" w:hAnsi="Courier New" w:cs="Courier New" w:hint="default"/>
+      </w:rPr>
+    </w:lvl>
+    <w:lvl w:ilvl="5" w:tplc="08090005" w:tentative="1">
+      <w:start w:val="1"/>
+      <w:numFmt w:val="bullet"/>
+      <w:lvlText w:val=""/>
+      <w:lvlJc w:val="left"/>
+      <w:pPr>
+        <w:ind w:left="4320" w:hanging="360"/>
+      </w:pPr>
+      <w:rPr>
+        <w:rFonts w:ascii="Wingdings" w:hAnsi="Wingdings" w:hint="default"/>
+      </w:rPr>
+    </w:lvl>
+    <w:lvl w:ilvl="6" w:tplc="08090001" w:tentative="1">
+      <w:start w:val="1"/>
+      <w:numFmt w:val="bullet"/>
+      <w:lvlText w:val=""/>
+      <w:lvlJc w:val="left"/>
+      <w:pPr>
+        <w:ind w:left="5040" w:hanging="360"/>
+      </w:pPr>
+      <w:rPr>
+        <w:rFonts w:ascii="Symbol" w:hAnsi="Symbol" w:hint="default"/>
+      </w:rPr>
+    </w:lvl>
+    <w:lvl w:ilvl="7" w:tplc="08090003" w:tentative="1">
+      <w:start w:val="1"/>
+      <w:numFmt w:val="bullet"/>
+      <w:lvlText w:val="o"/>
+      <w:lvlJc w:val="left"/>
+      <w:pPr>
+        <w:ind w:left="5760" w:hanging="360"/>
+      </w:pPr>
+      <w:rPr>
+        <w:rFonts w:ascii="Courier New" w:hAnsi="Courier New" w:cs="Courier New" w:hint="default"/>
+      </w:rPr>
+    </w:lvl>
+    <w:lvl w:ilvl="8" w:tplc="08090005" w:tentative="1">
+      <w:start w:val="1"/>
+      <w:numFmt w:val="bullet"/>
+      <w:lvlText w:val=""/>
+      <w:lvlJc w:val="left"/>
+      <w:pPr>
+        <w:ind w:left="6480" w:hanging="360"/>
+      </w:pPr>
+      <w:rPr>
+        <w:rFonts w:ascii="Wingdings" w:hAnsi="Wingdings" w:hint="default"/>
+      </w:rPr>
+    </w:lvl>
+  </w:abstractNum>
+  <w:abstractNum w:abstractNumId="17" w15:restartNumberingAfterBreak="0">
     <w:nsid w:val="49950EE8"/>
     <w:multiLevelType w:val="multilevel"/>
     <w:tmpl w:val="340640F6"/>
@@ -2578,7 +6832,93 @@
       </w:rPr>
     </w:lvl>
   </w:abstractNum>
-  <w:abstractNum w:abstractNumId="11" w15:restartNumberingAfterBreak="0">
+  <w:abstractNum w:abstractNumId="18" w15:restartNumberingAfterBreak="0">
+    <w:nsid w:val="4A2B0CFD"/>
+    <w:multiLevelType w:val="hybridMultilevel"/>
+    <w:tmpl w:val="EC344054"/>
+    <w:lvl w:ilvl="0" w:tplc="0409000F">
+      <w:start w:val="1"/>
+      <w:numFmt w:val="decimal"/>
+      <w:lvlText w:val="%1."/>
+      <w:lvlJc w:val="left"/>
+      <w:pPr>
+        <w:ind w:left="720" w:hanging="360"/>
+      </w:pPr>
+    </w:lvl>
+    <w:lvl w:ilvl="1" w:tplc="08090019" w:tentative="1">
+      <w:start w:val="1"/>
+      <w:numFmt w:val="lowerLetter"/>
+      <w:lvlText w:val="%2."/>
+      <w:lvlJc w:val="left"/>
+      <w:pPr>
+        <w:ind w:left="1440" w:hanging="360"/>
+      </w:pPr>
+    </w:lvl>
+    <w:lvl w:ilvl="2" w:tplc="0809001B" w:tentative="1">
+      <w:start w:val="1"/>
+      <w:numFmt w:val="lowerRoman"/>
+      <w:lvlText w:val="%3."/>
+      <w:lvlJc w:val="right"/>
+      <w:pPr>
+        <w:ind w:left="2160" w:hanging="180"/>
+      </w:pPr>
+    </w:lvl>
+    <w:lvl w:ilvl="3" w:tplc="0809000F" w:tentative="1">
+      <w:start w:val="1"/>
+      <w:numFmt w:val="decimal"/>
+      <w:lvlText w:val="%4."/>
+      <w:lvlJc w:val="left"/>
+      <w:pPr>
+        <w:ind w:left="2880" w:hanging="360"/>
+      </w:pPr>
+    </w:lvl>
+    <w:lvl w:ilvl="4" w:tplc="08090019" w:tentative="1">
+      <w:start w:val="1"/>
+      <w:numFmt w:val="lowerLetter"/>
+      <w:lvlText w:val="%5."/>
+      <w:lvlJc w:val="left"/>
+      <w:pPr>
+        <w:ind w:left="3600" w:hanging="360"/>
+      </w:pPr>
+    </w:lvl>
+    <w:lvl w:ilvl="5" w:tplc="0809001B" w:tentative="1">
+      <w:start w:val="1"/>
+      <w:numFmt w:val="lowerRoman"/>
+      <w:lvlText w:val="%6."/>
+      <w:lvlJc w:val="right"/>
+      <w:pPr>
+        <w:ind w:left="4320" w:hanging="180"/>
+      </w:pPr>
+    </w:lvl>
+    <w:lvl w:ilvl="6" w:tplc="0809000F" w:tentative="1">
+      <w:start w:val="1"/>
+      <w:numFmt w:val="decimal"/>
+      <w:lvlText w:val="%7."/>
+      <w:lvlJc w:val="left"/>
+      <w:pPr>
+        <w:ind w:left="5040" w:hanging="360"/>
+      </w:pPr>
+    </w:lvl>
+    <w:lvl w:ilvl="7" w:tplc="08090019" w:tentative="1">
+      <w:start w:val="1"/>
+      <w:numFmt w:val="lowerLetter"/>
+      <w:lvlText w:val="%8."/>
+      <w:lvlJc w:val="left"/>
+      <w:pPr>
+        <w:ind w:left="5760" w:hanging="360"/>
+      </w:pPr>
+    </w:lvl>
+    <w:lvl w:ilvl="8" w:tplc="0809001B" w:tentative="1">
+      <w:start w:val="1"/>
+      <w:numFmt w:val="lowerRoman"/>
+      <w:lvlText w:val="%9."/>
+      <w:lvlJc w:val="right"/>
+      <w:pPr>
+        <w:ind w:left="6480" w:hanging="180"/>
+      </w:pPr>
+    </w:lvl>
+  </w:abstractNum>
+  <w:abstractNum w:abstractNumId="19" w15:restartNumberingAfterBreak="0">
     <w:nsid w:val="4BB81735"/>
     <w:multiLevelType w:val="multilevel"/>
     <w:tmpl w:val="010A25B2"/>
@@ -2727,7 +7067,7 @@
       </w:rPr>
     </w:lvl>
   </w:abstractNum>
-  <w:abstractNum w:abstractNumId="12" w15:restartNumberingAfterBreak="0">
+  <w:abstractNum w:abstractNumId="20" w15:restartNumberingAfterBreak="0">
     <w:nsid w:val="4EA72768"/>
     <w:multiLevelType w:val="multilevel"/>
     <w:tmpl w:val="FF8E70D6"/>
@@ -2840,7 +7180,7 @@
       </w:pPr>
     </w:lvl>
   </w:abstractNum>
-  <w:abstractNum w:abstractNumId="13" w15:restartNumberingAfterBreak="0">
+  <w:abstractNum w:abstractNumId="21" w15:restartNumberingAfterBreak="0">
     <w:nsid w:val="4EC07045"/>
     <w:multiLevelType w:val="multilevel"/>
     <w:tmpl w:val="B2DC13F4"/>
@@ -2953,7 +7293,120 @@
       </w:pPr>
     </w:lvl>
   </w:abstractNum>
-  <w:abstractNum w:abstractNumId="14" w15:restartNumberingAfterBreak="0">
+  <w:abstractNum w:abstractNumId="22" w15:restartNumberingAfterBreak="0">
+    <w:nsid w:val="51C66EF9"/>
+    <w:multiLevelType w:val="hybridMultilevel"/>
+    <w:tmpl w:val="EAD0CF48"/>
+    <w:lvl w:ilvl="0" w:tplc="7B10ADA6">
+      <w:start w:val="1"/>
+      <w:numFmt w:val="bullet"/>
+      <w:lvlText w:val=""/>
+      <w:lvlJc w:val="left"/>
+      <w:pPr>
+        <w:ind w:left="720" w:hanging="360"/>
+      </w:pPr>
+      <w:rPr>
+        <w:rFonts w:ascii="Symbol" w:hAnsi="Symbol" w:hint="default"/>
+      </w:rPr>
+    </w:lvl>
+    <w:lvl w:ilvl="1" w:tplc="2A6263B8">
+      <w:start w:val="1"/>
+      <w:numFmt w:val="bullet"/>
+      <w:lvlText w:val="o"/>
+      <w:lvlJc w:val="left"/>
+      <w:pPr>
+        <w:ind w:left="1440" w:hanging="360"/>
+      </w:pPr>
+      <w:rPr>
+        <w:rFonts w:ascii="Courier New" w:hAnsi="Courier New" w:hint="default"/>
+      </w:rPr>
+    </w:lvl>
+    <w:lvl w:ilvl="2" w:tplc="E4505988">
+      <w:start w:val="1"/>
+      <w:numFmt w:val="bullet"/>
+      <w:lvlText w:val=""/>
+      <w:lvlJc w:val="left"/>
+      <w:pPr>
+        <w:ind w:left="2160" w:hanging="360"/>
+      </w:pPr>
+      <w:rPr>
+        <w:rFonts w:ascii="Wingdings" w:hAnsi="Wingdings" w:hint="default"/>
+      </w:rPr>
+    </w:lvl>
+    <w:lvl w:ilvl="3" w:tplc="262EFDAA">
+      <w:start w:val="1"/>
+      <w:numFmt w:val="bullet"/>
+      <w:lvlText w:val=""/>
+      <w:lvlJc w:val="left"/>
+      <w:pPr>
+        <w:ind w:left="2880" w:hanging="360"/>
+      </w:pPr>
+      <w:rPr>
+        <w:rFonts w:ascii="Symbol" w:hAnsi="Symbol" w:hint="default"/>
+      </w:rPr>
+    </w:lvl>
+    <w:lvl w:ilvl="4" w:tplc="ECF4159E">
+      <w:start w:val="1"/>
+      <w:numFmt w:val="bullet"/>
+      <w:lvlText w:val="o"/>
+      <w:lvlJc w:val="left"/>
+      <w:pPr>
+        <w:ind w:left="3600" w:hanging="360"/>
+      </w:pPr>
+      <w:rPr>
+        <w:rFonts w:ascii="Courier New" w:hAnsi="Courier New" w:hint="default"/>
+      </w:rPr>
+    </w:lvl>
+    <w:lvl w:ilvl="5" w:tplc="B9DA726E">
+      <w:start w:val="1"/>
+      <w:numFmt w:val="bullet"/>
+      <w:lvlText w:val=""/>
+      <w:lvlJc w:val="left"/>
+      <w:pPr>
+        <w:ind w:left="4320" w:hanging="360"/>
+      </w:pPr>
+      <w:rPr>
+        <w:rFonts w:ascii="Wingdings" w:hAnsi="Wingdings" w:hint="default"/>
+      </w:rPr>
+    </w:lvl>
+    <w:lvl w:ilvl="6" w:tplc="532AC218">
+      <w:start w:val="1"/>
+      <w:numFmt w:val="bullet"/>
+      <w:lvlText w:val=""/>
+      <w:lvlJc w:val="left"/>
+      <w:pPr>
+        <w:ind w:left="5040" w:hanging="360"/>
+      </w:pPr>
+      <w:rPr>
+        <w:rFonts w:ascii="Symbol" w:hAnsi="Symbol" w:hint="default"/>
+      </w:rPr>
+    </w:lvl>
+    <w:lvl w:ilvl="7" w:tplc="AF888A4C">
+      <w:start w:val="1"/>
+      <w:numFmt w:val="bullet"/>
+      <w:lvlText w:val="o"/>
+      <w:lvlJc w:val="left"/>
+      <w:pPr>
+        <w:ind w:left="5760" w:hanging="360"/>
+      </w:pPr>
+      <w:rPr>
+        <w:rFonts w:ascii="Courier New" w:hAnsi="Courier New" w:hint="default"/>
+      </w:rPr>
+    </w:lvl>
+    <w:lvl w:ilvl="8" w:tplc="1F406270">
+      <w:start w:val="1"/>
+      <w:numFmt w:val="bullet"/>
+      <w:lvlText w:val=""/>
+      <w:lvlJc w:val="left"/>
+      <w:pPr>
+        <w:ind w:left="6480" w:hanging="360"/>
+      </w:pPr>
+      <w:rPr>
+        <w:rFonts w:ascii="Wingdings" w:hAnsi="Wingdings" w:hint="default"/>
+      </w:rPr>
+    </w:lvl>
+  </w:abstractNum>
+  <w:abstractNum w:abstractNumId="23" w15:restartNumberingAfterBreak="0">
     <w:nsid w:val="525E1FED"/>
     <w:multiLevelType w:val="multilevel"/>
     <w:tmpl w:val="1C6A96E4"/>
@@ -3066,7 +7519,7 @@
       </w:pPr>
     </w:lvl>
   </w:abstractNum>
-  <w:abstractNum w:abstractNumId="15" w15:restartNumberingAfterBreak="0">
+  <w:abstractNum w:abstractNumId="24" w15:restartNumberingAfterBreak="0">
     <w:nsid w:val="53A93DC2"/>
     <w:multiLevelType w:val="multilevel"/>
     <w:tmpl w:val="16AAF7EA"/>
@@ -3215,7 +7668,7 @@
       </w:rPr>
     </w:lvl>
   </w:abstractNum>
-  <w:abstractNum w:abstractNumId="16" w15:restartNumberingAfterBreak="0">
+  <w:abstractNum w:abstractNumId="25" w15:restartNumberingAfterBreak="0">
     <w:nsid w:val="54CB2FAE"/>
     <w:multiLevelType w:val="multilevel"/>
     <w:tmpl w:val="E30A80A6"/>
@@ -3328,7 +7781,120 @@
       </w:pPr>
     </w:lvl>
   </w:abstractNum>
-  <w:abstractNum w:abstractNumId="17" w15:restartNumberingAfterBreak="0">
+  <w:abstractNum w:abstractNumId="26" w15:restartNumberingAfterBreak="0">
+    <w:nsid w:val="5A389E51"/>
+    <w:multiLevelType w:val="hybridMultilevel"/>
+    <w:tmpl w:val="87F08268"/>
+    <w:lvl w:ilvl="0" w:tplc="5E46FE7E">
+      <w:start w:val="1"/>
+      <w:numFmt w:val="bullet"/>
+      <w:lvlText w:val="-"/>
+      <w:lvlJc w:val="left"/>
+      <w:pPr>
+        <w:ind w:left="1080" w:hanging="360"/>
+      </w:pPr>
+      <w:rPr>
+        <w:rFonts w:ascii="Aptos" w:hAnsi="Aptos" w:hint="default"/>
+      </w:rPr>
+    </w:lvl>
+    <w:lvl w:ilvl="1" w:tplc="C6FEB5F6">
+      <w:start w:val="1"/>
+      <w:numFmt w:val="bullet"/>
+      <w:lvlText w:val="o"/>
+      <w:lvlJc w:val="left"/>
+      <w:pPr>
+        <w:ind w:left="1800" w:hanging="360"/>
+      </w:pPr>
+      <w:rPr>
+        <w:rFonts w:ascii="Courier New" w:hAnsi="Courier New" w:hint="default"/>
+      </w:rPr>
+    </w:lvl>
+    <w:lvl w:ilvl="2" w:tplc="556EB004">
+      <w:start w:val="1"/>
+      <w:numFmt w:val="bullet"/>
+      <w:lvlText w:val=""/>
+      <w:lvlJc w:val="left"/>
+      <w:pPr>
+        <w:ind w:left="2520" w:hanging="360"/>
+      </w:pPr>
+      <w:rPr>
+        <w:rFonts w:ascii="Wingdings" w:hAnsi="Wingdings" w:hint="default"/>
+      </w:rPr>
+    </w:lvl>
+    <w:lvl w:ilvl="3" w:tplc="25BA9BD4">
+      <w:start w:val="1"/>
+      <w:numFmt w:val="bullet"/>
+      <w:lvlText w:val=""/>
+      <w:lvlJc w:val="left"/>
+      <w:pPr>
+        <w:ind w:left="3240" w:hanging="360"/>
+      </w:pPr>
+      <w:rPr>
+        <w:rFonts w:ascii="Symbol" w:hAnsi="Symbol" w:hint="default"/>
+      </w:rPr>
+    </w:lvl>
+    <w:lvl w:ilvl="4" w:tplc="7F72A1C0">
+      <w:start w:val="1"/>
+      <w:numFmt w:val="bullet"/>
+      <w:lvlText w:val="o"/>
+      <w:lvlJc w:val="left"/>
+      <w:pPr>
+        <w:ind w:left="3960" w:hanging="360"/>
+      </w:pPr>
+      <w:rPr>
+        <w:rFonts w:ascii="Courier New" w:hAnsi="Courier New" w:hint="default"/>
+      </w:rPr>
+    </w:lvl>
+    <w:lvl w:ilvl="5" w:tplc="ADE0077C">
+      <w:start w:val="1"/>
+      <w:numFmt w:val="bullet"/>
+      <w:lvlText w:val=""/>
+      <w:lvlJc w:val="left"/>
+      <w:pPr>
+        <w:ind w:left="4680" w:hanging="360"/>
+      </w:pPr>
+      <w:rPr>
+        <w:rFonts w:ascii="Wingdings" w:hAnsi="Wingdings" w:hint="default"/>
+      </w:rPr>
+    </w:lvl>
+    <w:lvl w:ilvl="6" w:tplc="8370E9D8">
+      <w:start w:val="1"/>
+      <w:numFmt w:val="bullet"/>
+      <w:lvlText w:val=""/>
+      <w:lvlJc w:val="left"/>
+      <w:pPr>
+        <w:ind w:left="5400" w:hanging="360"/>
+      </w:pPr>
+      <w:rPr>
+        <w:rFonts w:ascii="Symbol" w:hAnsi="Symbol" w:hint="default"/>
+      </w:rPr>
+    </w:lvl>
+    <w:lvl w:ilvl="7" w:tplc="ACCCBA20">
+      <w:start w:val="1"/>
+      <w:numFmt w:val="bullet"/>
+      <w:lvlText w:val="o"/>
+      <w:lvlJc w:val="left"/>
+      <w:pPr>
+        <w:ind w:left="6120" w:hanging="360"/>
+      </w:pPr>
+      <w:rPr>
+        <w:rFonts w:ascii="Courier New" w:hAnsi="Courier New" w:hint="default"/>
+      </w:rPr>
+    </w:lvl>
+    <w:lvl w:ilvl="8" w:tplc="FD9E1BC8">
+      <w:start w:val="1"/>
+      <w:numFmt w:val="bullet"/>
+      <w:lvlText w:val=""/>
+      <w:lvlJc w:val="left"/>
+      <w:pPr>
+        <w:ind w:left="6840" w:hanging="360"/>
+      </w:pPr>
+      <w:rPr>
+        <w:rFonts w:ascii="Wingdings" w:hAnsi="Wingdings" w:hint="default"/>
+      </w:rPr>
+    </w:lvl>
+  </w:abstractNum>
+  <w:abstractNum w:abstractNumId="27" w15:restartNumberingAfterBreak="0">
     <w:nsid w:val="5A8730BD"/>
     <w:multiLevelType w:val="hybridMultilevel"/>
     <w:tmpl w:val="FB023454"/>
@@ -3441,7 +8007,7 @@
       </w:rPr>
     </w:lvl>
   </w:abstractNum>
-  <w:abstractNum w:abstractNumId="18" w15:restartNumberingAfterBreak="0">
+  <w:abstractNum w:abstractNumId="28" w15:restartNumberingAfterBreak="0">
     <w:nsid w:val="5B5925CD"/>
     <w:multiLevelType w:val="multilevel"/>
     <w:tmpl w:val="A96C09A8"/>
@@ -3590,7 +8156,7 @@
       </w:rPr>
     </w:lvl>
   </w:abstractNum>
-  <w:abstractNum w:abstractNumId="19" w15:restartNumberingAfterBreak="0">
+  <w:abstractNum w:abstractNumId="29" w15:restartNumberingAfterBreak="0">
     <w:nsid w:val="5EC032F8"/>
     <w:multiLevelType w:val="hybridMultilevel"/>
     <w:tmpl w:val="1D3E4298"/>
@@ -3703,7 +8269,7 @@
       </w:rPr>
     </w:lvl>
   </w:abstractNum>
-  <w:abstractNum w:abstractNumId="20" w15:restartNumberingAfterBreak="0">
+  <w:abstractNum w:abstractNumId="30" w15:restartNumberingAfterBreak="0">
     <w:nsid w:val="5F7D02F4"/>
     <w:multiLevelType w:val="multilevel"/>
     <w:tmpl w:val="09AC501C"/>
@@ -3852,7 +8418,7 @@
       </w:rPr>
     </w:lvl>
   </w:abstractNum>
-  <w:abstractNum w:abstractNumId="21" w15:restartNumberingAfterBreak="0">
+  <w:abstractNum w:abstractNumId="31" w15:restartNumberingAfterBreak="0">
     <w:nsid w:val="5FE81E7B"/>
     <w:multiLevelType w:val="multilevel"/>
     <w:tmpl w:val="1388A9E8"/>
@@ -4001,7 +8567,7 @@
       </w:rPr>
     </w:lvl>
   </w:abstractNum>
-  <w:abstractNum w:abstractNumId="22" w15:restartNumberingAfterBreak="0">
+  <w:abstractNum w:abstractNumId="32" w15:restartNumberingAfterBreak="0">
     <w:nsid w:val="69843FDA"/>
     <w:multiLevelType w:val="hybridMultilevel"/>
     <w:tmpl w:val="85C42BAE"/>
@@ -4114,7 +8680,7 @@
       </w:rPr>
     </w:lvl>
   </w:abstractNum>
-  <w:abstractNum w:abstractNumId="23" w15:restartNumberingAfterBreak="0">
+  <w:abstractNum w:abstractNumId="33" w15:restartNumberingAfterBreak="0">
     <w:nsid w:val="6CFF313B"/>
     <w:multiLevelType w:val="multilevel"/>
     <w:tmpl w:val="CE6A4E16"/>
@@ -4263,7 +8829,7 @@
       </w:rPr>
     </w:lvl>
   </w:abstractNum>
-  <w:abstractNum w:abstractNumId="24" w15:restartNumberingAfterBreak="0">
+  <w:abstractNum w:abstractNumId="34" w15:restartNumberingAfterBreak="0">
     <w:nsid w:val="72C70040"/>
     <w:multiLevelType w:val="hybridMultilevel"/>
     <w:tmpl w:val="9EC0CFB4"/>
@@ -4376,7 +8942,7 @@
       </w:rPr>
     </w:lvl>
   </w:abstractNum>
-  <w:abstractNum w:abstractNumId="25" w15:restartNumberingAfterBreak="0">
+  <w:abstractNum w:abstractNumId="35" w15:restartNumberingAfterBreak="0">
     <w:nsid w:val="7C215535"/>
     <w:multiLevelType w:val="hybridMultilevel"/>
     <w:tmpl w:val="2B26A72E"/>
@@ -4489,7 +9055,7 @@
       </w:rPr>
     </w:lvl>
   </w:abstractNum>
-  <w:abstractNum w:abstractNumId="26" w15:restartNumberingAfterBreak="0">
+  <w:abstractNum w:abstractNumId="36" w15:restartNumberingAfterBreak="0">
     <w:nsid w:val="7CB57747"/>
     <w:multiLevelType w:val="multilevel"/>
     <w:tmpl w:val="52F84492"/>
@@ -4602,7 +9168,7 @@
       </w:pPr>
     </w:lvl>
   </w:abstractNum>
-  <w:abstractNum w:abstractNumId="27" w15:restartNumberingAfterBreak="0">
+  <w:abstractNum w:abstractNumId="37" w15:restartNumberingAfterBreak="0">
     <w:nsid w:val="7F257FD6"/>
     <w:multiLevelType w:val="multilevel"/>
     <w:tmpl w:val="F5B0140A"/>
@@ -4751,7 +9317,7 @@
       </w:rPr>
     </w:lvl>
   </w:abstractNum>
-  <w:abstractNum w:abstractNumId="28" w15:restartNumberingAfterBreak="0">
+  <w:abstractNum w:abstractNumId="38" w15:restartNumberingAfterBreak="0">
     <w:nsid w:val="7F80342C"/>
     <w:multiLevelType w:val="multilevel"/>
     <w:tmpl w:val="97E83D92"/>
@@ -4900,7 +9466,7 @@
       </w:rPr>
     </w:lvl>
   </w:abstractNum>
-  <w:abstractNum w:abstractNumId="29" w15:restartNumberingAfterBreak="0">
+  <w:abstractNum w:abstractNumId="39" w15:restartNumberingAfterBreak="0">
     <w:nsid w:val="7F8B5C4C"/>
     <w:multiLevelType w:val="multilevel"/>
     <w:tmpl w:val="2A183A3C"/>
@@ -5014,104 +9580,126 @@
     </w:lvl>
   </w:abstractNum>
   <w:num w:numId="1" w16cid:durableId="1026251279">
+    <w:abstractNumId w:val="24"/>
+  </w:num>
+  <w:num w:numId="2" w16cid:durableId="716927300">
+    <w:abstractNumId w:val="4"/>
+  </w:num>
+  <w:num w:numId="3" w16cid:durableId="31197099">
+    <w:abstractNumId w:val="33"/>
+  </w:num>
+  <w:num w:numId="4" w16cid:durableId="1142187960">
+    <w:abstractNumId w:val="17"/>
+  </w:num>
+  <w:num w:numId="5" w16cid:durableId="1757094445">
+    <w:abstractNumId w:val="28"/>
+  </w:num>
+  <w:num w:numId="6" w16cid:durableId="1684897471">
+    <w:abstractNumId w:val="30"/>
+  </w:num>
+  <w:num w:numId="7" w16cid:durableId="82603706">
+    <w:abstractNumId w:val="8"/>
+  </w:num>
+  <w:num w:numId="8" w16cid:durableId="1374693586">
+    <w:abstractNumId w:val="7"/>
+  </w:num>
+  <w:num w:numId="9" w16cid:durableId="1533152166">
+    <w:abstractNumId w:val="9"/>
+  </w:num>
+  <w:num w:numId="10" w16cid:durableId="1156149650">
+    <w:abstractNumId w:val="38"/>
+  </w:num>
+  <w:num w:numId="11" w16cid:durableId="870993098">
+    <w:abstractNumId w:val="19"/>
+  </w:num>
+  <w:num w:numId="12" w16cid:durableId="1225027792">
+    <w:abstractNumId w:val="6"/>
+  </w:num>
+  <w:num w:numId="13" w16cid:durableId="380205446">
     <w:abstractNumId w:val="15"/>
   </w:num>
-  <w:num w:numId="2" w16cid:durableId="716927300">
+  <w:num w:numId="14" w16cid:durableId="1590848685">
+    <w:abstractNumId w:val="31"/>
+  </w:num>
+  <w:num w:numId="15" w16cid:durableId="16200218">
+    <w:abstractNumId w:val="37"/>
+  </w:num>
+  <w:num w:numId="16" w16cid:durableId="453445794">
+    <w:abstractNumId w:val="23"/>
+  </w:num>
+  <w:num w:numId="17" w16cid:durableId="1648315378">
+    <w:abstractNumId w:val="21"/>
+  </w:num>
+  <w:num w:numId="18" w16cid:durableId="1843428005">
+    <w:abstractNumId w:val="25"/>
+  </w:num>
+  <w:num w:numId="19" w16cid:durableId="463086210">
+    <w:abstractNumId w:val="20"/>
+  </w:num>
+  <w:num w:numId="20" w16cid:durableId="847670857">
+    <w:abstractNumId w:val="39"/>
+  </w:num>
+  <w:num w:numId="21" w16cid:durableId="673191339">
+    <w:abstractNumId w:val="12"/>
+  </w:num>
+  <w:num w:numId="22" w16cid:durableId="220021889">
+    <w:abstractNumId w:val="36"/>
+  </w:num>
+  <w:num w:numId="23" w16cid:durableId="407386357">
+    <w:abstractNumId w:val="11"/>
+  </w:num>
+  <w:num w:numId="24" w16cid:durableId="1256597079">
+    <w:abstractNumId w:val="29"/>
+  </w:num>
+  <w:num w:numId="25" w16cid:durableId="734551320">
+    <w:abstractNumId w:val="35"/>
+  </w:num>
+  <w:num w:numId="26" w16cid:durableId="662899170">
+    <w:abstractNumId w:val="13"/>
+  </w:num>
+  <w:num w:numId="27" w16cid:durableId="2145542381">
+    <w:abstractNumId w:val="14"/>
+  </w:num>
+  <w:num w:numId="28" w16cid:durableId="1586181352">
+    <w:abstractNumId w:val="27"/>
+  </w:num>
+  <w:num w:numId="29" w16cid:durableId="1596936341">
+    <w:abstractNumId w:val="32"/>
+  </w:num>
+  <w:num w:numId="30" w16cid:durableId="1385058442">
+    <w:abstractNumId w:val="34"/>
+  </w:num>
+  <w:num w:numId="31" w16cid:durableId="1735201175">
+    <w:abstractNumId w:val="26"/>
+  </w:num>
+  <w:num w:numId="32" w16cid:durableId="1660957068">
     <w:abstractNumId w:val="0"/>
   </w:num>
-  <w:num w:numId="3" w16cid:durableId="31197099">
-    <w:abstractNumId w:val="23"/>
+  <w:num w:numId="33" w16cid:durableId="1234464565">
+    <w:abstractNumId w:val="3"/>
   </w:num>
-  <w:num w:numId="4" w16cid:durableId="1142187960">
+  <w:num w:numId="34" w16cid:durableId="627006762">
     <w:abstractNumId w:val="10"/>
   </w:num>
-  <w:num w:numId="5" w16cid:durableId="1757094445">
+  <w:num w:numId="35" w16cid:durableId="2117022268">
+    <w:abstractNumId w:val="22"/>
+  </w:num>
+  <w:num w:numId="36" w16cid:durableId="1228569593">
+    <w:abstractNumId w:val="2"/>
+  </w:num>
+  <w:num w:numId="37" w16cid:durableId="2026856601">
+    <w:abstractNumId w:val="16"/>
+  </w:num>
+  <w:num w:numId="38" w16cid:durableId="1921327283">
+    <w:abstractNumId w:val="1"/>
+  </w:num>
+  <w:num w:numId="39" w16cid:durableId="821389347">
+    <w:abstractNumId w:val="5"/>
+  </w:num>
+  <w:num w:numId="40" w16cid:durableId="278806670">
     <w:abstractNumId w:val="18"/>
   </w:num>
-  <w:num w:numId="6" w16cid:durableId="1684897471">
-    <w:abstractNumId w:val="20"/>
-  </w:num>
-  <w:num w:numId="7" w16cid:durableId="82603706">
-    <w:abstractNumId w:val="3"/>
-  </w:num>
-  <w:num w:numId="8" w16cid:durableId="1374693586">
-    <w:abstractNumId w:val="2"/>
-  </w:num>
-  <w:num w:numId="9" w16cid:durableId="1533152166">
-    <w:abstractNumId w:val="4"/>
-  </w:num>
-  <w:num w:numId="10" w16cid:durableId="1156149650">
-    <w:abstractNumId w:val="28"/>
-  </w:num>
-  <w:num w:numId="11" w16cid:durableId="870993098">
-    <w:abstractNumId w:val="11"/>
-  </w:num>
-  <w:num w:numId="12" w16cid:durableId="1225027792">
-    <w:abstractNumId w:val="1"/>
-  </w:num>
-  <w:num w:numId="13" w16cid:durableId="380205446">
-    <w:abstractNumId w:val="9"/>
-  </w:num>
-  <w:num w:numId="14" w16cid:durableId="1590848685">
-    <w:abstractNumId w:val="21"/>
-  </w:num>
-  <w:num w:numId="15" w16cid:durableId="16200218">
-    <w:abstractNumId w:val="27"/>
-  </w:num>
-  <w:num w:numId="16" w16cid:durableId="453445794">
-    <w:abstractNumId w:val="14"/>
-  </w:num>
-  <w:num w:numId="17" w16cid:durableId="1648315378">
-    <w:abstractNumId w:val="13"/>
-  </w:num>
-  <w:num w:numId="18" w16cid:durableId="1843428005">
-    <w:abstractNumId w:val="16"/>
-  </w:num>
-  <w:num w:numId="19" w16cid:durableId="463086210">
-    <w:abstractNumId w:val="12"/>
-  </w:num>
-  <w:num w:numId="20" w16cid:durableId="847670857">
-    <w:abstractNumId w:val="29"/>
-  </w:num>
-  <w:num w:numId="21" w16cid:durableId="673191339">
-    <w:abstractNumId w:val="6"/>
-  </w:num>
-  <w:num w:numId="22" w16cid:durableId="220021889">
-    <w:abstractNumId w:val="26"/>
-  </w:num>
-  <w:num w:numId="23" w16cid:durableId="407386357">
-    <w:abstractNumId w:val="5"/>
-  </w:num>
-  <w:num w:numId="24" w16cid:durableId="1256597079">
-    <w:abstractNumId w:val="19"/>
-  </w:num>
-  <w:num w:numId="25" w16cid:durableId="734551320">
-    <w:abstractNumId w:val="25"/>
-  </w:num>
-  <w:num w:numId="26" w16cid:durableId="662899170">
-    <w:abstractNumId w:val="7"/>
-  </w:num>
-  <w:num w:numId="27" w16cid:durableId="2145542381">
-    <w:abstractNumId w:val="8"/>
-  </w:num>
-  <w:num w:numId="28" w16cid:durableId="1586181352">
-    <w:abstractNumId w:val="17"/>
-  </w:num>
-  <w:num w:numId="29" w16cid:durableId="1596936341">
-    <w:abstractNumId w:val="22"/>
-  </w:num>
-  <w:num w:numId="30" w16cid:durableId="1385058442">
-    <w:abstractNumId w:val="24"/>
-  </w:num>
 </w:numbering>
-</file>
-
-<file path=word/people.xml><?xml version="1.0" encoding="utf-8"?>
-<w15:people xmlns:wpc="http://schemas.microsoft.com/office/word/2010/wordprocessingCanvas" xmlns:cx="http://schemas.microsoft.com/office/drawing/2014/chartex" xmlns:cx1="http://schemas.microsoft.com/office/drawing/2015/9/8/chartex" xmlns:cx2="http://schemas.microsoft.com/office/drawing/2015/10/21/chartex" xmlns:cx3="http://schemas.microsoft.com/office/drawing/2016/5/9/chartex" xmlns:cx4="http://schemas.microsoft.com/office/drawing/2016/5/10/chartex" xmlns:cx5="http://schemas.microsoft.com/office/drawing/2016/5/11/chartex" xmlns:cx6="http://schemas.microsoft.com/office/drawing/2016/5/12/chartex" xmlns:cx7="http://schemas.microsoft.com/office/drawing/2016/5/13/chartex" xmlns:cx8="http://schemas.microsoft.com/office/drawing/2016/5/14/chartex" xmlns:mc="http://schemas.openxmlformats.org/markup-compatibility/2006" xmlns:aink="http://schemas.microsoft.com/office/drawing/2016/ink" xmlns:am3d="http://schemas.microsoft.com/office/drawing/2017/model3d" xmlns:o="urn:schemas-microsoft-com:office:office" xmlns:oel="http://schemas.microsoft.com/office/2019/extlst" xmlns:r="http://schemas.openxmlformats.org/officeDocument/2006/relationships" xmlns:m="http://schemas.openxmlformats.org/officeDocument/2006/math" xmlns:v="urn:schemas-microsoft-com:vml" xmlns:wp14="http://schemas.microsoft.com/office/word/2010/wordprocessingDrawing" xmlns:wp="http://schemas.openxmlformats.org/drawingml/2006/wordprocessingDrawing" xmlns:w10="urn:schemas-microsoft-com:office:word" xmlns:w="http://schemas.openxmlformats.org/wordprocessingml/2006/main" xmlns:w14="http://schemas.microsoft.com/office/word/2010/wordml" xmlns:w15="http://schemas.microsoft.com/office/word/2012/wordml" xmlns:w16cex="http://schemas.microsoft.com/office/word/2018/wordml/cex" xmlns:w16cid="http://schemas.microsoft.com/office/word/2016/wordml/cid" xmlns:w16="http://schemas.microsoft.com/office/word/2018/wordml" xmlns:w16du="http://schemas.microsoft.com/office/word/2023/wordml/word16du" xmlns:w16sdtdh="http://schemas.microsoft.com/office/word/2020/wordml/sdtdatahash" xmlns:w16sdtfl="http://schemas.microsoft.com/office/word/2024/wordml/sdtformatlock" xmlns:w16se="http://schemas.microsoft.com/office/word/2015/wordml/symex" xmlns:wpg="http://schemas.microsoft.com/office/word/2010/wordprocessingGroup" xmlns:wpi="http://schemas.microsoft.com/office/word/2010/wordprocessingInk" xmlns:wne="http://schemas.microsoft.com/office/word/2006/wordml" xmlns:wps="http://schemas.microsoft.com/office/word/2010/wordprocessingShape" mc:Ignorable="w14 w15 w16se w16cid w16 w16cex w16sdtdh w16sdtfl w16du wp14">
-  <w15:person w15:author="Oumaima Anbari">
-    <w15:presenceInfo w15:providerId="AD" w15:userId="S::oumaima.anbari@student.hu.nl::aa60b7cb-9021-4a74-b117-853c284d9ead"/>
-  </w15:person>
-</w15:people>
 </file>
 
 <file path=word/styles.xml><?xml version="1.0" encoding="utf-8"?>
@@ -6133,6 +10721,23 @@
       <w:szCs w:val="20"/>
     </w:rPr>
   </w:style>
+  <w:style w:type="paragraph" w:styleId="NoSpacing">
+    <w:name w:val="No Spacing"/>
+    <w:link w:val="NoSpacingChar"/>
+    <w:uiPriority w:val="1"/>
+    <w:qFormat/>
+    <w:rsid w:val="00FC4D76"/>
+    <w:pPr>
+      <w:spacing w:after="0" w:line="240" w:lineRule="auto"/>
+    </w:pPr>
+  </w:style>
+  <w:style w:type="character" w:customStyle="1" w:styleId="NoSpacingChar">
+    <w:name w:val="No Spacing Char"/>
+    <w:basedOn w:val="DefaultParagraphFont"/>
+    <w:link w:val="NoSpacing"/>
+    <w:uiPriority w:val="1"/>
+    <w:rsid w:val="00FC4D76"/>
+  </w:style>
 </w:styles>
 </file>
 
